--- a/高级语言程序设计_实践/实践报告-胡德悦-080901-高级语言程序设计.docx
+++ b/高级语言程序设计_实践/实践报告-胡德悦-080901-高级语言程序设计.docx
@@ -1134,23 +1134,90 @@
                 <w:u w:val="none"/>
                 <w:lang w:val="en-US" w:eastAsia="zh-CN"/>
               </w:rPr>
-              <w:t xml:space="preserve"> 通过对FIFO页面置换算法的模拟，练习C++的标准输入输出流（iostream）及格式化输出（iomanip）。                                                      </w:t>
-            </w:r>
-            <w:r>
-              <w:rPr>
-                <w:rFonts w:hint="eastAsia" w:ascii="宋体" w:hAnsi="宋体" w:eastAsia="宋体" w:cs="宋体"/>
-                <w:b w:val="0"/>
-                <w:bCs w:val="0"/>
+              <w:t xml:space="preserve"> 通过对</w:t>
+            </w:r>
+            <w:r>
+              <w:rPr>
+                <w:rFonts w:hint="eastAsia" w:ascii="宋体" w:hAnsi="宋体" w:eastAsia="宋体" w:cs="宋体"/>
+                <w:b/>
+                <w:bCs/>
                 <w:sz w:val="21"/>
                 <w:szCs w:val="21"/>
                 <w:u w:val="none"/>
                 <w:lang w:val="en-US" w:eastAsia="zh-CN"/>
               </w:rPr>
-              <w:t xml:space="preserve">      </w:t>
-            </w:r>
-          </w:p>
-          <w:p>
-            <w:pPr>
+              <w:t>FIFO页面置换算法</w:t>
+            </w:r>
+            <w:r>
+              <w:rPr>
+                <w:rFonts w:hint="eastAsia" w:ascii="宋体" w:hAnsi="宋体" w:eastAsia="宋体" w:cs="宋体"/>
+                <w:b w:val="0"/>
+                <w:bCs w:val="0"/>
+                <w:sz w:val="21"/>
+                <w:szCs w:val="21"/>
+                <w:u w:val="none"/>
+                <w:lang w:val="en-US" w:eastAsia="zh-CN"/>
+              </w:rPr>
+              <w:t>的模拟，练习C++的标准输入输出流（iostream）及格式化输出（iomanip）。</w:t>
+            </w:r>
+          </w:p>
+          <w:p>
+            <w:pPr>
+              <w:keepNext w:val="0"/>
+              <w:keepLines w:val="0"/>
+              <w:pageBreakBefore w:val="0"/>
+              <w:widowControl w:val="0"/>
+              <w:kinsoku/>
+              <w:wordWrap/>
+              <w:overflowPunct/>
+              <w:topLinePunct w:val="0"/>
+              <w:autoSpaceDE/>
+              <w:autoSpaceDN/>
+              <w:bidi w:val="0"/>
+              <w:adjustRightInd/>
+              <w:snapToGrid/>
+              <w:ind w:left="560" w:hanging="420" w:hangingChars="200"/>
+              <w:textAlignment w:val="auto"/>
+              <w:rPr>
+                <w:rFonts w:hint="eastAsia" w:ascii="宋体" w:hAnsi="宋体" w:eastAsia="宋体" w:cs="宋体"/>
+                <w:b w:val="0"/>
+                <w:bCs w:val="0"/>
+                <w:sz w:val="21"/>
+                <w:szCs w:val="21"/>
+                <w:u w:val="none"/>
+                <w:lang w:val="en-US" w:eastAsia="zh-CN"/>
+              </w:rPr>
+            </w:pPr>
+            <w:r>
+              <w:rPr>
+                <w:rFonts w:hint="eastAsia" w:ascii="宋体" w:hAnsi="宋体" w:eastAsia="宋体" w:cs="宋体"/>
+                <w:b w:val="0"/>
+                <w:bCs w:val="0"/>
+                <w:sz w:val="21"/>
+                <w:szCs w:val="21"/>
+                <w:u w:val="none"/>
+                <w:lang w:val="en-US" w:eastAsia="zh-CN"/>
+              </w:rPr>
+              <w:t xml:space="preserve">4、 通过流程化逻辑设计，增强对操作系统虚拟存储管理机制的直观认识。  </w:t>
+            </w:r>
+          </w:p>
+          <w:p>
+            <w:pPr>
+              <w:keepNext w:val="0"/>
+              <w:keepLines w:val="0"/>
+              <w:pageBreakBefore w:val="0"/>
+              <w:widowControl w:val="0"/>
+              <w:kinsoku/>
+              <w:wordWrap/>
+              <w:overflowPunct/>
+              <w:topLinePunct w:val="0"/>
+              <w:autoSpaceDE/>
+              <w:autoSpaceDN/>
+              <w:bidi w:val="0"/>
+              <w:adjustRightInd/>
+              <w:snapToGrid/>
+              <w:ind w:left="560" w:hanging="420" w:hangingChars="200"/>
+              <w:textAlignment w:val="auto"/>
               <w:rPr>
                 <w:rFonts w:hint="eastAsia" w:ascii="宋体" w:hAnsi="宋体" w:eastAsia="宋体" w:cs="宋体"/>
                 <w:b w:val="0"/>
@@ -1161,6 +1228,18 @@
                 <w:lang w:val="en-US" w:eastAsia="zh-CN"/>
               </w:rPr>
             </w:pPr>
+            <w:r>
+              <w:rPr>
+                <w:rFonts w:hint="eastAsia" w:ascii="宋体" w:hAnsi="宋体" w:eastAsia="宋体" w:cs="宋体"/>
+                <w:b w:val="0"/>
+                <w:bCs w:val="0"/>
+                <w:sz w:val="21"/>
+                <w:szCs w:val="21"/>
+                <w:u w:val="none"/>
+                <w:lang w:val="en-US" w:eastAsia="zh-CN"/>
+              </w:rPr>
+              <w:t xml:space="preserve">                                                          </w:t>
+            </w:r>
           </w:p>
         </w:tc>
       </w:tr>
@@ -1264,57 +1343,6 @@
               </w:rPr>
             </w:pPr>
             <w:r>
-              <w:drawing>
-                <wp:anchor distT="0" distB="0" distL="114300" distR="114300" simplePos="0" relativeHeight="251659264" behindDoc="0" locked="0" layoutInCell="1" allowOverlap="1">
-                  <wp:simplePos x="0" y="0"/>
-                  <wp:positionH relativeFrom="column">
-                    <wp:posOffset>1196975</wp:posOffset>
-                  </wp:positionH>
-                  <wp:positionV relativeFrom="paragraph">
-                    <wp:posOffset>654685</wp:posOffset>
-                  </wp:positionV>
-                  <wp:extent cx="2879725" cy="1068705"/>
-                  <wp:effectExtent l="0" t="0" r="15875" b="17145"/>
-                  <wp:wrapTopAndBottom/>
-                  <wp:docPr id="4" name="图片 2"/>
-                  <wp:cNvGraphicFramePr>
-                    <a:graphicFrameLocks xmlns:a="http://schemas.openxmlformats.org/drawingml/2006/main" noChangeAspect="1"/>
-                  </wp:cNvGraphicFramePr>
-                  <a:graphic xmlns:a="http://schemas.openxmlformats.org/drawingml/2006/main">
-                    <a:graphicData uri="http://schemas.openxmlformats.org/drawingml/2006/picture">
-                      <pic:pic xmlns:pic="http://schemas.openxmlformats.org/drawingml/2006/picture">
-                        <pic:nvPicPr>
-                          <pic:cNvPr id="4" name="图片 2"/>
-                          <pic:cNvPicPr>
-                            <a:picLocks noChangeAspect="1"/>
-                          </pic:cNvPicPr>
-                        </pic:nvPicPr>
-                        <pic:blipFill>
-                          <a:blip r:embed="rId5"/>
-                          <a:stretch>
-                            <a:fillRect/>
-                          </a:stretch>
-                        </pic:blipFill>
-                        <pic:spPr>
-                          <a:xfrm>
-                            <a:off x="0" y="0"/>
-                            <a:ext cx="2879725" cy="1068705"/>
-                          </a:xfrm>
-                          <a:prstGeom prst="rect">
-                            <a:avLst/>
-                          </a:prstGeom>
-                          <a:noFill/>
-                          <a:ln>
-                            <a:noFill/>
-                          </a:ln>
-                        </pic:spPr>
-                      </pic:pic>
-                    </a:graphicData>
-                  </a:graphic>
-                </wp:anchor>
-              </w:drawing>
-            </w:r>
-            <w:r>
               <w:rPr>
                 <w:rFonts w:hint="eastAsia" w:ascii="宋体" w:hAnsi="宋体" w:eastAsia="宋体" w:cs="宋体"/>
                 <w:b w:val="0"/>
@@ -1325,6 +1353,56 @@
                 <w:lang w:val="en-US" w:eastAsia="zh-CN"/>
               </w:rPr>
               <w:t>封装性：定义PageManager类，将物理块数组（blocks）、容量（capacity）、缺页统计（faultCount）等数据成员封装在类内，通过公共接口（access, isHit）暴露功能。</w:t>
+            </w:r>
+          </w:p>
+          <w:p>
+            <w:pPr>
+              <w:keepNext w:val="0"/>
+              <w:keepLines w:val="0"/>
+              <w:pageBreakBefore w:val="0"/>
+              <w:widowControl w:val="0"/>
+              <w:numPr>
+                <w:ilvl w:val="0"/>
+                <w:numId w:val="2"/>
+              </w:numPr>
+              <w:tabs>
+                <w:tab w:val="left" w:pos="540"/>
+                <w:tab w:val="left" w:pos="8280"/>
+              </w:tabs>
+              <w:kinsoku/>
+              <w:wordWrap/>
+              <w:overflowPunct/>
+              <w:topLinePunct w:val="0"/>
+              <w:autoSpaceDE/>
+              <w:autoSpaceDN/>
+              <w:bidi w:val="0"/>
+              <w:adjustRightInd/>
+              <w:snapToGrid/>
+              <w:spacing w:line="440" w:lineRule="exact"/>
+              <w:ind w:left="420" w:leftChars="0" w:hanging="420" w:hangingChars="200"/>
+              <w:jc w:val="both"/>
+              <w:textAlignment w:val="auto"/>
+              <w:rPr>
+                <w:rFonts w:hint="eastAsia" w:ascii="宋体" w:hAnsi="宋体" w:eastAsia="宋体" w:cs="宋体"/>
+                <w:b w:val="0"/>
+                <w:bCs w:val="0"/>
+                <w:sz w:val="21"/>
+                <w:szCs w:val="21"/>
+                <w:u w:val="none"/>
+                <w:lang w:val="en-US" w:eastAsia="zh-CN"/>
+              </w:rPr>
+            </w:pPr>
+            <w:r>
+              <w:rPr>
+                <w:rFonts w:hint="eastAsia" w:ascii="宋体" w:hAnsi="宋体" w:eastAsia="宋体" w:cs="宋体"/>
+                <w:b w:val="0"/>
+                <w:bCs w:val="0"/>
+                <w:sz w:val="21"/>
+                <w:szCs w:val="21"/>
+                <w:u w:val="none"/>
+                <w:lang w:val="en-US" w:eastAsia="zh-CN"/>
+              </w:rPr>
+              <w:t xml:space="preserve">利用类成员维护FIFO算法的“先进”状态指针（nextReplace）。  </w:t>
             </w:r>
           </w:p>
           <w:p>
@@ -1350,7 +1428,7 @@
               <w:adjustRightInd/>
               <w:snapToGrid/>
               <w:spacing w:line="440" w:lineRule="exact"/>
-              <w:ind w:leftChars="-200"/>
+              <w:jc w:val="both"/>
               <w:textAlignment w:val="auto"/>
               <w:rPr>
                 <w:rFonts w:hint="eastAsia" w:ascii="宋体" w:hAnsi="宋体" w:eastAsia="宋体" w:cs="宋体"/>
@@ -1363,55 +1441,150 @@
               </w:rPr>
             </w:pPr>
             <w:r>
-              <w:drawing>
-                <wp:anchor distT="0" distB="0" distL="114300" distR="114300" simplePos="0" relativeHeight="251660288" behindDoc="0" locked="0" layoutInCell="1" allowOverlap="1">
-                  <wp:simplePos x="0" y="0"/>
-                  <wp:positionH relativeFrom="column">
-                    <wp:posOffset>1187450</wp:posOffset>
-                  </wp:positionH>
-                  <wp:positionV relativeFrom="paragraph">
-                    <wp:posOffset>1249680</wp:posOffset>
-                  </wp:positionV>
-                  <wp:extent cx="2879725" cy="1104900"/>
-                  <wp:effectExtent l="0" t="0" r="15875" b="0"/>
-                  <wp:wrapTopAndBottom/>
-                  <wp:docPr id="5" name="图片 3"/>
-                  <wp:cNvGraphicFramePr>
-                    <a:graphicFrameLocks xmlns:a="http://schemas.openxmlformats.org/drawingml/2006/main" noChangeAspect="1"/>
-                  </wp:cNvGraphicFramePr>
-                  <a:graphic xmlns:a="http://schemas.openxmlformats.org/drawingml/2006/main">
-                    <a:graphicData uri="http://schemas.openxmlformats.org/drawingml/2006/picture">
-                      <pic:pic xmlns:pic="http://schemas.openxmlformats.org/drawingml/2006/picture">
-                        <pic:nvPicPr>
-                          <pic:cNvPr id="5" name="图片 3"/>
-                          <pic:cNvPicPr>
-                            <a:picLocks noChangeAspect="1"/>
-                          </pic:cNvPicPr>
-                        </pic:nvPicPr>
-                        <pic:blipFill>
-                          <a:blip r:embed="rId6"/>
-                          <a:stretch>
-                            <a:fillRect/>
-                          </a:stretch>
-                        </pic:blipFill>
-                        <pic:spPr>
-                          <a:xfrm>
-                            <a:off x="0" y="0"/>
-                            <a:ext cx="2879725" cy="1104900"/>
-                          </a:xfrm>
-                          <a:prstGeom prst="rect">
-                            <a:avLst/>
-                          </a:prstGeom>
-                          <a:noFill/>
-                          <a:ln>
-                            <a:noFill/>
-                          </a:ln>
-                        </pic:spPr>
-                      </pic:pic>
-                    </a:graphicData>
-                  </a:graphic>
-                </wp:anchor>
-              </w:drawing>
+              <w:rPr>
+                <w:sz w:val="21"/>
+              </w:rPr>
+              <mc:AlternateContent>
+                <mc:Choice Requires="wpg">
+                  <w:drawing>
+                    <wp:anchor distT="0" distB="0" distL="114300" distR="114300" simplePos="0" relativeHeight="251661312" behindDoc="0" locked="0" layoutInCell="1" allowOverlap="1">
+                      <wp:simplePos x="0" y="0"/>
+                      <wp:positionH relativeFrom="column">
+                        <wp:posOffset>1905</wp:posOffset>
+                      </wp:positionH>
+                      <wp:positionV relativeFrom="paragraph">
+                        <wp:posOffset>84455</wp:posOffset>
+                      </wp:positionV>
+                      <wp:extent cx="5281930" cy="2160270"/>
+                      <wp:effectExtent l="0" t="0" r="1270" b="11430"/>
+                      <wp:wrapNone/>
+                      <wp:docPr id="8" name="组合 8"/>
+                      <wp:cNvGraphicFramePr/>
+                      <a:graphic xmlns:a="http://schemas.openxmlformats.org/drawingml/2006/main">
+                        <a:graphicData uri="http://schemas.microsoft.com/office/word/2010/wordprocessingGroup">
+                          <wpg:wgp>
+                            <wpg:cNvGrpSpPr/>
+                            <wpg:grpSpPr>
+                              <a:xfrm>
+                                <a:off x="0" y="0"/>
+                                <a:ext cx="5281930" cy="2160270"/>
+                                <a:chOff x="5074" y="11542"/>
+                                <a:chExt cx="8318" cy="3402"/>
+                              </a:xfrm>
+                            </wpg:grpSpPr>
+                            <pic:pic xmlns:pic="http://schemas.openxmlformats.org/drawingml/2006/picture">
+                              <pic:nvPicPr>
+                                <pic:cNvPr id="5" name="图片 3"/>
+                                <pic:cNvPicPr>
+                                  <a:picLocks noChangeAspect="1"/>
+                                </pic:cNvPicPr>
+                              </pic:nvPicPr>
+                              <pic:blipFill>
+                                <a:blip r:embed="rId5"/>
+                                <a:stretch>
+                                  <a:fillRect/>
+                                </a:stretch>
+                              </pic:blipFill>
+                              <pic:spPr>
+                                <a:xfrm>
+                                  <a:off x="5074" y="13346"/>
+                                  <a:ext cx="4161" cy="1598"/>
+                                </a:xfrm>
+                                <a:prstGeom prst="rect">
+                                  <a:avLst/>
+                                </a:prstGeom>
+                                <a:noFill/>
+                                <a:ln>
+                                  <a:noFill/>
+                                </a:ln>
+                              </pic:spPr>
+                            </pic:pic>
+                            <pic:pic xmlns:pic="http://schemas.openxmlformats.org/drawingml/2006/picture">
+                              <pic:nvPicPr>
+                                <pic:cNvPr id="6" name="图片 4"/>
+                                <pic:cNvPicPr>
+                                  <a:picLocks noChangeAspect="1"/>
+                                </pic:cNvPicPr>
+                              </pic:nvPicPr>
+                              <pic:blipFill>
+                                <a:blip r:embed="rId6"/>
+                                <a:stretch>
+                                  <a:fillRect/>
+                                </a:stretch>
+                              </pic:blipFill>
+                              <pic:spPr>
+                                <a:xfrm>
+                                  <a:off x="9296" y="11542"/>
+                                  <a:ext cx="4097" cy="3402"/>
+                                </a:xfrm>
+                                <a:prstGeom prst="rect">
+                                  <a:avLst/>
+                                </a:prstGeom>
+                                <a:noFill/>
+                                <a:ln>
+                                  <a:noFill/>
+                                </a:ln>
+                              </pic:spPr>
+                            </pic:pic>
+                            <pic:pic xmlns:pic="http://schemas.openxmlformats.org/drawingml/2006/picture">
+                              <pic:nvPicPr>
+                                <pic:cNvPr id="4" name="图片 2"/>
+                                <pic:cNvPicPr>
+                                  <a:picLocks noChangeAspect="1"/>
+                                </pic:cNvPicPr>
+                              </pic:nvPicPr>
+                              <pic:blipFill>
+                                <a:blip r:embed="rId7"/>
+                                <a:stretch>
+                                  <a:fillRect/>
+                                </a:stretch>
+                              </pic:blipFill>
+                              <pic:spPr>
+                                <a:xfrm>
+                                  <a:off x="5074" y="11542"/>
+                                  <a:ext cx="4168" cy="1546"/>
+                                </a:xfrm>
+                                <a:prstGeom prst="rect">
+                                  <a:avLst/>
+                                </a:prstGeom>
+                                <a:noFill/>
+                                <a:ln>
+                                  <a:noFill/>
+                                </a:ln>
+                              </pic:spPr>
+                            </pic:pic>
+                          </wpg:wgp>
+                        </a:graphicData>
+                      </a:graphic>
+                    </wp:anchor>
+                  </w:drawing>
+                </mc:Choice>
+                <mc:Fallback>
+                  <w:pict>
+                    <v:group id="_x0000_s1026" o:spid="_x0000_s1026" o:spt="203" style="position:absolute;left:0pt;margin-left:0.15pt;margin-top:6.65pt;height:170.1pt;width:415.9pt;z-index:251661312;mso-width-relative:page;mso-height-relative:page;" coordorigin="5074,11542" coordsize="8318,3402" o:gfxdata="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">
+                      <o:lock v:ext="edit" aspectratio="f"/>
+                      <v:shape id="图片 3" o:spid="_x0000_s1026" o:spt="75" type="#_x0000_t75" style="position:absolute;left:5074;top:13346;height:1598;width:4161;" filled="f" o:preferrelative="t" stroked="f" coordsize="21600,21600" o:gfxdata="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">
+                        <v:fill on="f" focussize="0,0"/>
+                        <v:stroke on="f"/>
+                        <v:imagedata r:id="rId5" o:title=""/>
+                        <o:lock v:ext="edit" aspectratio="t"/>
+                      </v:shape>
+                      <v:shape id="图片 4" o:spid="_x0000_s1026" o:spt="75" type="#_x0000_t75" style="position:absolute;left:9296;top:11542;height:3402;width:4097;" filled="f" o:preferrelative="t" stroked="f" coordsize="21600,21600" o:gfxdata="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">
+                        <v:fill on="f" focussize="0,0"/>
+                        <v:stroke on="f"/>
+                        <v:imagedata r:id="rId6" o:title=""/>
+                        <o:lock v:ext="edit" aspectratio="t"/>
+                      </v:shape>
+                      <v:shape id="图片 2" o:spid="_x0000_s1026" o:spt="75" type="#_x0000_t75" style="position:absolute;left:5074;top:11542;height:1546;width:4168;" filled="f" o:preferrelative="t" stroked="f" coordsize="21600,21600" o:gfxdata="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">
+                        <v:fill on="f" focussize="0,0"/>
+                        <v:stroke on="f"/>
+                        <v:imagedata r:id="rId7" o:title=""/>
+                        <o:lock v:ext="edit" aspectratio="t"/>
+                      </v:shape>
+                    </v:group>
+                  </w:pict>
+                </mc:Fallback>
+              </mc:AlternateContent>
             </w:r>
           </w:p>
           <w:p>
@@ -1437,7 +1610,151 @@
               <w:adjustRightInd/>
               <w:snapToGrid/>
               <w:spacing w:line="440" w:lineRule="exact"/>
-              <w:ind w:leftChars="-200"/>
+              <w:jc w:val="both"/>
+              <w:textAlignment w:val="auto"/>
+              <w:rPr>
+                <w:rFonts w:hint="eastAsia" w:ascii="宋体" w:hAnsi="宋体" w:eastAsia="宋体" w:cs="宋体"/>
+                <w:b w:val="0"/>
+                <w:bCs w:val="0"/>
+                <w:sz w:val="21"/>
+                <w:szCs w:val="21"/>
+                <w:u w:val="none"/>
+                <w:lang w:val="en-US" w:eastAsia="zh-CN"/>
+              </w:rPr>
+            </w:pPr>
+          </w:p>
+          <w:p>
+            <w:pPr>
+              <w:keepNext w:val="0"/>
+              <w:keepLines w:val="0"/>
+              <w:pageBreakBefore w:val="0"/>
+              <w:widowControl w:val="0"/>
+              <w:numPr>
+                <w:numId w:val="0"/>
+              </w:numPr>
+              <w:tabs>
+                <w:tab w:val="left" w:pos="540"/>
+                <w:tab w:val="left" w:pos="8280"/>
+              </w:tabs>
+              <w:kinsoku/>
+              <w:wordWrap/>
+              <w:overflowPunct/>
+              <w:topLinePunct w:val="0"/>
+              <w:autoSpaceDE/>
+              <w:autoSpaceDN/>
+              <w:bidi w:val="0"/>
+              <w:adjustRightInd/>
+              <w:snapToGrid/>
+              <w:spacing w:line="440" w:lineRule="exact"/>
+              <w:jc w:val="both"/>
+              <w:textAlignment w:val="auto"/>
+              <w:rPr>
+                <w:rFonts w:hint="eastAsia" w:ascii="宋体" w:hAnsi="宋体" w:eastAsia="宋体" w:cs="宋体"/>
+                <w:b w:val="0"/>
+                <w:bCs w:val="0"/>
+                <w:sz w:val="21"/>
+                <w:szCs w:val="21"/>
+                <w:u w:val="none"/>
+                <w:lang w:val="en-US" w:eastAsia="zh-CN"/>
+              </w:rPr>
+            </w:pPr>
+          </w:p>
+          <w:p>
+            <w:pPr>
+              <w:keepNext w:val="0"/>
+              <w:keepLines w:val="0"/>
+              <w:pageBreakBefore w:val="0"/>
+              <w:widowControl w:val="0"/>
+              <w:numPr>
+                <w:numId w:val="0"/>
+              </w:numPr>
+              <w:tabs>
+                <w:tab w:val="left" w:pos="540"/>
+                <w:tab w:val="left" w:pos="8280"/>
+              </w:tabs>
+              <w:kinsoku/>
+              <w:wordWrap/>
+              <w:overflowPunct/>
+              <w:topLinePunct w:val="0"/>
+              <w:autoSpaceDE/>
+              <w:autoSpaceDN/>
+              <w:bidi w:val="0"/>
+              <w:adjustRightInd/>
+              <w:snapToGrid/>
+              <w:spacing w:line="440" w:lineRule="exact"/>
+              <w:jc w:val="both"/>
+              <w:textAlignment w:val="auto"/>
+              <w:rPr>
+                <w:rFonts w:hint="eastAsia" w:ascii="宋体" w:hAnsi="宋体" w:eastAsia="宋体" w:cs="宋体"/>
+                <w:b w:val="0"/>
+                <w:bCs w:val="0"/>
+                <w:sz w:val="21"/>
+                <w:szCs w:val="21"/>
+                <w:u w:val="none"/>
+                <w:lang w:val="en-US" w:eastAsia="zh-CN"/>
+              </w:rPr>
+            </w:pPr>
+          </w:p>
+          <w:p>
+            <w:pPr>
+              <w:keepNext w:val="0"/>
+              <w:keepLines w:val="0"/>
+              <w:pageBreakBefore w:val="0"/>
+              <w:widowControl w:val="0"/>
+              <w:numPr>
+                <w:numId w:val="0"/>
+              </w:numPr>
+              <w:tabs>
+                <w:tab w:val="left" w:pos="540"/>
+                <w:tab w:val="left" w:pos="8280"/>
+              </w:tabs>
+              <w:kinsoku/>
+              <w:wordWrap/>
+              <w:overflowPunct/>
+              <w:topLinePunct w:val="0"/>
+              <w:autoSpaceDE/>
+              <w:autoSpaceDN/>
+              <w:bidi w:val="0"/>
+              <w:adjustRightInd/>
+              <w:snapToGrid/>
+              <w:spacing w:line="440" w:lineRule="exact"/>
+              <w:jc w:val="both"/>
+              <w:textAlignment w:val="auto"/>
+              <w:rPr>
+                <w:rFonts w:hint="eastAsia" w:ascii="宋体" w:hAnsi="宋体" w:eastAsia="宋体" w:cs="宋体"/>
+                <w:b w:val="0"/>
+                <w:bCs w:val="0"/>
+                <w:sz w:val="21"/>
+                <w:szCs w:val="21"/>
+                <w:u w:val="none"/>
+                <w:lang w:val="en-US" w:eastAsia="zh-CN"/>
+              </w:rPr>
+            </w:pPr>
+          </w:p>
+          <w:p>
+            <w:pPr>
+              <w:keepNext w:val="0"/>
+              <w:keepLines w:val="0"/>
+              <w:pageBreakBefore w:val="0"/>
+              <w:widowControl w:val="0"/>
+              <w:numPr>
+                <w:numId w:val="0"/>
+              </w:numPr>
+              <w:tabs>
+                <w:tab w:val="left" w:pos="540"/>
+                <w:tab w:val="left" w:pos="8280"/>
+              </w:tabs>
+              <w:kinsoku/>
+              <w:wordWrap/>
+              <w:overflowPunct/>
+              <w:topLinePunct w:val="0"/>
+              <w:autoSpaceDE/>
+              <w:autoSpaceDN/>
+              <w:bidi w:val="0"/>
+              <w:adjustRightInd/>
+              <w:snapToGrid/>
+              <w:spacing w:line="440" w:lineRule="exact"/>
+              <w:jc w:val="both"/>
               <w:textAlignment w:val="auto"/>
               <w:rPr>
                 <w:rFonts w:hint="eastAsia" w:ascii="宋体" w:hAnsi="宋体" w:eastAsia="宋体" w:cs="宋体"/>
@@ -1519,59 +1836,54 @@
                 <w:lang w:val="en-US" w:eastAsia="zh-CN"/>
               </w:rPr>
             </w:pPr>
-            <w:bookmarkStart w:id="0" w:name="_GoBack"/>
-            <w:r>
-              <w:drawing>
-                <wp:anchor distT="0" distB="0" distL="114300" distR="114300" simplePos="0" relativeHeight="251661312" behindDoc="0" locked="0" layoutInCell="1" allowOverlap="1">
-                  <wp:simplePos x="0" y="0"/>
-                  <wp:positionH relativeFrom="column">
-                    <wp:posOffset>1197610</wp:posOffset>
-                  </wp:positionH>
-                  <wp:positionV relativeFrom="paragraph">
-                    <wp:posOffset>-601345</wp:posOffset>
-                  </wp:positionV>
-                  <wp:extent cx="2879725" cy="2390775"/>
-                  <wp:effectExtent l="0" t="0" r="15875" b="9525"/>
-                  <wp:wrapTopAndBottom/>
-                  <wp:docPr id="6" name="图片 4"/>
-                  <wp:cNvGraphicFramePr>
-                    <a:graphicFrameLocks xmlns:a="http://schemas.openxmlformats.org/drawingml/2006/main" noChangeAspect="1"/>
-                  </wp:cNvGraphicFramePr>
-                  <a:graphic xmlns:a="http://schemas.openxmlformats.org/drawingml/2006/main">
-                    <a:graphicData uri="http://schemas.openxmlformats.org/drawingml/2006/picture">
-                      <pic:pic xmlns:pic="http://schemas.openxmlformats.org/drawingml/2006/picture">
-                        <pic:nvPicPr>
-                          <pic:cNvPr id="6" name="图片 4"/>
-                          <pic:cNvPicPr>
-                            <a:picLocks noChangeAspect="1"/>
-                          </pic:cNvPicPr>
-                        </pic:nvPicPr>
-                        <pic:blipFill>
-                          <a:blip r:embed="rId7"/>
-                          <a:stretch>
-                            <a:fillRect/>
-                          </a:stretch>
-                        </pic:blipFill>
-                        <pic:spPr>
-                          <a:xfrm>
-                            <a:off x="0" y="0"/>
-                            <a:ext cx="2879725" cy="2390775"/>
-                          </a:xfrm>
-                          <a:prstGeom prst="rect">
-                            <a:avLst/>
-                          </a:prstGeom>
-                          <a:noFill/>
-                          <a:ln>
-                            <a:noFill/>
-                          </a:ln>
-                        </pic:spPr>
-                      </pic:pic>
-                    </a:graphicData>
-                  </a:graphic>
-                </wp:anchor>
-              </w:drawing>
-            </w:r>
-            <w:bookmarkEnd w:id="0"/>
+          </w:p>
+          <w:p>
+            <w:pPr>
+              <w:keepNext w:val="0"/>
+              <w:keepLines w:val="0"/>
+              <w:pageBreakBefore w:val="0"/>
+              <w:widowControl w:val="0"/>
+              <w:numPr>
+                <w:numId w:val="0"/>
+              </w:numPr>
+              <w:tabs>
+                <w:tab w:val="left" w:pos="540"/>
+                <w:tab w:val="left" w:pos="8280"/>
+              </w:tabs>
+              <w:kinsoku/>
+              <w:wordWrap/>
+              <w:overflowPunct/>
+              <w:topLinePunct w:val="0"/>
+              <w:autoSpaceDE/>
+              <w:autoSpaceDN/>
+              <w:bidi w:val="0"/>
+              <w:adjustRightInd/>
+              <w:snapToGrid/>
+              <w:spacing w:line="440" w:lineRule="exact"/>
+              <w:jc w:val="center"/>
+              <w:textAlignment w:val="auto"/>
+              <w:rPr>
+                <w:rFonts w:hint="default" w:ascii="宋体" w:hAnsi="宋体" w:eastAsia="宋体" w:cs="宋体"/>
+                <w:b w:val="0"/>
+                <w:bCs w:val="0"/>
+                <w:sz w:val="21"/>
+                <w:szCs w:val="21"/>
+                <w:u w:val="none"/>
+                <w:lang w:val="en-US" w:eastAsia="zh-CN"/>
+              </w:rPr>
+            </w:pPr>
+            <w:r>
+              <w:rPr>
+                <w:rFonts w:hint="eastAsia" w:ascii="宋体" w:hAnsi="宋体" w:eastAsia="宋体" w:cs="宋体"/>
+                <w:b w:val="0"/>
+                <w:bCs w:val="0"/>
+                <w:sz w:val="21"/>
+                <w:szCs w:val="21"/>
+                <w:u w:val="none"/>
+                <w:lang w:val="en-US" w:eastAsia="zh-CN"/>
+              </w:rPr>
+              <w:t>图1 部分代码截图</w:t>
+            </w:r>
           </w:p>
           <w:p>
             <w:pPr>
@@ -1597,7 +1909,7 @@
               <w:adjustRightInd/>
               <w:snapToGrid/>
               <w:spacing w:line="440" w:lineRule="exact"/>
-              <w:ind w:left="420" w:hanging="420" w:hangingChars="200"/>
+              <w:ind w:left="420" w:leftChars="0" w:hanging="420" w:hangingChars="200"/>
               <w:textAlignment w:val="auto"/>
               <w:rPr>
                 <w:rFonts w:hint="eastAsia" w:ascii="宋体" w:hAnsi="宋体" w:eastAsia="宋体" w:cs="宋体"/>
@@ -1620,427 +1932,6 @@
                 <w:lang w:val="en-US" w:eastAsia="zh-CN"/>
               </w:rPr>
               <w:t>初始化：利用构造函数对物理块进行统一初始化（-1 表示空闲），确保对象建立时的状态正确。</w:t>
-            </w:r>
-          </w:p>
-          <w:p>
-            <w:pPr>
-              <w:keepNext w:val="0"/>
-              <w:keepLines w:val="0"/>
-              <w:pageBreakBefore w:val="0"/>
-              <w:widowControl w:val="0"/>
-              <w:numPr>
-                <w:numId w:val="0"/>
-              </w:numPr>
-              <w:tabs>
-                <w:tab w:val="left" w:pos="540"/>
-                <w:tab w:val="left" w:pos="8280"/>
-              </w:tabs>
-              <w:kinsoku/>
-              <w:wordWrap/>
-              <w:overflowPunct/>
-              <w:topLinePunct w:val="0"/>
-              <w:autoSpaceDE/>
-              <w:autoSpaceDN/>
-              <w:bidi w:val="0"/>
-              <w:adjustRightInd/>
-              <w:snapToGrid/>
-              <w:spacing w:line="440" w:lineRule="exact"/>
-              <w:ind w:leftChars="-200"/>
-              <w:textAlignment w:val="auto"/>
-              <w:rPr>
-                <w:rFonts w:hint="eastAsia" w:ascii="宋体" w:hAnsi="宋体" w:eastAsia="宋体" w:cs="宋体"/>
-                <w:b w:val="0"/>
-                <w:bCs w:val="0"/>
-                <w:sz w:val="21"/>
-                <w:szCs w:val="21"/>
-                <w:u w:val="none"/>
-                <w:lang w:val="en-US" w:eastAsia="zh-CN"/>
-              </w:rPr>
-            </w:pPr>
-          </w:p>
-          <w:p>
-            <w:pPr>
-              <w:keepNext w:val="0"/>
-              <w:keepLines w:val="0"/>
-              <w:pageBreakBefore w:val="0"/>
-              <w:widowControl w:val="0"/>
-              <w:numPr>
-                <w:numId w:val="0"/>
-              </w:numPr>
-              <w:tabs>
-                <w:tab w:val="left" w:pos="540"/>
-                <w:tab w:val="left" w:pos="8280"/>
-              </w:tabs>
-              <w:kinsoku/>
-              <w:wordWrap/>
-              <w:overflowPunct/>
-              <w:topLinePunct w:val="0"/>
-              <w:autoSpaceDE/>
-              <w:autoSpaceDN/>
-              <w:bidi w:val="0"/>
-              <w:adjustRightInd/>
-              <w:snapToGrid/>
-              <w:spacing w:line="440" w:lineRule="exact"/>
-              <w:ind w:leftChars="-200"/>
-              <w:textAlignment w:val="auto"/>
-              <w:rPr>
-                <w:rFonts w:hint="eastAsia" w:ascii="宋体" w:hAnsi="宋体" w:eastAsia="宋体" w:cs="宋体"/>
-                <w:b w:val="0"/>
-                <w:bCs w:val="0"/>
-                <w:sz w:val="21"/>
-                <w:szCs w:val="21"/>
-                <w:u w:val="none"/>
-                <w:lang w:val="en-US" w:eastAsia="zh-CN"/>
-              </w:rPr>
-            </w:pPr>
-          </w:p>
-          <w:p>
-            <w:pPr>
-              <w:keepNext w:val="0"/>
-              <w:keepLines w:val="0"/>
-              <w:pageBreakBefore w:val="0"/>
-              <w:widowControl w:val="0"/>
-              <w:numPr>
-                <w:numId w:val="0"/>
-              </w:numPr>
-              <w:tabs>
-                <w:tab w:val="left" w:pos="540"/>
-                <w:tab w:val="left" w:pos="8280"/>
-              </w:tabs>
-              <w:kinsoku/>
-              <w:wordWrap/>
-              <w:overflowPunct/>
-              <w:topLinePunct w:val="0"/>
-              <w:autoSpaceDE/>
-              <w:autoSpaceDN/>
-              <w:bidi w:val="0"/>
-              <w:adjustRightInd/>
-              <w:snapToGrid/>
-              <w:spacing w:line="440" w:lineRule="exact"/>
-              <w:ind w:leftChars="-200"/>
-              <w:textAlignment w:val="auto"/>
-              <w:rPr>
-                <w:rFonts w:hint="eastAsia" w:ascii="宋体" w:hAnsi="宋体" w:eastAsia="宋体" w:cs="宋体"/>
-                <w:b w:val="0"/>
-                <w:bCs w:val="0"/>
-                <w:sz w:val="21"/>
-                <w:szCs w:val="21"/>
-                <w:u w:val="none"/>
-                <w:lang w:val="en-US" w:eastAsia="zh-CN"/>
-              </w:rPr>
-            </w:pPr>
-          </w:p>
-          <w:p>
-            <w:pPr>
-              <w:keepNext w:val="0"/>
-              <w:keepLines w:val="0"/>
-              <w:pageBreakBefore w:val="0"/>
-              <w:widowControl w:val="0"/>
-              <w:numPr>
-                <w:numId w:val="0"/>
-              </w:numPr>
-              <w:tabs>
-                <w:tab w:val="left" w:pos="540"/>
-                <w:tab w:val="left" w:pos="8280"/>
-              </w:tabs>
-              <w:kinsoku/>
-              <w:wordWrap/>
-              <w:overflowPunct/>
-              <w:topLinePunct w:val="0"/>
-              <w:autoSpaceDE/>
-              <w:autoSpaceDN/>
-              <w:bidi w:val="0"/>
-              <w:adjustRightInd/>
-              <w:snapToGrid/>
-              <w:spacing w:line="440" w:lineRule="exact"/>
-              <w:ind w:leftChars="-200"/>
-              <w:textAlignment w:val="auto"/>
-              <w:rPr>
-                <w:rFonts w:hint="eastAsia" w:ascii="宋体" w:hAnsi="宋体" w:eastAsia="宋体" w:cs="宋体"/>
-                <w:b w:val="0"/>
-                <w:bCs w:val="0"/>
-                <w:sz w:val="21"/>
-                <w:szCs w:val="21"/>
-                <w:u w:val="none"/>
-                <w:lang w:val="en-US" w:eastAsia="zh-CN"/>
-              </w:rPr>
-            </w:pPr>
-          </w:p>
-          <w:p>
-            <w:pPr>
-              <w:keepNext w:val="0"/>
-              <w:keepLines w:val="0"/>
-              <w:pageBreakBefore w:val="0"/>
-              <w:widowControl w:val="0"/>
-              <w:numPr>
-                <w:numId w:val="0"/>
-              </w:numPr>
-              <w:tabs>
-                <w:tab w:val="left" w:pos="540"/>
-                <w:tab w:val="left" w:pos="8280"/>
-              </w:tabs>
-              <w:kinsoku/>
-              <w:wordWrap/>
-              <w:overflowPunct/>
-              <w:topLinePunct w:val="0"/>
-              <w:autoSpaceDE/>
-              <w:autoSpaceDN/>
-              <w:bidi w:val="0"/>
-              <w:adjustRightInd/>
-              <w:snapToGrid/>
-              <w:spacing w:line="440" w:lineRule="exact"/>
-              <w:ind w:leftChars="-200"/>
-              <w:textAlignment w:val="auto"/>
-              <w:rPr>
-                <w:rFonts w:hint="eastAsia" w:ascii="宋体" w:hAnsi="宋体" w:eastAsia="宋体" w:cs="宋体"/>
-                <w:b w:val="0"/>
-                <w:bCs w:val="0"/>
-                <w:sz w:val="21"/>
-                <w:szCs w:val="21"/>
-                <w:u w:val="none"/>
-                <w:lang w:val="en-US" w:eastAsia="zh-CN"/>
-              </w:rPr>
-            </w:pPr>
-          </w:p>
-          <w:p>
-            <w:pPr>
-              <w:keepNext w:val="0"/>
-              <w:keepLines w:val="0"/>
-              <w:pageBreakBefore w:val="0"/>
-              <w:widowControl w:val="0"/>
-              <w:numPr>
-                <w:numId w:val="0"/>
-              </w:numPr>
-              <w:tabs>
-                <w:tab w:val="left" w:pos="540"/>
-                <w:tab w:val="left" w:pos="8280"/>
-              </w:tabs>
-              <w:kinsoku/>
-              <w:wordWrap/>
-              <w:overflowPunct/>
-              <w:topLinePunct w:val="0"/>
-              <w:autoSpaceDE/>
-              <w:autoSpaceDN/>
-              <w:bidi w:val="0"/>
-              <w:adjustRightInd/>
-              <w:snapToGrid/>
-              <w:spacing w:line="440" w:lineRule="exact"/>
-              <w:ind w:leftChars="-200"/>
-              <w:textAlignment w:val="auto"/>
-              <w:rPr>
-                <w:rFonts w:hint="eastAsia" w:ascii="宋体" w:hAnsi="宋体" w:eastAsia="宋体" w:cs="宋体"/>
-                <w:b w:val="0"/>
-                <w:bCs w:val="0"/>
-                <w:sz w:val="21"/>
-                <w:szCs w:val="21"/>
-                <w:u w:val="none"/>
-                <w:lang w:val="en-US" w:eastAsia="zh-CN"/>
-              </w:rPr>
-            </w:pPr>
-          </w:p>
-          <w:p>
-            <w:pPr>
-              <w:keepNext w:val="0"/>
-              <w:keepLines w:val="0"/>
-              <w:pageBreakBefore w:val="0"/>
-              <w:widowControl w:val="0"/>
-              <w:numPr>
-                <w:numId w:val="0"/>
-              </w:numPr>
-              <w:tabs>
-                <w:tab w:val="left" w:pos="540"/>
-                <w:tab w:val="left" w:pos="8280"/>
-              </w:tabs>
-              <w:kinsoku/>
-              <w:wordWrap/>
-              <w:overflowPunct/>
-              <w:topLinePunct w:val="0"/>
-              <w:autoSpaceDE/>
-              <w:autoSpaceDN/>
-              <w:bidi w:val="0"/>
-              <w:adjustRightInd/>
-              <w:snapToGrid/>
-              <w:spacing w:line="440" w:lineRule="exact"/>
-              <w:ind w:leftChars="-200"/>
-              <w:textAlignment w:val="auto"/>
-              <w:rPr>
-                <w:rFonts w:hint="eastAsia" w:ascii="宋体" w:hAnsi="宋体" w:eastAsia="宋体" w:cs="宋体"/>
-                <w:b w:val="0"/>
-                <w:bCs w:val="0"/>
-                <w:sz w:val="21"/>
-                <w:szCs w:val="21"/>
-                <w:u w:val="none"/>
-                <w:lang w:val="en-US" w:eastAsia="zh-CN"/>
-              </w:rPr>
-            </w:pPr>
-          </w:p>
-          <w:p>
-            <w:pPr>
-              <w:keepNext w:val="0"/>
-              <w:keepLines w:val="0"/>
-              <w:pageBreakBefore w:val="0"/>
-              <w:widowControl w:val="0"/>
-              <w:numPr>
-                <w:numId w:val="0"/>
-              </w:numPr>
-              <w:tabs>
-                <w:tab w:val="left" w:pos="540"/>
-                <w:tab w:val="left" w:pos="8280"/>
-              </w:tabs>
-              <w:kinsoku/>
-              <w:wordWrap/>
-              <w:overflowPunct/>
-              <w:topLinePunct w:val="0"/>
-              <w:autoSpaceDE/>
-              <w:autoSpaceDN/>
-              <w:bidi w:val="0"/>
-              <w:adjustRightInd/>
-              <w:snapToGrid/>
-              <w:spacing w:line="440" w:lineRule="exact"/>
-              <w:ind w:leftChars="-200"/>
-              <w:textAlignment w:val="auto"/>
-              <w:rPr>
-                <w:rFonts w:hint="eastAsia" w:ascii="宋体" w:hAnsi="宋体" w:eastAsia="宋体" w:cs="宋体"/>
-                <w:b w:val="0"/>
-                <w:bCs w:val="0"/>
-                <w:sz w:val="21"/>
-                <w:szCs w:val="21"/>
-                <w:u w:val="none"/>
-                <w:lang w:val="en-US" w:eastAsia="zh-CN"/>
-              </w:rPr>
-            </w:pPr>
-          </w:p>
-          <w:p>
-            <w:pPr>
-              <w:keepNext w:val="0"/>
-              <w:keepLines w:val="0"/>
-              <w:pageBreakBefore w:val="0"/>
-              <w:widowControl w:val="0"/>
-              <w:numPr>
-                <w:numId w:val="0"/>
-              </w:numPr>
-              <w:tabs>
-                <w:tab w:val="left" w:pos="540"/>
-                <w:tab w:val="left" w:pos="8280"/>
-              </w:tabs>
-              <w:kinsoku/>
-              <w:wordWrap/>
-              <w:overflowPunct/>
-              <w:topLinePunct w:val="0"/>
-              <w:autoSpaceDE/>
-              <w:autoSpaceDN/>
-              <w:bidi w:val="0"/>
-              <w:adjustRightInd/>
-              <w:snapToGrid/>
-              <w:spacing w:line="440" w:lineRule="exact"/>
-              <w:ind w:leftChars="-200"/>
-              <w:textAlignment w:val="auto"/>
-              <w:rPr>
-                <w:rFonts w:hint="eastAsia" w:ascii="宋体" w:hAnsi="宋体" w:eastAsia="宋体" w:cs="宋体"/>
-                <w:b w:val="0"/>
-                <w:bCs w:val="0"/>
-                <w:sz w:val="21"/>
-                <w:szCs w:val="21"/>
-                <w:u w:val="none"/>
-                <w:lang w:val="en-US" w:eastAsia="zh-CN"/>
-              </w:rPr>
-            </w:pPr>
-            <w:r>
-              <w:rPr>
-                <w:rFonts w:hint="eastAsia" w:ascii="宋体" w:hAnsi="宋体" w:eastAsia="宋体" w:cs="宋体"/>
-                <w:b w:val="0"/>
-                <w:bCs w:val="0"/>
-                <w:sz w:val="21"/>
-                <w:szCs w:val="21"/>
-                <w:u w:val="none"/>
-                <w:lang w:val="en-US" w:eastAsia="zh-CN"/>
-              </w:rPr>
-              <w:t xml:space="preserve">  </w:t>
-            </w:r>
-            <w:r>
-              <w:rPr>
-                <w:rFonts w:hint="eastAsia" w:ascii="宋体" w:hAnsi="宋体" w:eastAsia="宋体" w:cs="宋体"/>
-                <w:b w:val="0"/>
-                <w:bCs w:val="0"/>
-                <w:sz w:val="21"/>
-                <w:szCs w:val="21"/>
-                <w:u w:val="none"/>
-                <w:lang w:val="en-US" w:eastAsia="zh-CN"/>
-              </w:rPr>
-              <w:t xml:space="preserve">                                                                  </w:t>
-            </w:r>
-            <w:r>
-              <w:rPr>
-                <w:rFonts w:hint="eastAsia" w:ascii="宋体" w:hAnsi="宋体" w:eastAsia="宋体" w:cs="宋体"/>
-                <w:b w:val="0"/>
-                <w:bCs w:val="0"/>
-                <w:sz w:val="21"/>
-                <w:szCs w:val="21"/>
-                <w:u w:val="none"/>
-                <w:lang w:val="en-US" w:eastAsia="zh-CN"/>
-              </w:rPr>
-              <w:t xml:space="preserve"> </w:t>
-            </w:r>
-          </w:p>
-          <w:p>
-            <w:pPr>
-              <w:keepNext w:val="0"/>
-              <w:keepLines w:val="0"/>
-              <w:pageBreakBefore w:val="0"/>
-              <w:widowControl w:val="0"/>
-              <w:numPr>
-                <w:ilvl w:val="0"/>
-                <w:numId w:val="2"/>
-              </w:numPr>
-              <w:tabs>
-                <w:tab w:val="left" w:pos="540"/>
-                <w:tab w:val="left" w:pos="8280"/>
-              </w:tabs>
-              <w:kinsoku/>
-              <w:wordWrap/>
-              <w:overflowPunct/>
-              <w:topLinePunct w:val="0"/>
-              <w:autoSpaceDE/>
-              <w:autoSpaceDN/>
-              <w:bidi w:val="0"/>
-              <w:adjustRightInd/>
-              <w:snapToGrid/>
-              <w:spacing w:line="440" w:lineRule="exact"/>
-              <w:ind w:left="420" w:hanging="420" w:hangingChars="200"/>
-              <w:textAlignment w:val="auto"/>
-              <w:rPr>
-                <w:rFonts w:hint="eastAsia" w:ascii="宋体" w:hAnsi="宋体" w:eastAsia="宋体" w:cs="宋体"/>
-                <w:b w:val="0"/>
-                <w:bCs w:val="0"/>
-                <w:sz w:val="21"/>
-                <w:szCs w:val="21"/>
-                <w:u w:val="none"/>
-                <w:lang w:val="en-US" w:eastAsia="zh-CN"/>
-              </w:rPr>
-            </w:pPr>
-            <w:r>
-              <w:rPr>
-                <w:rFonts w:hint="eastAsia" w:ascii="宋体" w:hAnsi="宋体" w:eastAsia="宋体" w:cs="宋体"/>
-                <w:b w:val="0"/>
-                <w:bCs w:val="0"/>
-                <w:sz w:val="21"/>
-                <w:szCs w:val="21"/>
-                <w:u w:val="none"/>
-                <w:lang w:val="en-US" w:eastAsia="zh-CN"/>
-              </w:rPr>
-              <w:t xml:space="preserve"> 资源控制：利用类成员维护FIFO算法的“先进”状态指针（nextReplace），实现逻辑自洽。           </w:t>
-            </w:r>
-            <w:r>
-              <w:rPr>
-                <w:rFonts w:hint="eastAsia" w:ascii="宋体" w:hAnsi="宋体" w:eastAsia="宋体" w:cs="宋体"/>
-                <w:b w:val="0"/>
-                <w:bCs w:val="0"/>
-                <w:sz w:val="21"/>
-                <w:szCs w:val="21"/>
-                <w:u w:val="none"/>
-                <w:lang w:val="en-US" w:eastAsia="zh-CN"/>
-              </w:rPr>
-              <w:t xml:space="preserve">                                                               </w:t>
             </w:r>
           </w:p>
           <w:p>
@@ -2066,29 +1957,33 @@
               <w:bidi w:val="0"/>
               <w:adjustRightInd/>
               <w:snapToGrid/>
-              <w:spacing w:line="240" w:lineRule="auto"/>
-              <w:ind w:left="0" w:leftChars="0" w:right="0" w:rightChars="0" w:firstLine="0" w:firstLineChars="0"/>
-              <w:jc w:val="center"/>
+              <w:spacing w:line="440" w:lineRule="exact"/>
+              <w:ind w:leftChars="-200"/>
               <w:textAlignment w:val="auto"/>
-              <w:outlineLvl w:val="9"/>
-              <w:rPr>
-                <w:rFonts w:hint="eastAsia" w:ascii="宋体" w:hAnsi="宋体" w:eastAsia="宋体" w:cs="宋体"/>
-                <w:b w:val="0"/>
-                <w:bCs w:val="0"/>
-                <w:i w:val="0"/>
-                <w:iCs w:val="0"/>
-                <w:sz w:val="28"/>
-                <w:szCs w:val="28"/>
+              <w:rPr>
+                <w:rFonts w:hint="eastAsia" w:ascii="宋体" w:hAnsi="宋体" w:eastAsia="宋体" w:cs="宋体"/>
+                <w:b w:val="0"/>
+                <w:bCs w:val="0"/>
+                <w:sz w:val="21"/>
+                <w:szCs w:val="21"/>
                 <w:u w:val="none"/>
                 <w:lang w:val="en-US" w:eastAsia="zh-CN"/>
               </w:rPr>
             </w:pPr>
             <w:r>
               <w:drawing>
-                <wp:inline distT="0" distB="0" distL="114300" distR="114300">
-                  <wp:extent cx="3021965" cy="1221740"/>
-                  <wp:effectExtent l="0" t="0" r="635" b="10160"/>
-                  <wp:docPr id="1" name="图片 4"/>
+                <wp:anchor distT="0" distB="0" distL="114300" distR="114300" simplePos="0" relativeHeight="251660288" behindDoc="0" locked="0" layoutInCell="1" allowOverlap="1">
+                  <wp:simplePos x="0" y="0"/>
+                  <wp:positionH relativeFrom="column">
+                    <wp:posOffset>836930</wp:posOffset>
+                  </wp:positionH>
+                  <wp:positionV relativeFrom="paragraph">
+                    <wp:posOffset>98425</wp:posOffset>
+                  </wp:positionV>
+                  <wp:extent cx="3599815" cy="473710"/>
+                  <wp:effectExtent l="0" t="0" r="6985" b="8890"/>
+                  <wp:wrapNone/>
+                  <wp:docPr id="7" name="图片 1"/>
                   <wp:cNvGraphicFramePr>
                     <a:graphicFrameLocks xmlns:a="http://schemas.openxmlformats.org/drawingml/2006/main" noChangeAspect="1"/>
                   </wp:cNvGraphicFramePr>
@@ -2096,7 +1991,7 @@
                     <a:graphicData uri="http://schemas.openxmlformats.org/drawingml/2006/picture">
                       <pic:pic xmlns:pic="http://schemas.openxmlformats.org/drawingml/2006/picture">
                         <pic:nvPicPr>
-                          <pic:cNvPr id="1" name="图片 4"/>
+                          <pic:cNvPr id="7" name="图片 1"/>
                           <pic:cNvPicPr>
                             <a:picLocks noChangeAspect="1"/>
                           </pic:cNvPicPr>
@@ -2110,7 +2005,7 @@
                         <pic:spPr>
                           <a:xfrm>
                             <a:off x="0" y="0"/>
-                            <a:ext cx="3021965" cy="1221740"/>
+                            <a:ext cx="3599815" cy="473710"/>
                           </a:xfrm>
                           <a:prstGeom prst="rect">
                             <a:avLst/>
@@ -2123,12 +2018,16 @@
                       </pic:pic>
                     </a:graphicData>
                   </a:graphic>
-                </wp:inline>
+                </wp:anchor>
               </w:drawing>
             </w:r>
           </w:p>
           <w:p>
             <w:pPr>
+              <w:keepNext w:val="0"/>
+              <w:keepLines w:val="0"/>
+              <w:pageBreakBefore w:val="0"/>
+              <w:widowControl w:val="0"/>
               <w:numPr>
                 <w:ilvl w:val="0"/>
                 <w:numId w:val="0"/>
@@ -2137,37 +2036,35 @@
                 <w:tab w:val="left" w:pos="540"/>
                 <w:tab w:val="left" w:pos="8280"/>
               </w:tabs>
+              <w:kinsoku/>
+              <w:wordWrap/>
+              <w:overflowPunct/>
+              <w:topLinePunct w:val="0"/>
+              <w:autoSpaceDE/>
+              <w:autoSpaceDN/>
+              <w:bidi w:val="0"/>
+              <w:adjustRightInd/>
+              <w:snapToGrid/>
               <w:spacing w:line="440" w:lineRule="exact"/>
-              <w:jc w:val="center"/>
-              <w:rPr>
-                <w:rFonts w:hint="eastAsia" w:ascii="宋体" w:hAnsi="宋体" w:eastAsia="宋体" w:cs="宋体"/>
-                <w:b w:val="0"/>
-                <w:bCs w:val="0"/>
-                <w:i w:val="0"/>
-                <w:iCs w:val="0"/>
+              <w:ind w:leftChars="-200"/>
+              <w:textAlignment w:val="auto"/>
+              <w:rPr>
+                <w:rFonts w:hint="eastAsia" w:ascii="宋体" w:hAnsi="宋体" w:eastAsia="宋体" w:cs="宋体"/>
+                <w:b w:val="0"/>
+                <w:bCs w:val="0"/>
                 <w:sz w:val="21"/>
                 <w:szCs w:val="21"/>
                 <w:u w:val="none"/>
                 <w:lang w:val="en-US" w:eastAsia="zh-CN"/>
               </w:rPr>
             </w:pPr>
-            <w:r>
-              <w:rPr>
-                <w:rFonts w:hint="eastAsia" w:ascii="宋体" w:hAnsi="宋体" w:eastAsia="宋体" w:cs="宋体"/>
-                <w:b w:val="0"/>
-                <w:bCs w:val="0"/>
-                <w:i w:val="0"/>
-                <w:iCs w:val="0"/>
-                <w:sz w:val="21"/>
-                <w:szCs w:val="21"/>
-                <w:u w:val="none"/>
-                <w:lang w:val="en-US" w:eastAsia="zh-CN"/>
-              </w:rPr>
-              <w:t>图1 （示例图）（自行对应修改）</w:t>
-            </w:r>
-          </w:p>
-          <w:p>
-            <w:pPr>
+          </w:p>
+          <w:p>
+            <w:pPr>
+              <w:keepNext w:val="0"/>
+              <w:keepLines w:val="0"/>
+              <w:pageBreakBefore w:val="0"/>
+              <w:widowControl w:val="0"/>
               <w:numPr>
                 <w:ilvl w:val="0"/>
                 <w:numId w:val="0"/>
@@ -2176,8 +2073,18 @@
                 <w:tab w:val="left" w:pos="540"/>
                 <w:tab w:val="left" w:pos="8280"/>
               </w:tabs>
+              <w:kinsoku/>
+              <w:wordWrap/>
+              <w:overflowPunct/>
+              <w:topLinePunct w:val="0"/>
+              <w:autoSpaceDE/>
+              <w:autoSpaceDN/>
+              <w:bidi w:val="0"/>
+              <w:adjustRightInd/>
+              <w:snapToGrid/>
               <w:spacing w:line="440" w:lineRule="exact"/>
               <w:jc w:val="center"/>
+              <w:textAlignment w:val="auto"/>
               <w:rPr>
                 <w:rFonts w:hint="eastAsia" w:ascii="宋体" w:hAnsi="宋体" w:eastAsia="宋体" w:cs="宋体"/>
                 <w:b w:val="0"/>
@@ -2190,103 +2097,18 @@
                 <w:lang w:val="en-US" w:eastAsia="zh-CN"/>
               </w:rPr>
             </w:pPr>
-          </w:p>
-          <w:p>
-            <w:pPr>
-              <w:numPr>
-                <w:ilvl w:val="0"/>
-                <w:numId w:val="0"/>
-              </w:numPr>
-              <w:tabs>
-                <w:tab w:val="left" w:pos="540"/>
-                <w:tab w:val="left" w:pos="8280"/>
-              </w:tabs>
-              <w:spacing w:line="440" w:lineRule="exact"/>
-              <w:jc w:val="center"/>
-              <w:rPr>
-                <w:rFonts w:hint="eastAsia" w:ascii="宋体" w:hAnsi="宋体" w:eastAsia="宋体" w:cs="宋体"/>
-                <w:b w:val="0"/>
-                <w:bCs w:val="0"/>
-                <w:i w:val="0"/>
-                <w:iCs w:val="0"/>
+            <w:r>
+              <w:rPr>
+                <w:rFonts w:hint="eastAsia" w:ascii="宋体" w:hAnsi="宋体" w:eastAsia="宋体" w:cs="宋体"/>
+                <w:b w:val="0"/>
+                <w:bCs w:val="0"/>
                 <w:sz w:val="21"/>
                 <w:szCs w:val="21"/>
                 <w:u w:val="none"/>
                 <w:lang w:val="en-US" w:eastAsia="zh-CN"/>
               </w:rPr>
-            </w:pPr>
-          </w:p>
-          <w:p>
-            <w:pPr>
-              <w:numPr>
-                <w:ilvl w:val="0"/>
-                <w:numId w:val="0"/>
-              </w:numPr>
-              <w:tabs>
-                <w:tab w:val="left" w:pos="540"/>
-                <w:tab w:val="left" w:pos="8280"/>
-              </w:tabs>
-              <w:spacing w:line="440" w:lineRule="exact"/>
-              <w:jc w:val="both"/>
-              <w:rPr>
-                <w:rFonts w:hint="eastAsia" w:ascii="宋体" w:hAnsi="宋体" w:eastAsia="宋体" w:cs="宋体"/>
-                <w:b w:val="0"/>
-                <w:bCs w:val="0"/>
-                <w:i w:val="0"/>
-                <w:iCs w:val="0"/>
-                <w:sz w:val="21"/>
-                <w:szCs w:val="21"/>
-                <w:u w:val="none"/>
-                <w:lang w:val="en-US" w:eastAsia="zh-CN"/>
-              </w:rPr>
-            </w:pPr>
-            <w:r>
-              <w:rPr>
-                <w:rFonts w:hint="eastAsia" w:ascii="宋体" w:hAnsi="宋体" w:eastAsia="宋体" w:cs="宋体"/>
-                <w:b w:val="0"/>
-                <w:bCs w:val="0"/>
-                <w:sz w:val="28"/>
-                <w:szCs w:val="28"/>
-              </w:rPr>
-              <w:t>2、</w:t>
-            </w:r>
-            <w:r>
-              <w:rPr>
-                <w:rFonts w:hint="eastAsia" w:ascii="宋体" w:hAnsi="宋体" w:eastAsia="宋体" w:cs="宋体"/>
-                <w:b w:val="0"/>
-                <w:bCs w:val="0"/>
-                <w:sz w:val="28"/>
-                <w:szCs w:val="28"/>
-                <w:u w:val="single"/>
-                <w:lang w:val="en-US" w:eastAsia="zh-CN"/>
-              </w:rPr>
-              <w:t xml:space="preserve">              </w:t>
-            </w:r>
-          </w:p>
-          <w:p>
-            <w:pPr>
-              <w:numPr>
-                <w:ilvl w:val="0"/>
-                <w:numId w:val="0"/>
-              </w:numPr>
-              <w:tabs>
-                <w:tab w:val="left" w:pos="540"/>
-                <w:tab w:val="left" w:pos="8280"/>
-              </w:tabs>
-              <w:spacing w:line="440" w:lineRule="exact"/>
-              <w:jc w:val="center"/>
-              <w:rPr>
-                <w:rFonts w:hint="eastAsia" w:ascii="宋体" w:hAnsi="宋体" w:eastAsia="宋体" w:cs="宋体"/>
-                <w:b w:val="0"/>
-                <w:bCs w:val="0"/>
-                <w:i w:val="0"/>
-                <w:iCs w:val="0"/>
-                <w:sz w:val="21"/>
-                <w:szCs w:val="21"/>
-                <w:u w:val="none"/>
-                <w:lang w:val="en-US" w:eastAsia="zh-CN"/>
-              </w:rPr>
-            </w:pPr>
+              <w:t xml:space="preserve">图2 部分代码截图                                                                     </w:t>
+            </w:r>
           </w:p>
           <w:p>
             <w:pPr>
@@ -2349,10 +2171,10 @@
               </w:tblCellMar>
             </w:tblPr>
             <w:tblGrid>
-              <w:gridCol w:w="2076"/>
-              <w:gridCol w:w="2076"/>
-              <w:gridCol w:w="2077"/>
-              <w:gridCol w:w="2077"/>
+              <w:gridCol w:w="672"/>
+              <w:gridCol w:w="1088"/>
+              <w:gridCol w:w="1312"/>
+              <w:gridCol w:w="5234"/>
             </w:tblGrid>
             <w:tr>
               <w:tblPrEx>
@@ -2373,7 +2195,7 @@
               </w:tblPrEx>
               <w:tc>
                 <w:tcPr>
-                  <w:tcW w:w="2076" w:type="dxa"/>
+                  <w:tcW w:w="672" w:type="dxa"/>
                 </w:tcPr>
                 <w:p>
                   <w:pPr>
@@ -2414,7 +2236,7 @@
               </w:tc>
               <w:tc>
                 <w:tcPr>
-                  <w:tcW w:w="2076" w:type="dxa"/>
+                  <w:tcW w:w="1088" w:type="dxa"/>
                 </w:tcPr>
                 <w:p>
                   <w:pPr>
@@ -2455,7 +2277,7 @@
               </w:tc>
               <w:tc>
                 <w:tcPr>
-                  <w:tcW w:w="2077" w:type="dxa"/>
+                  <w:tcW w:w="1312" w:type="dxa"/>
                 </w:tcPr>
                 <w:p>
                   <w:pPr>
@@ -2496,7 +2318,7 @@
               </w:tc>
               <w:tc>
                 <w:tcPr>
-                  <w:tcW w:w="2077" w:type="dxa"/>
+                  <w:tcW w:w="5234" w:type="dxa"/>
                 </w:tcPr>
                 <w:p>
                   <w:pPr>
@@ -2555,7 +2377,48 @@
               </w:tblPrEx>
               <w:tc>
                 <w:tcPr>
-                  <w:tcW w:w="2076" w:type="dxa"/>
+                  <w:tcW w:w="672" w:type="dxa"/>
+                </w:tcPr>
+                <w:p>
+                  <w:pPr>
+                    <w:numPr>
+                      <w:ilvl w:val="0"/>
+                      <w:numId w:val="0"/>
+                    </w:numPr>
+                    <w:tabs>
+                      <w:tab w:val="left" w:pos="540"/>
+                      <w:tab w:val="left" w:pos="8280"/>
+                    </w:tabs>
+                    <w:spacing w:line="440" w:lineRule="exact"/>
+                    <w:rPr>
+                      <w:rFonts w:hint="default" w:ascii="宋体" w:hAnsi="宋体" w:eastAsia="宋体" w:cs="宋体"/>
+                      <w:b w:val="0"/>
+                      <w:bCs w:val="0"/>
+                      <w:sz w:val="21"/>
+                      <w:szCs w:val="21"/>
+                      <w:u w:val="single"/>
+                      <w:vertAlign w:val="baseline"/>
+                      <w:lang w:val="en-US" w:eastAsia="zh-CN"/>
+                    </w:rPr>
+                  </w:pPr>
+                  <w:r>
+                    <w:rPr>
+                      <w:rFonts w:hint="eastAsia" w:ascii="宋体" w:hAnsi="宋体" w:eastAsia="宋体" w:cs="宋体"/>
+                      <w:b w:val="0"/>
+                      <w:bCs w:val="0"/>
+                      <w:sz w:val="21"/>
+                      <w:szCs w:val="21"/>
+                      <w:u w:val="single"/>
+                      <w:vertAlign w:val="baseline"/>
+                      <w:lang w:val="en-US" w:eastAsia="zh-CN"/>
+                    </w:rPr>
+                    <w:t>1</w:t>
+                  </w:r>
+                </w:p>
+              </w:tc>
+              <w:tc>
+                <w:tcPr>
+                  <w:tcW w:w="1088" w:type="dxa"/>
                 </w:tcPr>
                 <w:p>
                   <w:pPr>
@@ -2572,18 +2435,31 @@
                       <w:rFonts w:hint="eastAsia" w:ascii="宋体" w:hAnsi="宋体" w:eastAsia="宋体" w:cs="宋体"/>
                       <w:b w:val="0"/>
                       <w:bCs w:val="0"/>
-                      <w:sz w:val="28"/>
-                      <w:szCs w:val="28"/>
+                      <w:sz w:val="21"/>
+                      <w:szCs w:val="21"/>
                       <w:u w:val="single"/>
                       <w:vertAlign w:val="baseline"/>
                       <w:lang w:val="en-US" w:eastAsia="zh-CN"/>
                     </w:rPr>
                   </w:pPr>
+                  <w:r>
+                    <w:rPr>
+                      <w:rFonts w:hint="eastAsia" w:ascii="宋体" w:hAnsi="宋体" w:eastAsia="宋体" w:cs="宋体"/>
+                      <w:b w:val="0"/>
+                      <w:bCs w:val="0"/>
+                      <w:sz w:val="21"/>
+                      <w:szCs w:val="21"/>
+                      <w:u w:val="single"/>
+                      <w:vertAlign w:val="baseline"/>
+                      <w:lang w:val="en-US" w:eastAsia="zh-CN"/>
+                    </w:rPr>
+                    <w:t>算法设计</w:t>
+                  </w:r>
                 </w:p>
               </w:tc>
               <w:tc>
                 <w:tcPr>
-                  <w:tcW w:w="2076" w:type="dxa"/>
+                  <w:tcW w:w="1312" w:type="dxa"/>
                 </w:tcPr>
                 <w:p>
                   <w:pPr>
@@ -2600,18 +2476,31 @@
                       <w:rFonts w:hint="eastAsia" w:ascii="宋体" w:hAnsi="宋体" w:eastAsia="宋体" w:cs="宋体"/>
                       <w:b w:val="0"/>
                       <w:bCs w:val="0"/>
-                      <w:sz w:val="28"/>
-                      <w:szCs w:val="28"/>
+                      <w:sz w:val="21"/>
+                      <w:szCs w:val="21"/>
                       <w:u w:val="single"/>
                       <w:vertAlign w:val="baseline"/>
                       <w:lang w:val="en-US" w:eastAsia="zh-CN"/>
                     </w:rPr>
                   </w:pPr>
+                  <w:r>
+                    <w:rPr>
+                      <w:rFonts w:hint="eastAsia" w:ascii="宋体" w:hAnsi="宋体" w:eastAsia="宋体" w:cs="宋体"/>
+                      <w:b w:val="0"/>
+                      <w:bCs w:val="0"/>
+                      <w:sz w:val="21"/>
+                      <w:szCs w:val="21"/>
+                      <w:u w:val="single"/>
+                      <w:vertAlign w:val="baseline"/>
+                      <w:lang w:val="en-US" w:eastAsia="zh-CN"/>
+                    </w:rPr>
+                    <w:t>类结构定义</w:t>
+                  </w:r>
                 </w:p>
               </w:tc>
               <w:tc>
                 <w:tcPr>
-                  <w:tcW w:w="2077" w:type="dxa"/>
+                  <w:tcW w:w="5234" w:type="dxa"/>
                 </w:tcPr>
                 <w:p>
                   <w:pPr>
@@ -2628,41 +2517,26 @@
                       <w:rFonts w:hint="eastAsia" w:ascii="宋体" w:hAnsi="宋体" w:eastAsia="宋体" w:cs="宋体"/>
                       <w:b w:val="0"/>
                       <w:bCs w:val="0"/>
-                      <w:sz w:val="28"/>
-                      <w:szCs w:val="28"/>
+                      <w:sz w:val="21"/>
+                      <w:szCs w:val="21"/>
                       <w:u w:val="single"/>
                       <w:vertAlign w:val="baseline"/>
                       <w:lang w:val="en-US" w:eastAsia="zh-CN"/>
                     </w:rPr>
                   </w:pPr>
-                </w:p>
-              </w:tc>
-              <w:tc>
-                <w:tcPr>
-                  <w:tcW w:w="2077" w:type="dxa"/>
-                </w:tcPr>
-                <w:p>
-                  <w:pPr>
-                    <w:numPr>
-                      <w:ilvl w:val="0"/>
-                      <w:numId w:val="0"/>
-                    </w:numPr>
-                    <w:tabs>
-                      <w:tab w:val="left" w:pos="540"/>
-                      <w:tab w:val="left" w:pos="8280"/>
-                    </w:tabs>
-                    <w:spacing w:line="440" w:lineRule="exact"/>
+                  <w:r>
                     <w:rPr>
                       <w:rFonts w:hint="eastAsia" w:ascii="宋体" w:hAnsi="宋体" w:eastAsia="宋体" w:cs="宋体"/>
                       <w:b w:val="0"/>
                       <w:bCs w:val="0"/>
-                      <w:sz w:val="28"/>
-                      <w:szCs w:val="28"/>
+                      <w:sz w:val="21"/>
+                      <w:szCs w:val="21"/>
                       <w:u w:val="single"/>
                       <w:vertAlign w:val="baseline"/>
                       <w:lang w:val="en-US" w:eastAsia="zh-CN"/>
                     </w:rPr>
-                  </w:pPr>
+                    <w:t>定义PageManager类，划分私有/公共成员</w:t>
+                  </w:r>
                 </w:p>
               </w:tc>
             </w:tr>
@@ -2685,7 +2559,48 @@
               </w:tblPrEx>
               <w:tc>
                 <w:tcPr>
-                  <w:tcW w:w="2076" w:type="dxa"/>
+                  <w:tcW w:w="672" w:type="dxa"/>
+                </w:tcPr>
+                <w:p>
+                  <w:pPr>
+                    <w:numPr>
+                      <w:ilvl w:val="0"/>
+                      <w:numId w:val="0"/>
+                    </w:numPr>
+                    <w:tabs>
+                      <w:tab w:val="left" w:pos="540"/>
+                      <w:tab w:val="left" w:pos="8280"/>
+                    </w:tabs>
+                    <w:spacing w:line="440" w:lineRule="exact"/>
+                    <w:rPr>
+                      <w:rFonts w:hint="default" w:ascii="宋体" w:hAnsi="宋体" w:eastAsia="宋体" w:cs="宋体"/>
+                      <w:b w:val="0"/>
+                      <w:bCs w:val="0"/>
+                      <w:sz w:val="21"/>
+                      <w:szCs w:val="21"/>
+                      <w:u w:val="single"/>
+                      <w:vertAlign w:val="baseline"/>
+                      <w:lang w:val="en-US" w:eastAsia="zh-CN"/>
+                    </w:rPr>
+                  </w:pPr>
+                  <w:r>
+                    <w:rPr>
+                      <w:rFonts w:hint="eastAsia" w:ascii="宋体" w:hAnsi="宋体" w:eastAsia="宋体" w:cs="宋体"/>
+                      <w:b w:val="0"/>
+                      <w:bCs w:val="0"/>
+                      <w:sz w:val="21"/>
+                      <w:szCs w:val="21"/>
+                      <w:u w:val="single"/>
+                      <w:vertAlign w:val="baseline"/>
+                      <w:lang w:val="en-US" w:eastAsia="zh-CN"/>
+                    </w:rPr>
+                    <w:t>2</w:t>
+                  </w:r>
+                </w:p>
+              </w:tc>
+              <w:tc>
+                <w:tcPr>
+                  <w:tcW w:w="1088" w:type="dxa"/>
                 </w:tcPr>
                 <w:p>
                   <w:pPr>
@@ -2702,18 +2617,31 @@
                       <w:rFonts w:hint="eastAsia" w:ascii="宋体" w:hAnsi="宋体" w:eastAsia="宋体" w:cs="宋体"/>
                       <w:b w:val="0"/>
                       <w:bCs w:val="0"/>
-                      <w:sz w:val="28"/>
-                      <w:szCs w:val="28"/>
+                      <w:sz w:val="21"/>
+                      <w:szCs w:val="21"/>
                       <w:u w:val="single"/>
                       <w:vertAlign w:val="baseline"/>
                       <w:lang w:val="en-US" w:eastAsia="zh-CN"/>
                     </w:rPr>
                   </w:pPr>
+                  <w:r>
+                    <w:rPr>
+                      <w:rFonts w:hint="eastAsia" w:ascii="宋体" w:hAnsi="宋体" w:eastAsia="宋体" w:cs="宋体"/>
+                      <w:b w:val="0"/>
+                      <w:bCs w:val="0"/>
+                      <w:sz w:val="21"/>
+                      <w:szCs w:val="21"/>
+                      <w:u w:val="single"/>
+                      <w:vertAlign w:val="baseline"/>
+                      <w:lang w:val="en-US" w:eastAsia="zh-CN"/>
+                    </w:rPr>
+                    <w:t>算法实现</w:t>
+                  </w:r>
                 </w:p>
               </w:tc>
               <w:tc>
                 <w:tcPr>
-                  <w:tcW w:w="2076" w:type="dxa"/>
+                  <w:tcW w:w="1312" w:type="dxa"/>
                 </w:tcPr>
                 <w:p>
                   <w:pPr>
@@ -2730,18 +2658,31 @@
                       <w:rFonts w:hint="eastAsia" w:ascii="宋体" w:hAnsi="宋体" w:eastAsia="宋体" w:cs="宋体"/>
                       <w:b w:val="0"/>
                       <w:bCs w:val="0"/>
-                      <w:sz w:val="28"/>
-                      <w:szCs w:val="28"/>
+                      <w:sz w:val="21"/>
+                      <w:szCs w:val="21"/>
                       <w:u w:val="single"/>
                       <w:vertAlign w:val="baseline"/>
                       <w:lang w:val="en-US" w:eastAsia="zh-CN"/>
                     </w:rPr>
                   </w:pPr>
+                  <w:r>
+                    <w:rPr>
+                      <w:rFonts w:hint="eastAsia" w:ascii="宋体" w:hAnsi="宋体" w:eastAsia="宋体" w:cs="宋体"/>
+                      <w:b w:val="0"/>
+                      <w:bCs w:val="0"/>
+                      <w:sz w:val="21"/>
+                      <w:szCs w:val="21"/>
+                      <w:u w:val="single"/>
+                      <w:vertAlign w:val="baseline"/>
+                      <w:lang w:val="en-US" w:eastAsia="zh-CN"/>
+                    </w:rPr>
+                    <w:t>FIFO 逻辑</w:t>
+                  </w:r>
                 </w:p>
               </w:tc>
               <w:tc>
                 <w:tcPr>
-                  <w:tcW w:w="2077" w:type="dxa"/>
+                  <w:tcW w:w="5234" w:type="dxa"/>
                 </w:tcPr>
                 <w:p>
                   <w:pPr>
@@ -2758,18 +2699,90 @@
                       <w:rFonts w:hint="eastAsia" w:ascii="宋体" w:hAnsi="宋体" w:eastAsia="宋体" w:cs="宋体"/>
                       <w:b w:val="0"/>
                       <w:bCs w:val="0"/>
-                      <w:sz w:val="28"/>
-                      <w:szCs w:val="28"/>
+                      <w:sz w:val="21"/>
+                      <w:szCs w:val="21"/>
                       <w:u w:val="single"/>
                       <w:vertAlign w:val="baseline"/>
                       <w:lang w:val="en-US" w:eastAsia="zh-CN"/>
                     </w:rPr>
                   </w:pPr>
+                  <w:r>
+                    <w:rPr>
+                      <w:rFonts w:hint="eastAsia" w:ascii="宋体" w:hAnsi="宋体" w:eastAsia="宋体" w:cs="宋体"/>
+                      <w:b w:val="0"/>
+                      <w:bCs w:val="0"/>
+                      <w:sz w:val="21"/>
+                      <w:szCs w:val="21"/>
+                      <w:u w:val="single"/>
+                      <w:vertAlign w:val="baseline"/>
+                      <w:lang w:val="en-US" w:eastAsia="zh-CN"/>
+                    </w:rPr>
+                    <w:t>编写access函数，实现指针的移动逻辑</w:t>
+                  </w:r>
+                </w:p>
+              </w:tc>
+            </w:tr>
+            <w:tr>
+              <w:tblPrEx>
+                <w:tblBorders>
+                  <w:top w:val="single" w:color="auto" w:sz="4" w:space="0"/>
+                  <w:left w:val="single" w:color="auto" w:sz="4" w:space="0"/>
+                  <w:bottom w:val="single" w:color="auto" w:sz="4" w:space="0"/>
+                  <w:right w:val="single" w:color="auto" w:sz="4" w:space="0"/>
+                  <w:insideH w:val="single" w:color="auto" w:sz="4" w:space="0"/>
+                  <w:insideV w:val="single" w:color="auto" w:sz="4" w:space="0"/>
+                </w:tblBorders>
+                <w:tblCellMar>
+                  <w:top w:w="0" w:type="dxa"/>
+                  <w:left w:w="108" w:type="dxa"/>
+                  <w:bottom w:w="0" w:type="dxa"/>
+                  <w:right w:w="108" w:type="dxa"/>
+                </w:tblCellMar>
+              </w:tblPrEx>
+              <w:tc>
+                <w:tcPr>
+                  <w:tcW w:w="672" w:type="dxa"/>
+                </w:tcPr>
+                <w:p>
+                  <w:pPr>
+                    <w:numPr>
+                      <w:ilvl w:val="0"/>
+                      <w:numId w:val="0"/>
+                    </w:numPr>
+                    <w:tabs>
+                      <w:tab w:val="left" w:pos="540"/>
+                      <w:tab w:val="left" w:pos="8280"/>
+                    </w:tabs>
+                    <w:spacing w:line="440" w:lineRule="exact"/>
+                    <w:rPr>
+                      <w:rFonts w:hint="default" w:ascii="宋体" w:hAnsi="宋体" w:eastAsia="宋体" w:cs="宋体"/>
+                      <w:b w:val="0"/>
+                      <w:bCs w:val="0"/>
+                      <w:sz w:val="21"/>
+                      <w:szCs w:val="21"/>
+                      <w:u w:val="single"/>
+                      <w:vertAlign w:val="baseline"/>
+                      <w:lang w:val="en-US" w:eastAsia="zh-CN"/>
+                    </w:rPr>
+                  </w:pPr>
+                  <w:r>
+                    <w:rPr>
+                      <w:rFonts w:hint="eastAsia" w:ascii="宋体" w:hAnsi="宋体" w:eastAsia="宋体" w:cs="宋体"/>
+                      <w:b w:val="0"/>
+                      <w:bCs w:val="0"/>
+                      <w:sz w:val="21"/>
+                      <w:szCs w:val="21"/>
+                      <w:u w:val="single"/>
+                      <w:vertAlign w:val="baseline"/>
+                      <w:lang w:val="en-US" w:eastAsia="zh-CN"/>
+                    </w:rPr>
+                    <w:t>3</w:t>
+                  </w:r>
                 </w:p>
               </w:tc>
               <w:tc>
                 <w:tcPr>
-                  <w:tcW w:w="2077" w:type="dxa"/>
+                  <w:tcW w:w="1088" w:type="dxa"/>
                 </w:tcPr>
                 <w:p>
                   <w:pPr>
@@ -2786,13 +2799,305 @@
                       <w:rFonts w:hint="eastAsia" w:ascii="宋体" w:hAnsi="宋体" w:eastAsia="宋体" w:cs="宋体"/>
                       <w:b w:val="0"/>
                       <w:bCs w:val="0"/>
-                      <w:sz w:val="28"/>
-                      <w:szCs w:val="28"/>
+                      <w:sz w:val="21"/>
+                      <w:szCs w:val="21"/>
                       <w:u w:val="single"/>
                       <w:vertAlign w:val="baseline"/>
                       <w:lang w:val="en-US" w:eastAsia="zh-CN"/>
                     </w:rPr>
                   </w:pPr>
+                  <w:r>
+                    <w:rPr>
+                      <w:rFonts w:hint="eastAsia" w:ascii="宋体" w:hAnsi="宋体" w:eastAsia="宋体" w:cs="宋体"/>
+                      <w:b w:val="0"/>
+                      <w:bCs w:val="0"/>
+                      <w:sz w:val="21"/>
+                      <w:szCs w:val="21"/>
+                      <w:u w:val="single"/>
+                      <w:vertAlign w:val="baseline"/>
+                      <w:lang w:val="en-US" w:eastAsia="zh-CN"/>
+                    </w:rPr>
+                    <w:t>输入处理</w:t>
+                  </w:r>
+                </w:p>
+              </w:tc>
+              <w:tc>
+                <w:tcPr>
+                  <w:tcW w:w="1312" w:type="dxa"/>
+                </w:tcPr>
+                <w:p>
+                  <w:pPr>
+                    <w:numPr>
+                      <w:ilvl w:val="0"/>
+                      <w:numId w:val="0"/>
+                    </w:numPr>
+                    <w:tabs>
+                      <w:tab w:val="left" w:pos="540"/>
+                      <w:tab w:val="left" w:pos="8280"/>
+                    </w:tabs>
+                    <w:spacing w:line="440" w:lineRule="exact"/>
+                    <w:rPr>
+                      <w:rFonts w:hint="default" w:ascii="宋体" w:hAnsi="宋体" w:eastAsia="宋体" w:cs="宋体"/>
+                      <w:b w:val="0"/>
+                      <w:bCs w:val="0"/>
+                      <w:sz w:val="21"/>
+                      <w:szCs w:val="21"/>
+                      <w:u w:val="single"/>
+                      <w:vertAlign w:val="baseline"/>
+                      <w:lang w:val="en-US" w:eastAsia="zh-CN"/>
+                    </w:rPr>
+                  </w:pPr>
+                  <w:r>
+                    <w:rPr>
+                      <w:rFonts w:hint="eastAsia" w:ascii="宋体" w:hAnsi="宋体" w:eastAsia="宋体" w:cs="宋体"/>
+                      <w:b w:val="0"/>
+                      <w:bCs w:val="0"/>
+                      <w:sz w:val="21"/>
+                      <w:szCs w:val="21"/>
+                      <w:u w:val="single"/>
+                      <w:vertAlign w:val="baseline"/>
+                      <w:lang w:val="en-US" w:eastAsia="zh-CN"/>
+                    </w:rPr>
+                    <w:t>格式化输入</w:t>
+                  </w:r>
+                </w:p>
+              </w:tc>
+              <w:tc>
+                <w:tcPr>
+                  <w:tcW w:w="5234" w:type="dxa"/>
+                </w:tcPr>
+                <w:p>
+                  <w:pPr>
+                    <w:numPr>
+                      <w:ilvl w:val="0"/>
+                      <w:numId w:val="0"/>
+                    </w:numPr>
+                    <w:tabs>
+                      <w:tab w:val="left" w:pos="540"/>
+                      <w:tab w:val="left" w:pos="8280"/>
+                    </w:tabs>
+                    <w:spacing w:line="440" w:lineRule="exact"/>
+                    <w:rPr>
+                      <w:rFonts w:hint="default" w:ascii="宋体" w:hAnsi="宋体" w:eastAsia="宋体" w:cs="宋体"/>
+                      <w:b w:val="0"/>
+                      <w:bCs w:val="0"/>
+                      <w:sz w:val="21"/>
+                      <w:szCs w:val="21"/>
+                      <w:u w:val="single"/>
+                      <w:vertAlign w:val="baseline"/>
+                      <w:lang w:val="en-US" w:eastAsia="zh-CN"/>
+                    </w:rPr>
+                  </w:pPr>
+                  <w:r>
+                    <w:rPr>
+                      <w:rFonts w:hint="eastAsia" w:ascii="宋体" w:hAnsi="宋体" w:eastAsia="宋体" w:cs="宋体"/>
+                      <w:b w:val="0"/>
+                      <w:bCs w:val="0"/>
+                      <w:sz w:val="21"/>
+                      <w:szCs w:val="21"/>
+                      <w:u w:val="single"/>
+                      <w:vertAlign w:val="baseline"/>
+                      <w:lang w:val="en-US" w:eastAsia="zh-CN"/>
+                    </w:rPr>
+                    <w:t>使用while配合cin.peek()处理输出字符</w:t>
+                  </w:r>
+                </w:p>
+              </w:tc>
+            </w:tr>
+            <w:tr>
+              <w:tblPrEx>
+                <w:tblBorders>
+                  <w:top w:val="single" w:color="auto" w:sz="4" w:space="0"/>
+                  <w:left w:val="single" w:color="auto" w:sz="4" w:space="0"/>
+                  <w:bottom w:val="single" w:color="auto" w:sz="4" w:space="0"/>
+                  <w:right w:val="single" w:color="auto" w:sz="4" w:space="0"/>
+                  <w:insideH w:val="single" w:color="auto" w:sz="4" w:space="0"/>
+                  <w:insideV w:val="single" w:color="auto" w:sz="4" w:space="0"/>
+                </w:tblBorders>
+                <w:tblCellMar>
+                  <w:top w:w="0" w:type="dxa"/>
+                  <w:left w:w="108" w:type="dxa"/>
+                  <w:bottom w:w="0" w:type="dxa"/>
+                  <w:right w:w="108" w:type="dxa"/>
+                </w:tblCellMar>
+              </w:tblPrEx>
+              <w:tc>
+                <w:tcPr>
+                  <w:tcW w:w="672" w:type="dxa"/>
+                </w:tcPr>
+                <w:p>
+                  <w:pPr>
+                    <w:numPr>
+                      <w:ilvl w:val="0"/>
+                      <w:numId w:val="0"/>
+                    </w:numPr>
+                    <w:tabs>
+                      <w:tab w:val="left" w:pos="540"/>
+                      <w:tab w:val="left" w:pos="8280"/>
+                    </w:tabs>
+                    <w:spacing w:line="440" w:lineRule="exact"/>
+                    <w:rPr>
+                      <w:rFonts w:hint="default" w:ascii="宋体" w:hAnsi="宋体" w:eastAsia="宋体" w:cs="宋体"/>
+                      <w:b w:val="0"/>
+                      <w:bCs w:val="0"/>
+                      <w:sz w:val="21"/>
+                      <w:szCs w:val="21"/>
+                      <w:u w:val="single"/>
+                      <w:vertAlign w:val="baseline"/>
+                      <w:lang w:val="en-US" w:eastAsia="zh-CN"/>
+                    </w:rPr>
+                  </w:pPr>
+                  <w:r>
+                    <w:rPr>
+                      <w:rFonts w:hint="eastAsia" w:ascii="宋体" w:hAnsi="宋体" w:eastAsia="宋体" w:cs="宋体"/>
+                      <w:b w:val="0"/>
+                      <w:bCs w:val="0"/>
+                      <w:sz w:val="21"/>
+                      <w:szCs w:val="21"/>
+                      <w:u w:val="single"/>
+                      <w:vertAlign w:val="baseline"/>
+                      <w:lang w:val="en-US" w:eastAsia="zh-CN"/>
+                    </w:rPr>
+                    <w:t>4</w:t>
+                  </w:r>
+                </w:p>
+              </w:tc>
+              <w:tc>
+                <w:tcPr>
+                  <w:tcW w:w="1088" w:type="dxa"/>
+                </w:tcPr>
+                <w:p>
+                  <w:pPr>
+                    <w:numPr>
+                      <w:ilvl w:val="0"/>
+                      <w:numId w:val="0"/>
+                    </w:numPr>
+                    <w:tabs>
+                      <w:tab w:val="left" w:pos="540"/>
+                      <w:tab w:val="left" w:pos="8280"/>
+                    </w:tabs>
+                    <w:spacing w:line="440" w:lineRule="exact"/>
+                    <w:rPr>
+                      <w:rFonts w:hint="default" w:ascii="宋体" w:hAnsi="宋体" w:eastAsia="宋体" w:cs="宋体"/>
+                      <w:b w:val="0"/>
+                      <w:bCs w:val="0"/>
+                      <w:sz w:val="21"/>
+                      <w:szCs w:val="21"/>
+                      <w:u w:val="single"/>
+                      <w:vertAlign w:val="baseline"/>
+                      <w:lang w:val="en-US" w:eastAsia="zh-CN"/>
+                    </w:rPr>
+                  </w:pPr>
+                  <w:r>
+                    <w:rPr>
+                      <w:rFonts w:hint="eastAsia" w:ascii="宋体" w:hAnsi="宋体" w:eastAsia="宋体" w:cs="宋体"/>
+                      <w:b w:val="0"/>
+                      <w:bCs w:val="0"/>
+                      <w:sz w:val="21"/>
+                      <w:szCs w:val="21"/>
+                      <w:u w:val="single"/>
+                      <w:vertAlign w:val="baseline"/>
+                      <w:lang w:val="en-US" w:eastAsia="zh-CN"/>
+                    </w:rPr>
+                    <w:t>输出处理</w:t>
+                  </w:r>
+                </w:p>
+              </w:tc>
+              <w:tc>
+                <w:tcPr>
+                  <w:tcW w:w="1312" w:type="dxa"/>
+                </w:tcPr>
+                <w:p>
+                  <w:pPr>
+                    <w:numPr>
+                      <w:ilvl w:val="0"/>
+                      <w:numId w:val="0"/>
+                    </w:numPr>
+                    <w:tabs>
+                      <w:tab w:val="left" w:pos="540"/>
+                      <w:tab w:val="left" w:pos="8280"/>
+                    </w:tabs>
+                    <w:spacing w:line="440" w:lineRule="exact"/>
+                    <w:rPr>
+                      <w:rFonts w:hint="eastAsia" w:ascii="宋体" w:hAnsi="宋体" w:eastAsia="宋体" w:cs="宋体"/>
+                      <w:b w:val="0"/>
+                      <w:bCs w:val="0"/>
+                      <w:sz w:val="21"/>
+                      <w:szCs w:val="21"/>
+                      <w:u w:val="single"/>
+                      <w:vertAlign w:val="baseline"/>
+                      <w:lang w:val="en-US" w:eastAsia="zh-CN"/>
+                    </w:rPr>
+                  </w:pPr>
+                  <w:r>
+                    <w:rPr>
+                      <w:rFonts w:hint="eastAsia" w:ascii="宋体" w:hAnsi="宋体" w:eastAsia="宋体" w:cs="宋体"/>
+                      <w:b w:val="0"/>
+                      <w:bCs w:val="0"/>
+                      <w:sz w:val="21"/>
+                      <w:szCs w:val="21"/>
+                      <w:u w:val="single"/>
+                      <w:vertAlign w:val="baseline"/>
+                      <w:lang w:val="en-US" w:eastAsia="zh-CN"/>
+                    </w:rPr>
+                    <w:t>格式化输出</w:t>
+                  </w:r>
+                </w:p>
+              </w:tc>
+              <w:tc>
+                <w:tcPr>
+                  <w:tcW w:w="5234" w:type="dxa"/>
+                </w:tcPr>
+                <w:p>
+                  <w:pPr>
+                    <w:numPr>
+                      <w:ilvl w:val="0"/>
+                      <w:numId w:val="0"/>
+                    </w:numPr>
+                    <w:tabs>
+                      <w:tab w:val="left" w:pos="540"/>
+                      <w:tab w:val="left" w:pos="8280"/>
+                    </w:tabs>
+                    <w:spacing w:line="440" w:lineRule="exact"/>
+                    <w:rPr>
+                      <w:rFonts w:hint="eastAsia" w:ascii="宋体" w:hAnsi="宋体" w:eastAsia="宋体" w:cs="宋体"/>
+                      <w:b w:val="0"/>
+                      <w:bCs w:val="0"/>
+                      <w:sz w:val="21"/>
+                      <w:szCs w:val="21"/>
+                      <w:u w:val="single"/>
+                      <w:vertAlign w:val="baseline"/>
+                      <w:lang w:val="en-US" w:eastAsia="zh-CN"/>
+                    </w:rPr>
+                  </w:pPr>
+                  <w:r>
+                    <w:rPr>
+                      <w:rFonts w:hint="eastAsia" w:ascii="宋体" w:hAnsi="宋体" w:eastAsia="宋体" w:cs="宋体"/>
+                      <w:b w:val="0"/>
+                      <w:bCs w:val="0"/>
+                      <w:sz w:val="21"/>
+                      <w:szCs w:val="21"/>
+                      <w:u w:val="single"/>
+                      <w:vertAlign w:val="baseline"/>
+                      <w:lang w:val="en-US" w:eastAsia="zh-CN"/>
+                    </w:rPr>
+                    <w:t>使用[ ]模拟内存块展示，并</w:t>
+                  </w:r>
+                  <w:r>
+                    <w:rPr>
+                      <w:rFonts w:hint="eastAsia" w:ascii="宋体" w:hAnsi="宋体" w:eastAsia="宋体" w:cs="宋体"/>
+                      <w:b w:val="0"/>
+                      <w:bCs w:val="0"/>
+                      <w:sz w:val="21"/>
+                      <w:szCs w:val="21"/>
+                      <w:u w:val="single"/>
+                      <w:vertAlign w:val="baseline"/>
+                      <w:lang w:val="en-US" w:eastAsia="zh-CN"/>
+                    </w:rPr>
+                    <w:t>控制输出格式</w:t>
+                  </w:r>
+                  <w:bookmarkStart w:id="0" w:name="_GoBack"/>
+                  <w:bookmarkEnd w:id="0"/>
                 </w:p>
               </w:tc>
             </w:tr>
@@ -4659,7 +4964,7 @@
     <w:lsdException w:unhideWhenUsed="0" w:uiPriority="0" w:semiHidden="0" w:name="HTML Acronym"/>
     <w:lsdException w:unhideWhenUsed="0" w:uiPriority="0" w:semiHidden="0" w:name="HTML Address"/>
     <w:lsdException w:unhideWhenUsed="0" w:uiPriority="0" w:semiHidden="0" w:name="HTML Cite"/>
-    <w:lsdException w:unhideWhenUsed="0" w:uiPriority="0" w:semiHidden="0" w:name="HTML Code"/>
+    <w:lsdException w:qFormat="1" w:unhideWhenUsed="0" w:uiPriority="0" w:semiHidden="0" w:name="HTML Code"/>
     <w:lsdException w:unhideWhenUsed="0" w:uiPriority="0" w:semiHidden="0" w:name="HTML Definition"/>
     <w:lsdException w:unhideWhenUsed="0" w:uiPriority="0" w:semiHidden="0" w:name="HTML Keyboard"/>
     <w:lsdException w:unhideWhenUsed="0" w:uiPriority="0" w:semiHidden="0" w:name="HTML Preformatted"/>
@@ -4931,6 +5236,7 @@
   <w:style w:type="character" w:styleId="8">
     <w:name w:val="HTML Code"/>
     <w:basedOn w:val="7"/>
+    <w:qFormat/>
     <w:uiPriority w:val="0"/>
     <w:rPr>
       <w:rFonts w:ascii="Courier New" w:hAnsi="Courier New"/>

--- a/高级语言程序设计_实践/实践报告-胡德悦-080901-高级语言程序设计.docx
+++ b/高级语言程序设计_实践/实践报告-胡德悦-080901-高级语言程序设计.docx
@@ -407,14 +407,6 @@
       </w:tr>
       <w:tr>
         <w:tblPrEx>
-          <w:tblBorders>
-            <w:top w:val="single" w:color="auto" w:sz="4" w:space="0"/>
-            <w:left w:val="single" w:color="auto" w:sz="4" w:space="0"/>
-            <w:bottom w:val="single" w:color="auto" w:sz="4" w:space="0"/>
-            <w:right w:val="single" w:color="auto" w:sz="4" w:space="0"/>
-            <w:insideH w:val="single" w:color="auto" w:sz="4" w:space="0"/>
-            <w:insideV w:val="single" w:color="auto" w:sz="4" w:space="0"/>
-          </w:tblBorders>
           <w:tblCellMar>
             <w:top w:w="0" w:type="dxa"/>
             <w:left w:w="108" w:type="dxa"/>
@@ -829,7 +821,7 @@
                 <w:u w:val="none"/>
                 <w:lang w:val="en-US" w:eastAsia="zh-CN"/>
               </w:rPr>
-              <w:t>2026年4月23日</w:t>
+              <w:t>2026年4月24日</w:t>
             </w:r>
           </w:p>
         </w:tc>
@@ -905,6 +897,7 @@
         </w:tblPrEx>
         <w:trPr>
           <w:cantSplit/>
+          <w:trHeight w:val="2002" w:hRule="atLeast"/>
         </w:trPr>
         <w:tc>
           <w:tcPr>
@@ -918,6 +911,10 @@
               <w:keepLines w:val="0"/>
               <w:pageBreakBefore w:val="0"/>
               <w:widowControl w:val="0"/>
+              <w:numPr>
+                <w:ilvl w:val="0"/>
+                <w:numId w:val="1"/>
+              </w:numPr>
               <w:kinsoku/>
               <w:wordWrap/>
               <w:overflowPunct/>
@@ -947,8 +944,9 @@
                 <w:bCs w:val="0"/>
                 <w:sz w:val="28"/>
                 <w:szCs w:val="28"/>
-              </w:rPr>
-              <w:t>一、</w:t>
+                <w:lang w:eastAsia="zh-CN"/>
+              </w:rPr>
+              <w:t>实践</w:t>
             </w:r>
             <w:r>
               <w:rPr>
@@ -957,353 +955,8 @@
                 <w:bCs w:val="0"/>
                 <w:sz w:val="28"/>
                 <w:szCs w:val="28"/>
-                <w:lang w:eastAsia="zh-CN"/>
-              </w:rPr>
-              <w:t>实践</w:t>
-            </w:r>
-            <w:r>
-              <w:rPr>
-                <w:rFonts w:hint="eastAsia" w:ascii="宋体" w:hAnsi="宋体" w:eastAsia="宋体" w:cs="宋体"/>
-                <w:b w:val="0"/>
-                <w:bCs w:val="0"/>
-                <w:sz w:val="28"/>
-                <w:szCs w:val="28"/>
               </w:rPr>
               <w:t>目的：</w:t>
-            </w:r>
-          </w:p>
-          <w:p>
-            <w:pPr>
-              <w:keepNext w:val="0"/>
-              <w:keepLines w:val="0"/>
-              <w:pageBreakBefore w:val="0"/>
-              <w:widowControl w:val="0"/>
-              <w:kinsoku/>
-              <w:wordWrap/>
-              <w:overflowPunct/>
-              <w:topLinePunct w:val="0"/>
-              <w:autoSpaceDE/>
-              <w:autoSpaceDN/>
-              <w:bidi w:val="0"/>
-              <w:adjustRightInd/>
-              <w:snapToGrid/>
-              <w:spacing w:line="276" w:lineRule="auto"/>
-              <w:ind w:left="560" w:hanging="420" w:hangingChars="200"/>
-              <w:textAlignment w:val="auto"/>
-              <w:rPr>
-                <w:rFonts w:hint="eastAsia" w:ascii="宋体" w:hAnsi="宋体" w:eastAsia="宋体" w:cs="宋体"/>
-                <w:b w:val="0"/>
-                <w:bCs w:val="0"/>
-                <w:sz w:val="21"/>
-                <w:szCs w:val="21"/>
-                <w:u w:val="none"/>
-              </w:rPr>
-            </w:pPr>
-            <w:r>
-              <w:rPr>
-                <w:rFonts w:hint="eastAsia" w:ascii="宋体" w:hAnsi="宋体" w:eastAsia="宋体" w:cs="宋体"/>
-                <w:b w:val="0"/>
-                <w:bCs w:val="0"/>
-                <w:sz w:val="21"/>
-                <w:szCs w:val="21"/>
-                <w:u w:val="none"/>
-              </w:rPr>
-              <w:t>1、</w:t>
-            </w:r>
-            <w:r>
-              <w:rPr>
-                <w:rFonts w:hint="eastAsia" w:ascii="宋体" w:hAnsi="宋体" w:eastAsia="宋体" w:cs="宋体"/>
-                <w:b w:val="0"/>
-                <w:bCs w:val="0"/>
-                <w:sz w:val="21"/>
-                <w:szCs w:val="21"/>
-                <w:u w:val="none"/>
-                <w:lang w:val="en-US" w:eastAsia="zh-CN"/>
-              </w:rPr>
-              <w:t xml:space="preserve"> 深入掌握C++面向对象编程思想，通过类（Class）封装页面管理逻辑。                                                      </w:t>
-            </w:r>
-          </w:p>
-          <w:p>
-            <w:pPr>
-              <w:keepNext w:val="0"/>
-              <w:keepLines w:val="0"/>
-              <w:pageBreakBefore w:val="0"/>
-              <w:widowControl w:val="0"/>
-              <w:kinsoku/>
-              <w:wordWrap/>
-              <w:overflowPunct/>
-              <w:topLinePunct w:val="0"/>
-              <w:autoSpaceDE/>
-              <w:autoSpaceDN/>
-              <w:bidi w:val="0"/>
-              <w:adjustRightInd/>
-              <w:snapToGrid/>
-              <w:ind w:left="560" w:hanging="420" w:hangingChars="200"/>
-              <w:textAlignment w:val="auto"/>
-              <w:rPr>
-                <w:rFonts w:hint="eastAsia" w:ascii="宋体" w:hAnsi="宋体" w:eastAsia="宋体" w:cs="宋体"/>
-                <w:b w:val="0"/>
-                <w:bCs w:val="0"/>
-                <w:sz w:val="21"/>
-                <w:szCs w:val="21"/>
-                <w:u w:val="none"/>
-                <w:lang w:val="en-US" w:eastAsia="zh-CN"/>
-              </w:rPr>
-            </w:pPr>
-            <w:r>
-              <w:rPr>
-                <w:rFonts w:hint="eastAsia" w:ascii="宋体" w:hAnsi="宋体" w:eastAsia="宋体" w:cs="宋体"/>
-                <w:b w:val="0"/>
-                <w:bCs w:val="0"/>
-                <w:sz w:val="21"/>
-                <w:szCs w:val="21"/>
-                <w:u w:val="none"/>
-              </w:rPr>
-              <w:t>2、</w:t>
-            </w:r>
-            <w:r>
-              <w:rPr>
-                <w:rFonts w:hint="eastAsia" w:ascii="宋体" w:hAnsi="宋体" w:eastAsia="宋体" w:cs="宋体"/>
-                <w:b w:val="0"/>
-                <w:bCs w:val="0"/>
-                <w:sz w:val="21"/>
-                <w:szCs w:val="21"/>
-                <w:u w:val="none"/>
-                <w:lang w:val="en-US" w:eastAsia="zh-CN"/>
-              </w:rPr>
-              <w:t xml:space="preserve"> 理解C++构造函数在对象初始化中的应用，以及成员变量对物理块状态的维护。                                                     </w:t>
-            </w:r>
-          </w:p>
-          <w:p>
-            <w:pPr>
-              <w:keepNext w:val="0"/>
-              <w:keepLines w:val="0"/>
-              <w:pageBreakBefore w:val="0"/>
-              <w:widowControl w:val="0"/>
-              <w:kinsoku/>
-              <w:wordWrap/>
-              <w:overflowPunct/>
-              <w:topLinePunct w:val="0"/>
-              <w:autoSpaceDE/>
-              <w:autoSpaceDN/>
-              <w:bidi w:val="0"/>
-              <w:adjustRightInd/>
-              <w:snapToGrid/>
-              <w:ind w:left="560" w:hanging="420" w:hangingChars="200"/>
-              <w:textAlignment w:val="auto"/>
-              <w:rPr>
-                <w:rFonts w:hint="eastAsia" w:ascii="宋体" w:hAnsi="宋体" w:eastAsia="宋体" w:cs="宋体"/>
-                <w:b w:val="0"/>
-                <w:bCs w:val="0"/>
-                <w:sz w:val="21"/>
-                <w:szCs w:val="21"/>
-                <w:u w:val="none"/>
-                <w:lang w:val="en-US" w:eastAsia="zh-CN"/>
-              </w:rPr>
-            </w:pPr>
-            <w:r>
-              <w:rPr>
-                <w:rFonts w:hint="eastAsia" w:ascii="宋体" w:hAnsi="宋体" w:eastAsia="宋体" w:cs="宋体"/>
-                <w:b w:val="0"/>
-                <w:bCs w:val="0"/>
-                <w:sz w:val="21"/>
-                <w:szCs w:val="21"/>
-                <w:u w:val="none"/>
-                <w:lang w:val="en-US" w:eastAsia="zh-CN"/>
-              </w:rPr>
-              <w:t>3</w:t>
-            </w:r>
-            <w:r>
-              <w:rPr>
-                <w:rFonts w:hint="eastAsia" w:ascii="宋体" w:hAnsi="宋体" w:eastAsia="宋体" w:cs="宋体"/>
-                <w:b w:val="0"/>
-                <w:bCs w:val="0"/>
-                <w:sz w:val="21"/>
-                <w:szCs w:val="21"/>
-                <w:u w:val="none"/>
-              </w:rPr>
-              <w:t>、</w:t>
-            </w:r>
-            <w:r>
-              <w:rPr>
-                <w:rFonts w:hint="eastAsia" w:ascii="宋体" w:hAnsi="宋体" w:eastAsia="宋体" w:cs="宋体"/>
-                <w:b w:val="0"/>
-                <w:bCs w:val="0"/>
-                <w:sz w:val="21"/>
-                <w:szCs w:val="21"/>
-                <w:u w:val="none"/>
-                <w:lang w:val="en-US" w:eastAsia="zh-CN"/>
-              </w:rPr>
-              <w:t xml:space="preserve"> 通过对</w:t>
-            </w:r>
-            <w:r>
-              <w:rPr>
-                <w:rFonts w:hint="eastAsia" w:ascii="宋体" w:hAnsi="宋体" w:eastAsia="宋体" w:cs="宋体"/>
-                <w:b/>
-                <w:bCs/>
-                <w:sz w:val="21"/>
-                <w:szCs w:val="21"/>
-                <w:u w:val="none"/>
-                <w:lang w:val="en-US" w:eastAsia="zh-CN"/>
-              </w:rPr>
-              <w:t>FIFO页面置换算法</w:t>
-            </w:r>
-            <w:r>
-              <w:rPr>
-                <w:rFonts w:hint="eastAsia" w:ascii="宋体" w:hAnsi="宋体" w:eastAsia="宋体" w:cs="宋体"/>
-                <w:b w:val="0"/>
-                <w:bCs w:val="0"/>
-                <w:sz w:val="21"/>
-                <w:szCs w:val="21"/>
-                <w:u w:val="none"/>
-                <w:lang w:val="en-US" w:eastAsia="zh-CN"/>
-              </w:rPr>
-              <w:t>的模拟，练习C++的标准输入输出流（iostream）及格式化输出（iomanip）。</w:t>
-            </w:r>
-          </w:p>
-          <w:p>
-            <w:pPr>
-              <w:keepNext w:val="0"/>
-              <w:keepLines w:val="0"/>
-              <w:pageBreakBefore w:val="0"/>
-              <w:widowControl w:val="0"/>
-              <w:kinsoku/>
-              <w:wordWrap/>
-              <w:overflowPunct/>
-              <w:topLinePunct w:val="0"/>
-              <w:autoSpaceDE/>
-              <w:autoSpaceDN/>
-              <w:bidi w:val="0"/>
-              <w:adjustRightInd/>
-              <w:snapToGrid/>
-              <w:ind w:left="560" w:hanging="420" w:hangingChars="200"/>
-              <w:textAlignment w:val="auto"/>
-              <w:rPr>
-                <w:rFonts w:hint="eastAsia" w:ascii="宋体" w:hAnsi="宋体" w:eastAsia="宋体" w:cs="宋体"/>
-                <w:b w:val="0"/>
-                <w:bCs w:val="0"/>
-                <w:sz w:val="21"/>
-                <w:szCs w:val="21"/>
-                <w:u w:val="none"/>
-                <w:lang w:val="en-US" w:eastAsia="zh-CN"/>
-              </w:rPr>
-            </w:pPr>
-            <w:r>
-              <w:rPr>
-                <w:rFonts w:hint="eastAsia" w:ascii="宋体" w:hAnsi="宋体" w:eastAsia="宋体" w:cs="宋体"/>
-                <w:b w:val="0"/>
-                <w:bCs w:val="0"/>
-                <w:sz w:val="21"/>
-                <w:szCs w:val="21"/>
-                <w:u w:val="none"/>
-                <w:lang w:val="en-US" w:eastAsia="zh-CN"/>
-              </w:rPr>
-              <w:t xml:space="preserve">4、 通过流程化逻辑设计，增强对操作系统虚拟存储管理机制的直观认识。  </w:t>
-            </w:r>
-          </w:p>
-          <w:p>
-            <w:pPr>
-              <w:keepNext w:val="0"/>
-              <w:keepLines w:val="0"/>
-              <w:pageBreakBefore w:val="0"/>
-              <w:widowControl w:val="0"/>
-              <w:kinsoku/>
-              <w:wordWrap/>
-              <w:overflowPunct/>
-              <w:topLinePunct w:val="0"/>
-              <w:autoSpaceDE/>
-              <w:autoSpaceDN/>
-              <w:bidi w:val="0"/>
-              <w:adjustRightInd/>
-              <w:snapToGrid/>
-              <w:ind w:left="560" w:hanging="420" w:hangingChars="200"/>
-              <w:textAlignment w:val="auto"/>
-              <w:rPr>
-                <w:rFonts w:hint="eastAsia" w:ascii="宋体" w:hAnsi="宋体" w:eastAsia="宋体" w:cs="宋体"/>
-                <w:b w:val="0"/>
-                <w:bCs w:val="0"/>
-                <w:sz w:val="28"/>
-                <w:szCs w:val="28"/>
-                <w:u w:val="single"/>
-                <w:lang w:val="en-US" w:eastAsia="zh-CN"/>
-              </w:rPr>
-            </w:pPr>
-            <w:r>
-              <w:rPr>
-                <w:rFonts w:hint="eastAsia" w:ascii="宋体" w:hAnsi="宋体" w:eastAsia="宋体" w:cs="宋体"/>
-                <w:b w:val="0"/>
-                <w:bCs w:val="0"/>
-                <w:sz w:val="21"/>
-                <w:szCs w:val="21"/>
-                <w:u w:val="none"/>
-                <w:lang w:val="en-US" w:eastAsia="zh-CN"/>
-              </w:rPr>
-              <w:t xml:space="preserve">                                                          </w:t>
-            </w:r>
-          </w:p>
-        </w:tc>
-      </w:tr>
-      <w:tr>
-        <w:tblPrEx>
-          <w:tblBorders>
-            <w:top w:val="single" w:color="auto" w:sz="4" w:space="0"/>
-            <w:left w:val="single" w:color="auto" w:sz="4" w:space="0"/>
-            <w:bottom w:val="single" w:color="auto" w:sz="4" w:space="0"/>
-            <w:right w:val="single" w:color="auto" w:sz="4" w:space="0"/>
-            <w:insideH w:val="single" w:color="auto" w:sz="4" w:space="0"/>
-            <w:insideV w:val="single" w:color="auto" w:sz="4" w:space="0"/>
-          </w:tblBorders>
-          <w:tblCellMar>
-            <w:top w:w="0" w:type="dxa"/>
-            <w:left w:w="108" w:type="dxa"/>
-            <w:bottom w:w="0" w:type="dxa"/>
-            <w:right w:w="108" w:type="dxa"/>
-          </w:tblCellMar>
-        </w:tblPrEx>
-        <w:trPr>
-          <w:trHeight w:val="3620" w:hRule="atLeast"/>
-        </w:trPr>
-        <w:tc>
-          <w:tcPr>
-            <w:tcW w:w="8522" w:type="dxa"/>
-            <w:gridSpan w:val="4"/>
-            <w:vAlign w:val="top"/>
-          </w:tcPr>
-          <w:p>
-            <w:pPr>
-              <w:numPr>
-                <w:ilvl w:val="0"/>
-                <w:numId w:val="1"/>
-              </w:numPr>
-              <w:ind w:left="1957" w:hanging="1957" w:hangingChars="699"/>
-              <w:rPr>
-                <w:rFonts w:hint="eastAsia" w:ascii="宋体" w:hAnsi="宋体" w:eastAsia="宋体" w:cs="宋体"/>
-                <w:b w:val="0"/>
-                <w:bCs w:val="0"/>
-                <w:sz w:val="28"/>
-                <w:szCs w:val="28"/>
-              </w:rPr>
-            </w:pPr>
-            <w:r>
-              <w:rPr>
-                <w:rFonts w:hint="eastAsia" w:ascii="宋体" w:hAnsi="宋体" w:eastAsia="宋体" w:cs="宋体"/>
-                <w:b w:val="0"/>
-                <w:bCs w:val="0"/>
-                <w:sz w:val="28"/>
-                <w:szCs w:val="28"/>
-                <w:lang w:eastAsia="zh-CN"/>
-              </w:rPr>
-              <w:t>实践</w:t>
-            </w:r>
-            <w:r>
-              <w:rPr>
-                <w:rFonts w:hint="eastAsia" w:ascii="宋体" w:hAnsi="宋体" w:eastAsia="宋体" w:cs="宋体"/>
-                <w:b w:val="0"/>
-                <w:bCs w:val="0"/>
-                <w:sz w:val="28"/>
-                <w:szCs w:val="28"/>
-              </w:rPr>
-              <w:t>原理：</w:t>
             </w:r>
           </w:p>
           <w:p>
@@ -1329,8 +982,8 @@
               <w:bidi w:val="0"/>
               <w:adjustRightInd/>
               <w:snapToGrid/>
-              <w:spacing w:line="440" w:lineRule="exact"/>
-              <w:ind w:left="420" w:hanging="420" w:hangingChars="200"/>
+              <w:spacing w:line="360" w:lineRule="auto"/>
+              <w:ind w:left="0" w:hanging="420" w:hangingChars="200"/>
               <w:textAlignment w:val="auto"/>
               <w:rPr>
                 <w:rFonts w:hint="eastAsia" w:ascii="宋体" w:hAnsi="宋体" w:eastAsia="宋体" w:cs="宋体"/>
@@ -1352,7 +1005,55 @@
                 <w:u w:val="none"/>
                 <w:lang w:val="en-US" w:eastAsia="zh-CN"/>
               </w:rPr>
-              <w:t>封装性：定义PageManager类，将物理块数组（blocks）、容量（capacity）、缺页统计（faultCount）等数据成员封装在类内，通过公共接口（access, isHit）暴露功能。</w:t>
+              <w:t>通过类（Class）封装</w:t>
+            </w:r>
+            <w:r>
+              <w:rPr>
+                <w:rFonts w:hint="eastAsia" w:ascii="宋体" w:hAnsi="宋体" w:eastAsia="宋体" w:cs="宋体"/>
+                <w:b/>
+                <w:bCs/>
+                <w:sz w:val="21"/>
+                <w:szCs w:val="21"/>
+                <w:u w:val="none"/>
+                <w:lang w:val="en-US" w:eastAsia="zh-CN"/>
+              </w:rPr>
+              <w:t>页面置换</w:t>
+            </w:r>
+            <w:r>
+              <w:rPr>
+                <w:rFonts w:hint="eastAsia" w:ascii="宋体" w:hAnsi="宋体" w:eastAsia="宋体" w:cs="宋体"/>
+                <w:b w:val="0"/>
+                <w:bCs w:val="0"/>
+                <w:sz w:val="21"/>
+                <w:szCs w:val="21"/>
+                <w:u w:val="none"/>
+                <w:lang w:val="en-US" w:eastAsia="zh-CN"/>
+              </w:rPr>
+              <w:t>逻辑，以深刻理解C++</w:t>
+            </w:r>
+            <w:r>
+              <w:rPr>
+                <w:rFonts w:hint="eastAsia" w:ascii="宋体" w:hAnsi="宋体" w:eastAsia="宋体" w:cs="宋体"/>
+                <w:b/>
+                <w:bCs/>
+                <w:sz w:val="21"/>
+                <w:szCs w:val="21"/>
+                <w:u w:val="none"/>
+                <w:lang w:val="en-US" w:eastAsia="zh-CN"/>
+              </w:rPr>
+              <w:t>面向对象</w:t>
+            </w:r>
+            <w:r>
+              <w:rPr>
+                <w:rFonts w:hint="eastAsia" w:ascii="宋体" w:hAnsi="宋体" w:eastAsia="宋体" w:cs="宋体"/>
+                <w:b w:val="0"/>
+                <w:bCs w:val="0"/>
+                <w:sz w:val="21"/>
+                <w:szCs w:val="21"/>
+                <w:u w:val="none"/>
+                <w:lang w:val="en-US" w:eastAsia="zh-CN"/>
+              </w:rPr>
+              <w:t>编程思想。</w:t>
             </w:r>
           </w:p>
           <w:p>
@@ -1378,9 +1079,8 @@
               <w:bidi w:val="0"/>
               <w:adjustRightInd/>
               <w:snapToGrid/>
-              <w:spacing w:line="440" w:lineRule="exact"/>
-              <w:ind w:left="420" w:leftChars="0" w:hanging="420" w:hangingChars="200"/>
-              <w:jc w:val="both"/>
+              <w:spacing w:line="360" w:lineRule="auto"/>
+              <w:ind w:left="0" w:hanging="420" w:hangingChars="200"/>
               <w:textAlignment w:val="auto"/>
               <w:rPr>
                 <w:rFonts w:hint="eastAsia" w:ascii="宋体" w:hAnsi="宋体" w:eastAsia="宋体" w:cs="宋体"/>
@@ -1402,7 +1102,79 @@
                 <w:u w:val="none"/>
                 <w:lang w:val="en-US" w:eastAsia="zh-CN"/>
               </w:rPr>
-              <w:t xml:space="preserve">利用类成员维护FIFO算法的“先进”状态指针（nextReplace）。  </w:t>
+              <w:t>理解C++</w:t>
+            </w:r>
+            <w:r>
+              <w:rPr>
+                <w:rFonts w:hint="eastAsia" w:ascii="宋体" w:hAnsi="宋体" w:eastAsia="宋体" w:cs="宋体"/>
+                <w:b/>
+                <w:bCs/>
+                <w:sz w:val="21"/>
+                <w:szCs w:val="21"/>
+                <w:u w:val="none"/>
+                <w:lang w:val="en-US" w:eastAsia="zh-CN"/>
+              </w:rPr>
+              <w:t>构造函数</w:t>
+            </w:r>
+            <w:r>
+              <w:rPr>
+                <w:rFonts w:hint="eastAsia" w:ascii="宋体" w:hAnsi="宋体" w:eastAsia="宋体" w:cs="宋体"/>
+                <w:b w:val="0"/>
+                <w:bCs w:val="0"/>
+                <w:sz w:val="21"/>
+                <w:szCs w:val="21"/>
+                <w:u w:val="none"/>
+                <w:lang w:val="en-US" w:eastAsia="zh-CN"/>
+              </w:rPr>
+              <w:t>在</w:t>
+            </w:r>
+            <w:r>
+              <w:rPr>
+                <w:rFonts w:hint="eastAsia" w:ascii="宋体" w:hAnsi="宋体" w:eastAsia="宋体" w:cs="宋体"/>
+                <w:b/>
+                <w:bCs/>
+                <w:sz w:val="21"/>
+                <w:szCs w:val="21"/>
+                <w:u w:val="none"/>
+                <w:lang w:val="en-US" w:eastAsia="zh-CN"/>
+              </w:rPr>
+              <w:t>对象初始化</w:t>
+            </w:r>
+            <w:r>
+              <w:rPr>
+                <w:rFonts w:hint="eastAsia" w:ascii="宋体" w:hAnsi="宋体" w:eastAsia="宋体" w:cs="宋体"/>
+                <w:b w:val="0"/>
+                <w:bCs w:val="0"/>
+                <w:sz w:val="21"/>
+                <w:szCs w:val="21"/>
+                <w:u w:val="none"/>
+                <w:lang w:val="en-US" w:eastAsia="zh-CN"/>
+              </w:rPr>
+              <w:t>中的应用，以及</w:t>
+            </w:r>
+            <w:r>
+              <w:rPr>
+                <w:rFonts w:hint="eastAsia" w:ascii="宋体" w:hAnsi="宋体" w:eastAsia="宋体" w:cs="宋体"/>
+                <w:b/>
+                <w:bCs/>
+                <w:sz w:val="21"/>
+                <w:szCs w:val="21"/>
+                <w:u w:val="none"/>
+                <w:lang w:val="en-US" w:eastAsia="zh-CN"/>
+              </w:rPr>
+              <w:t>成员变量</w:t>
+            </w:r>
+            <w:r>
+              <w:rPr>
+                <w:rFonts w:hint="eastAsia" w:ascii="宋体" w:hAnsi="宋体" w:eastAsia="宋体" w:cs="宋体"/>
+                <w:b w:val="0"/>
+                <w:bCs w:val="0"/>
+                <w:sz w:val="21"/>
+                <w:szCs w:val="21"/>
+                <w:u w:val="none"/>
+                <w:lang w:val="en-US" w:eastAsia="zh-CN"/>
+              </w:rPr>
+              <w:t>对物理块状态的维护。</w:t>
             </w:r>
           </w:p>
           <w:p>
@@ -1412,6 +1184,380 @@
               <w:pageBreakBefore w:val="0"/>
               <w:widowControl w:val="0"/>
               <w:numPr>
+                <w:ilvl w:val="0"/>
+                <w:numId w:val="2"/>
+              </w:numPr>
+              <w:tabs>
+                <w:tab w:val="left" w:pos="540"/>
+                <w:tab w:val="left" w:pos="8280"/>
+              </w:tabs>
+              <w:kinsoku/>
+              <w:wordWrap/>
+              <w:overflowPunct/>
+              <w:topLinePunct w:val="0"/>
+              <w:autoSpaceDE/>
+              <w:autoSpaceDN/>
+              <w:bidi w:val="0"/>
+              <w:adjustRightInd/>
+              <w:snapToGrid/>
+              <w:spacing w:line="360" w:lineRule="auto"/>
+              <w:ind w:left="0" w:hanging="420" w:hangingChars="200"/>
+              <w:textAlignment w:val="auto"/>
+              <w:rPr>
+                <w:rFonts w:hint="eastAsia" w:ascii="宋体" w:hAnsi="宋体" w:eastAsia="宋体" w:cs="宋体"/>
+                <w:b w:val="0"/>
+                <w:bCs w:val="0"/>
+                <w:sz w:val="21"/>
+                <w:szCs w:val="21"/>
+                <w:u w:val="none"/>
+                <w:lang w:val="en-US" w:eastAsia="zh-CN"/>
+              </w:rPr>
+            </w:pPr>
+            <w:r>
+              <w:rPr>
+                <w:rFonts w:hint="eastAsia" w:ascii="宋体" w:hAnsi="宋体" w:eastAsia="宋体" w:cs="宋体"/>
+                <w:b w:val="0"/>
+                <w:bCs w:val="0"/>
+                <w:sz w:val="21"/>
+                <w:szCs w:val="21"/>
+                <w:u w:val="none"/>
+                <w:lang w:val="en-US" w:eastAsia="zh-CN"/>
+              </w:rPr>
+              <w:t>通过对</w:t>
+            </w:r>
+            <w:r>
+              <w:rPr>
+                <w:rFonts w:hint="eastAsia" w:ascii="宋体" w:hAnsi="宋体" w:eastAsia="宋体" w:cs="宋体"/>
+                <w:b/>
+                <w:bCs/>
+                <w:sz w:val="21"/>
+                <w:szCs w:val="21"/>
+                <w:u w:val="none"/>
+                <w:lang w:val="en-US" w:eastAsia="zh-CN"/>
+              </w:rPr>
+              <w:t>FIFO页面置换算法</w:t>
+            </w:r>
+            <w:r>
+              <w:rPr>
+                <w:rFonts w:hint="eastAsia" w:ascii="宋体" w:hAnsi="宋体" w:eastAsia="宋体" w:cs="宋体"/>
+                <w:b w:val="0"/>
+                <w:bCs w:val="0"/>
+                <w:sz w:val="21"/>
+                <w:szCs w:val="21"/>
+                <w:u w:val="none"/>
+                <w:lang w:val="en-US" w:eastAsia="zh-CN"/>
+              </w:rPr>
+              <w:t>的模拟，学习如何通过</w:t>
+            </w:r>
+            <w:r>
+              <w:rPr>
+                <w:rFonts w:hint="eastAsia" w:ascii="宋体" w:hAnsi="宋体" w:eastAsia="宋体" w:cs="宋体"/>
+                <w:b/>
+                <w:bCs/>
+                <w:sz w:val="21"/>
+                <w:szCs w:val="21"/>
+                <w:u w:val="none"/>
+                <w:lang w:val="en-US" w:eastAsia="zh-CN"/>
+              </w:rPr>
+              <w:t>iomanip库</w:t>
+            </w:r>
+            <w:r>
+              <w:rPr>
+                <w:rFonts w:hint="eastAsia" w:ascii="宋体" w:hAnsi="宋体" w:eastAsia="宋体" w:cs="宋体"/>
+                <w:b w:val="0"/>
+                <w:bCs w:val="0"/>
+                <w:sz w:val="21"/>
+                <w:szCs w:val="21"/>
+                <w:u w:val="none"/>
+                <w:lang w:val="en-US" w:eastAsia="zh-CN"/>
+              </w:rPr>
+              <w:t>对置换过程进行格式输出。</w:t>
+            </w:r>
+          </w:p>
+          <w:p>
+            <w:pPr>
+              <w:keepNext w:val="0"/>
+              <w:keepLines w:val="0"/>
+              <w:pageBreakBefore w:val="0"/>
+              <w:widowControl w:val="0"/>
+              <w:numPr>
+                <w:ilvl w:val="0"/>
+                <w:numId w:val="2"/>
+              </w:numPr>
+              <w:tabs>
+                <w:tab w:val="left" w:pos="540"/>
+                <w:tab w:val="left" w:pos="8280"/>
+              </w:tabs>
+              <w:kinsoku/>
+              <w:wordWrap/>
+              <w:overflowPunct/>
+              <w:topLinePunct w:val="0"/>
+              <w:autoSpaceDE/>
+              <w:autoSpaceDN/>
+              <w:bidi w:val="0"/>
+              <w:adjustRightInd/>
+              <w:snapToGrid/>
+              <w:spacing w:after="157" w:afterLines="50" w:line="360" w:lineRule="auto"/>
+              <w:ind w:left="0" w:hanging="420" w:hangingChars="200"/>
+              <w:textAlignment w:val="auto"/>
+              <w:rPr>
+                <w:rFonts w:hint="eastAsia" w:ascii="宋体" w:hAnsi="宋体" w:eastAsia="宋体" w:cs="宋体"/>
+                <w:b w:val="0"/>
+                <w:bCs w:val="0"/>
+                <w:sz w:val="21"/>
+                <w:szCs w:val="21"/>
+                <w:u w:val="single"/>
+                <w:lang w:val="en-US" w:eastAsia="zh-CN"/>
+              </w:rPr>
+            </w:pPr>
+            <w:r>
+              <w:rPr>
+                <w:rFonts w:hint="eastAsia" w:ascii="宋体" w:hAnsi="宋体" w:eastAsia="宋体" w:cs="宋体"/>
+                <w:b w:val="0"/>
+                <w:bCs w:val="0"/>
+                <w:sz w:val="21"/>
+                <w:szCs w:val="21"/>
+                <w:u w:val="none"/>
+                <w:lang w:val="en-US" w:eastAsia="zh-CN"/>
+              </w:rPr>
+              <w:t>通过绘制流程图，加强对于C++</w:t>
+            </w:r>
+            <w:r>
+              <w:rPr>
+                <w:rFonts w:hint="eastAsia" w:ascii="宋体" w:hAnsi="宋体" w:eastAsia="宋体" w:cs="宋体"/>
+                <w:b/>
+                <w:bCs/>
+                <w:sz w:val="21"/>
+                <w:szCs w:val="21"/>
+                <w:u w:val="none"/>
+                <w:lang w:val="en-US" w:eastAsia="zh-CN"/>
+              </w:rPr>
+              <w:t>分支判断</w:t>
+            </w:r>
+            <w:r>
+              <w:rPr>
+                <w:rFonts w:hint="eastAsia" w:ascii="宋体" w:hAnsi="宋体" w:eastAsia="宋体" w:cs="宋体"/>
+                <w:b w:val="0"/>
+                <w:bCs w:val="0"/>
+                <w:sz w:val="21"/>
+                <w:szCs w:val="21"/>
+                <w:u w:val="none"/>
+                <w:lang w:val="en-US" w:eastAsia="zh-CN"/>
+              </w:rPr>
+              <w:t>、</w:t>
+            </w:r>
+            <w:r>
+              <w:rPr>
+                <w:rFonts w:hint="eastAsia" w:ascii="宋体" w:hAnsi="宋体" w:eastAsia="宋体" w:cs="宋体"/>
+                <w:b/>
+                <w:bCs/>
+                <w:sz w:val="21"/>
+                <w:szCs w:val="21"/>
+                <w:u w:val="none"/>
+                <w:lang w:val="en-US" w:eastAsia="zh-CN"/>
+              </w:rPr>
+              <w:t>循环控制</w:t>
+            </w:r>
+            <w:r>
+              <w:rPr>
+                <w:rFonts w:hint="eastAsia" w:ascii="宋体" w:hAnsi="宋体" w:eastAsia="宋体" w:cs="宋体"/>
+                <w:b w:val="0"/>
+                <w:bCs w:val="0"/>
+                <w:sz w:val="21"/>
+                <w:szCs w:val="21"/>
+                <w:u w:val="none"/>
+                <w:lang w:val="en-US" w:eastAsia="zh-CN"/>
+              </w:rPr>
+              <w:t>等特性的运用能力。</w:t>
+            </w:r>
+          </w:p>
+        </w:tc>
+      </w:tr>
+      <w:tr>
+        <w:tblPrEx>
+          <w:tblBorders>
+            <w:top w:val="single" w:color="auto" w:sz="4" w:space="0"/>
+            <w:left w:val="single" w:color="auto" w:sz="4" w:space="0"/>
+            <w:bottom w:val="single" w:color="auto" w:sz="4" w:space="0"/>
+            <w:right w:val="single" w:color="auto" w:sz="4" w:space="0"/>
+            <w:insideH w:val="single" w:color="auto" w:sz="4" w:space="0"/>
+            <w:insideV w:val="single" w:color="auto" w:sz="4" w:space="0"/>
+          </w:tblBorders>
+          <w:tblCellMar>
+            <w:top w:w="0" w:type="dxa"/>
+            <w:left w:w="108" w:type="dxa"/>
+            <w:bottom w:w="0" w:type="dxa"/>
+            <w:right w:w="108" w:type="dxa"/>
+          </w:tblCellMar>
+        </w:tblPrEx>
+        <w:trPr>
+          <w:trHeight w:val="2286" w:hRule="atLeast"/>
+        </w:trPr>
+        <w:tc>
+          <w:tcPr>
+            <w:tcW w:w="8522" w:type="dxa"/>
+            <w:gridSpan w:val="4"/>
+            <w:vAlign w:val="top"/>
+          </w:tcPr>
+          <w:p>
+            <w:pPr>
+              <w:keepNext w:val="0"/>
+              <w:keepLines w:val="0"/>
+              <w:pageBreakBefore w:val="0"/>
+              <w:widowControl w:val="0"/>
+              <w:numPr>
+                <w:ilvl w:val="0"/>
+                <w:numId w:val="3"/>
+              </w:numPr>
+              <w:kinsoku/>
+              <w:wordWrap/>
+              <w:overflowPunct/>
+              <w:topLinePunct w:val="0"/>
+              <w:autoSpaceDE/>
+              <w:autoSpaceDN/>
+              <w:bidi w:val="0"/>
+              <w:adjustRightInd/>
+              <w:snapToGrid/>
+              <w:spacing w:before="313" w:beforeLines="100"/>
+              <w:ind w:left="0" w:hanging="1957" w:hangingChars="699"/>
+              <w:textAlignment w:val="auto"/>
+              <w:rPr>
+                <w:rFonts w:hint="eastAsia" w:ascii="宋体" w:hAnsi="宋体" w:eastAsia="宋体" w:cs="宋体"/>
+                <w:b w:val="0"/>
+                <w:bCs w:val="0"/>
+                <w:sz w:val="28"/>
+                <w:szCs w:val="28"/>
+              </w:rPr>
+            </w:pPr>
+            <w:r>
+              <w:rPr>
+                <w:rFonts w:hint="eastAsia" w:ascii="宋体" w:hAnsi="宋体" w:eastAsia="宋体" w:cs="宋体"/>
+                <w:b w:val="0"/>
+                <w:bCs w:val="0"/>
+                <w:sz w:val="28"/>
+                <w:szCs w:val="28"/>
+                <w:lang w:eastAsia="zh-CN"/>
+              </w:rPr>
+              <w:t>实践</w:t>
+            </w:r>
+            <w:r>
+              <w:rPr>
+                <w:rFonts w:hint="eastAsia" w:ascii="宋体" w:hAnsi="宋体" w:eastAsia="宋体" w:cs="宋体"/>
+                <w:b w:val="0"/>
+                <w:bCs w:val="0"/>
+                <w:sz w:val="28"/>
+                <w:szCs w:val="28"/>
+              </w:rPr>
+              <w:t>原理：</w:t>
+            </w:r>
+          </w:p>
+          <w:p>
+            <w:pPr>
+              <w:keepNext w:val="0"/>
+              <w:keepLines w:val="0"/>
+              <w:pageBreakBefore w:val="0"/>
+              <w:widowControl w:val="0"/>
+              <w:numPr>
+                <w:ilvl w:val="0"/>
+                <w:numId w:val="4"/>
+              </w:numPr>
+              <w:tabs>
+                <w:tab w:val="left" w:pos="540"/>
+                <w:tab w:val="left" w:pos="8280"/>
+              </w:tabs>
+              <w:kinsoku/>
+              <w:wordWrap/>
+              <w:overflowPunct/>
+              <w:topLinePunct w:val="0"/>
+              <w:autoSpaceDE/>
+              <w:autoSpaceDN/>
+              <w:bidi w:val="0"/>
+              <w:adjustRightInd/>
+              <w:snapToGrid/>
+              <w:spacing w:line="360" w:lineRule="auto"/>
+              <w:ind w:left="0" w:hanging="420" w:hangingChars="200"/>
+              <w:textAlignment w:val="auto"/>
+              <w:rPr>
+                <w:rFonts w:hint="eastAsia" w:ascii="宋体" w:hAnsi="宋体" w:eastAsia="宋体" w:cs="宋体"/>
+                <w:b w:val="0"/>
+                <w:bCs w:val="0"/>
+                <w:sz w:val="21"/>
+                <w:szCs w:val="21"/>
+                <w:u w:val="none"/>
+                <w:lang w:val="en-US" w:eastAsia="zh-CN"/>
+              </w:rPr>
+            </w:pPr>
+            <w:r>
+              <w:rPr>
+                <w:rFonts w:hint="eastAsia" w:ascii="宋体" w:hAnsi="宋体" w:eastAsia="宋体" w:cs="宋体"/>
+                <w:b w:val="0"/>
+                <w:bCs w:val="0"/>
+                <w:sz w:val="21"/>
+                <w:szCs w:val="21"/>
+                <w:u w:val="none"/>
+                <w:lang w:val="en-US" w:eastAsia="zh-CN"/>
+              </w:rPr>
+              <w:t>定义PageManager类,将物理块数组（blocks）、容量（capacity）、缺页统计（faultCount）等数据成员封装在类内，并通过公共函数（access, isHit）暴露功能。</w:t>
+            </w:r>
+          </w:p>
+          <w:p>
+            <w:pPr>
+              <w:keepNext w:val="0"/>
+              <w:keepLines w:val="0"/>
+              <w:pageBreakBefore w:val="0"/>
+              <w:widowControl w:val="0"/>
+              <w:numPr>
+                <w:ilvl w:val="0"/>
+                <w:numId w:val="4"/>
+              </w:numPr>
+              <w:tabs>
+                <w:tab w:val="left" w:pos="540"/>
+                <w:tab w:val="left" w:pos="8280"/>
+              </w:tabs>
+              <w:kinsoku/>
+              <w:wordWrap/>
+              <w:overflowPunct/>
+              <w:topLinePunct w:val="0"/>
+              <w:autoSpaceDE/>
+              <w:autoSpaceDN/>
+              <w:bidi w:val="0"/>
+              <w:adjustRightInd/>
+              <w:snapToGrid/>
+              <w:spacing w:line="360" w:lineRule="auto"/>
+              <w:ind w:left="420" w:leftChars="0" w:hanging="420" w:hangingChars="200"/>
+              <w:jc w:val="both"/>
+              <w:textAlignment w:val="auto"/>
+              <w:rPr>
+                <w:rFonts w:hint="eastAsia" w:ascii="宋体" w:hAnsi="宋体" w:eastAsia="宋体" w:cs="宋体"/>
+                <w:b w:val="0"/>
+                <w:bCs w:val="0"/>
+                <w:sz w:val="21"/>
+                <w:szCs w:val="21"/>
+                <w:u w:val="none"/>
+                <w:lang w:val="en-US" w:eastAsia="zh-CN"/>
+              </w:rPr>
+            </w:pPr>
+            <w:r>
+              <w:rPr>
+                <w:rFonts w:hint="eastAsia" w:ascii="宋体" w:hAnsi="宋体" w:eastAsia="宋体" w:cs="宋体"/>
+                <w:b w:val="0"/>
+                <w:bCs w:val="0"/>
+                <w:sz w:val="21"/>
+                <w:szCs w:val="21"/>
+                <w:u w:val="none"/>
+                <w:lang w:val="en-US" w:eastAsia="zh-CN"/>
+              </w:rPr>
+              <w:t xml:space="preserve">利用类成员维护FIFO算法的“先进”状态指针（nextReplace）。  </w:t>
+            </w:r>
+          </w:p>
+          <w:p>
+            <w:pPr>
+              <w:keepNext w:val="0"/>
+              <w:keepLines w:val="0"/>
+              <w:pageBreakBefore w:val="0"/>
+              <w:widowControl w:val="0"/>
+              <w:numPr>
+                <w:ilvl w:val="0"/>
                 <w:numId w:val="0"/>
               </w:numPr>
               <w:tabs>
@@ -1453,7 +1599,7 @@
                         <wp:posOffset>1905</wp:posOffset>
                       </wp:positionH>
                       <wp:positionV relativeFrom="paragraph">
-                        <wp:posOffset>84455</wp:posOffset>
+                        <wp:posOffset>76835</wp:posOffset>
                       </wp:positionV>
                       <wp:extent cx="5281930" cy="2160270"/>
                       <wp:effectExtent l="0" t="0" r="1270" b="11430"/>
@@ -1561,7 +1707,7 @@
                 </mc:Choice>
                 <mc:Fallback>
                   <w:pict>
-                    <v:group id="_x0000_s1026" o:spid="_x0000_s1026" o:spt="203" style="position:absolute;left:0pt;margin-left:0.15pt;margin-top:6.65pt;height:170.1pt;width:415.9pt;z-index:251661312;mso-width-relative:page;mso-height-relative:page;" coordorigin="5074,11542" coordsize="8318,3402" o:gfxdata="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">
+                    <v:group id="_x0000_s1026" o:spid="_x0000_s1026" o:spt="203" style="position:absolute;left:0pt;margin-left:0.15pt;margin-top:6.05pt;height:170.1pt;width:415.9pt;z-index:251661312;mso-width-relative:page;mso-height-relative:page;" coordorigin="5074,11542" coordsize="8318,3402" o:gfxdata="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">
                       <o:lock v:ext="edit" aspectratio="f"/>
                       <v:shape id="图片 3" o:spid="_x0000_s1026" o:spt="75" type="#_x0000_t75" style="position:absolute;left:5074;top:13346;height:1598;width:4161;" filled="f" o:preferrelative="t" stroked="f" coordsize="21600,21600" o:gfxdata="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">
                         <v:fill on="f" focussize="0,0"/>
@@ -1594,6 +1740,7 @@
               <w:pageBreakBefore w:val="0"/>
               <w:widowControl w:val="0"/>
               <w:numPr>
+                <w:ilvl w:val="0"/>
                 <w:numId w:val="0"/>
               </w:numPr>
               <w:tabs>
@@ -1630,6 +1777,7 @@
               <w:pageBreakBefore w:val="0"/>
               <w:widowControl w:val="0"/>
               <w:numPr>
+                <w:ilvl w:val="0"/>
                 <w:numId w:val="0"/>
               </w:numPr>
               <w:tabs>
@@ -1666,6 +1814,7 @@
               <w:pageBreakBefore w:val="0"/>
               <w:widowControl w:val="0"/>
               <w:numPr>
+                <w:ilvl w:val="0"/>
                 <w:numId w:val="0"/>
               </w:numPr>
               <w:tabs>
@@ -1702,6 +1851,7 @@
               <w:pageBreakBefore w:val="0"/>
               <w:widowControl w:val="0"/>
               <w:numPr>
+                <w:ilvl w:val="0"/>
                 <w:numId w:val="0"/>
               </w:numPr>
               <w:tabs>
@@ -1738,6 +1888,7 @@
               <w:pageBreakBefore w:val="0"/>
               <w:widowControl w:val="0"/>
               <w:numPr>
+                <w:ilvl w:val="0"/>
                 <w:numId w:val="0"/>
               </w:numPr>
               <w:tabs>
@@ -1774,6 +1925,7 @@
               <w:pageBreakBefore w:val="0"/>
               <w:widowControl w:val="0"/>
               <w:numPr>
+                <w:ilvl w:val="0"/>
                 <w:numId w:val="0"/>
               </w:numPr>
               <w:tabs>
@@ -1809,6 +1961,7 @@
               <w:pageBreakBefore w:val="0"/>
               <w:widowControl w:val="0"/>
               <w:numPr>
+                <w:ilvl w:val="0"/>
                 <w:numId w:val="0"/>
               </w:numPr>
               <w:tabs>
@@ -1844,6 +1997,7 @@
               <w:pageBreakBefore w:val="0"/>
               <w:widowControl w:val="0"/>
               <w:numPr>
+                <w:ilvl w:val="0"/>
                 <w:numId w:val="0"/>
               </w:numPr>
               <w:tabs>
@@ -1859,7 +2013,7 @@
               <w:bidi w:val="0"/>
               <w:adjustRightInd/>
               <w:snapToGrid/>
-              <w:spacing w:line="440" w:lineRule="exact"/>
+              <w:spacing w:line="360" w:lineRule="auto"/>
               <w:jc w:val="center"/>
               <w:textAlignment w:val="auto"/>
               <w:rPr>
@@ -1893,7 +2047,7 @@
               <w:widowControl w:val="0"/>
               <w:numPr>
                 <w:ilvl w:val="0"/>
-                <w:numId w:val="2"/>
+                <w:numId w:val="4"/>
               </w:numPr>
               <w:tabs>
                 <w:tab w:val="left" w:pos="540"/>
@@ -1908,7 +2062,7 @@
               <w:bidi w:val="0"/>
               <w:adjustRightInd/>
               <w:snapToGrid/>
-              <w:spacing w:line="440" w:lineRule="exact"/>
+              <w:spacing w:line="360" w:lineRule="auto"/>
               <w:ind w:left="420" w:leftChars="0" w:hanging="420" w:hangingChars="200"/>
               <w:textAlignment w:val="auto"/>
               <w:rPr>
@@ -1931,7 +2085,7 @@
                 <w:u w:val="none"/>
                 <w:lang w:val="en-US" w:eastAsia="zh-CN"/>
               </w:rPr>
-              <w:t>初始化：利用构造函数对物理块进行统一初始化（-1 表示空闲），确保对象建立时的状态正确。</w:t>
+              <w:t>利用构造函数对物理块进行统一初始化（-1 表示空闲），确保对象建立时的状态正确。</w:t>
             </w:r>
           </w:p>
           <w:p>
@@ -1978,7 +2132,7 @@
                     <wp:posOffset>836930</wp:posOffset>
                   </wp:positionH>
                   <wp:positionV relativeFrom="paragraph">
-                    <wp:posOffset>98425</wp:posOffset>
+                    <wp:posOffset>121285</wp:posOffset>
                   </wp:positionV>
                   <wp:extent cx="3599815" cy="473710"/>
                   <wp:effectExtent l="0" t="0" r="6985" b="8890"/>
@@ -2082,36 +2236,87 @@
               <w:bidi w:val="0"/>
               <w:adjustRightInd/>
               <w:snapToGrid/>
-              <w:spacing w:line="440" w:lineRule="exact"/>
+              <w:spacing w:after="157" w:afterLines="50" w:line="440" w:lineRule="exact"/>
               <w:jc w:val="center"/>
               <w:textAlignment w:val="auto"/>
               <w:rPr>
                 <w:rFonts w:hint="eastAsia" w:ascii="宋体" w:hAnsi="宋体" w:eastAsia="宋体" w:cs="宋体"/>
                 <w:b w:val="0"/>
                 <w:bCs w:val="0"/>
-                <w:i w:val="0"/>
-                <w:iCs w:val="0"/>
-                <w:sz w:val="21"/>
-                <w:szCs w:val="21"/>
-                <w:u w:val="none"/>
-                <w:lang w:val="en-US" w:eastAsia="zh-CN"/>
-              </w:rPr>
-            </w:pPr>
-            <w:r>
-              <w:rPr>
-                <w:rFonts w:hint="eastAsia" w:ascii="宋体" w:hAnsi="宋体" w:eastAsia="宋体" w:cs="宋体"/>
-                <w:b w:val="0"/>
-                <w:bCs w:val="0"/>
-                <w:sz w:val="21"/>
-                <w:szCs w:val="21"/>
-                <w:u w:val="none"/>
-                <w:lang w:val="en-US" w:eastAsia="zh-CN"/>
-              </w:rPr>
-              <w:t xml:space="preserve">图2 部分代码截图                                                                     </w:t>
-            </w:r>
-          </w:p>
-          <w:p>
-            <w:pPr>
+                <w:sz w:val="21"/>
+                <w:szCs w:val="21"/>
+                <w:u w:val="none"/>
+                <w:lang w:val="en-US" w:eastAsia="zh-CN"/>
+              </w:rPr>
+            </w:pPr>
+            <w:r>
+              <w:rPr>
+                <w:rFonts w:hint="eastAsia" w:ascii="宋体" w:hAnsi="宋体" w:eastAsia="宋体" w:cs="宋体"/>
+                <w:b w:val="0"/>
+                <w:bCs w:val="0"/>
+                <w:sz w:val="21"/>
+                <w:szCs w:val="21"/>
+                <w:u w:val="none"/>
+                <w:lang w:val="en-US" w:eastAsia="zh-CN"/>
+              </w:rPr>
+              <w:t>图2 部分代码截图</w:t>
+            </w:r>
+          </w:p>
+          <w:p>
+            <w:pPr>
+              <w:keepNext w:val="0"/>
+              <w:keepLines w:val="0"/>
+              <w:pageBreakBefore w:val="0"/>
+              <w:widowControl w:val="0"/>
+              <w:numPr>
+                <w:ilvl w:val="0"/>
+                <w:numId w:val="4"/>
+              </w:numPr>
+              <w:tabs>
+                <w:tab w:val="left" w:pos="540"/>
+                <w:tab w:val="left" w:pos="8280"/>
+              </w:tabs>
+              <w:kinsoku/>
+              <w:wordWrap/>
+              <w:overflowPunct/>
+              <w:topLinePunct w:val="0"/>
+              <w:autoSpaceDE/>
+              <w:autoSpaceDN/>
+              <w:bidi w:val="0"/>
+              <w:adjustRightInd/>
+              <w:snapToGrid/>
+              <w:spacing w:line="360" w:lineRule="auto"/>
+              <w:ind w:left="420" w:leftChars="0" w:hanging="420" w:hangingChars="200"/>
+              <w:textAlignment w:val="auto"/>
+              <w:rPr>
+                <w:rFonts w:hint="eastAsia" w:ascii="宋体" w:hAnsi="宋体" w:eastAsia="宋体" w:cs="宋体"/>
+                <w:b w:val="0"/>
+                <w:bCs w:val="0"/>
+                <w:sz w:val="21"/>
+                <w:szCs w:val="21"/>
+                <w:u w:val="none"/>
+                <w:lang w:val="en-US" w:eastAsia="zh-CN"/>
+              </w:rPr>
+            </w:pPr>
+            <w:r>
+              <w:rPr>
+                <w:rFonts w:hint="eastAsia" w:ascii="宋体" w:hAnsi="宋体" w:eastAsia="宋体" w:cs="宋体"/>
+                <w:b w:val="0"/>
+                <w:bCs w:val="0"/>
+                <w:sz w:val="21"/>
+                <w:szCs w:val="21"/>
+                <w:u w:val="none"/>
+                <w:lang w:val="en-US" w:eastAsia="zh-CN"/>
+              </w:rPr>
+              <w:t>算法流程图</w:t>
+            </w:r>
+          </w:p>
+          <w:p>
+            <w:pPr>
+              <w:keepNext w:val="0"/>
+              <w:keepLines w:val="0"/>
+              <w:pageBreakBefore w:val="0"/>
+              <w:widowControl w:val="0"/>
               <w:numPr>
                 <w:ilvl w:val="0"/>
                 <w:numId w:val="0"/>
@@ -2120,8 +2325,857 @@
                 <w:tab w:val="left" w:pos="540"/>
                 <w:tab w:val="left" w:pos="8280"/>
               </w:tabs>
-              <w:spacing w:line="440" w:lineRule="exact"/>
+              <w:kinsoku/>
+              <w:wordWrap/>
+              <w:overflowPunct/>
+              <w:topLinePunct w:val="0"/>
+              <w:autoSpaceDE/>
+              <w:autoSpaceDN/>
+              <w:bidi w:val="0"/>
+              <w:adjustRightInd/>
+              <w:snapToGrid/>
+              <w:spacing w:line="360" w:lineRule="auto"/>
+              <w:jc w:val="both"/>
+              <w:textAlignment w:val="auto"/>
+              <w:rPr>
+                <w:rFonts w:hint="eastAsia" w:ascii="宋体" w:hAnsi="宋体" w:eastAsia="宋体" w:cs="宋体"/>
+                <w:b w:val="0"/>
+                <w:bCs w:val="0"/>
+                <w:sz w:val="21"/>
+                <w:szCs w:val="21"/>
+                <w:u w:val="none"/>
+                <w:lang w:val="en-US" w:eastAsia="zh-CN"/>
+              </w:rPr>
+            </w:pPr>
+            <w:r>
+              <w:drawing>
+                <wp:anchor distT="0" distB="0" distL="114300" distR="114300" simplePos="0" relativeHeight="251663360" behindDoc="0" locked="0" layoutInCell="1" allowOverlap="1">
+                  <wp:simplePos x="0" y="0"/>
+                  <wp:positionH relativeFrom="column">
+                    <wp:posOffset>1106805</wp:posOffset>
+                  </wp:positionH>
+                  <wp:positionV relativeFrom="paragraph">
+                    <wp:posOffset>53340</wp:posOffset>
+                  </wp:positionV>
+                  <wp:extent cx="3060065" cy="2941320"/>
+                  <wp:effectExtent l="0" t="0" r="3175" b="0"/>
+                  <wp:wrapNone/>
+                  <wp:docPr id="3" name="图片 2"/>
+                  <wp:cNvGraphicFramePr>
+                    <a:graphicFrameLocks xmlns:a="http://schemas.openxmlformats.org/drawingml/2006/main" noChangeAspect="1"/>
+                  </wp:cNvGraphicFramePr>
+                  <a:graphic xmlns:a="http://schemas.openxmlformats.org/drawingml/2006/main">
+                    <a:graphicData uri="http://schemas.openxmlformats.org/drawingml/2006/picture">
+                      <pic:pic xmlns:pic="http://schemas.openxmlformats.org/drawingml/2006/picture">
+                        <pic:nvPicPr>
+                          <pic:cNvPr id="3" name="图片 2"/>
+                          <pic:cNvPicPr>
+                            <a:picLocks noChangeAspect="1"/>
+                          </pic:cNvPicPr>
+                        </pic:nvPicPr>
+                        <pic:blipFill>
+                          <a:blip r:embed="rId9"/>
+                          <a:stretch>
+                            <a:fillRect/>
+                          </a:stretch>
+                        </pic:blipFill>
+                        <pic:spPr>
+                          <a:xfrm>
+                            <a:off x="0" y="0"/>
+                            <a:ext cx="3060065" cy="2941320"/>
+                          </a:xfrm>
+                          <a:prstGeom prst="rect">
+                            <a:avLst/>
+                          </a:prstGeom>
+                          <a:noFill/>
+                          <a:ln>
+                            <a:noFill/>
+                          </a:ln>
+                        </pic:spPr>
+                      </pic:pic>
+                    </a:graphicData>
+                  </a:graphic>
+                </wp:anchor>
+              </w:drawing>
+            </w:r>
+          </w:p>
+          <w:p>
+            <w:pPr>
+              <w:keepNext w:val="0"/>
+              <w:keepLines w:val="0"/>
+              <w:pageBreakBefore w:val="0"/>
+              <w:widowControl w:val="0"/>
+              <w:numPr>
+                <w:ilvl w:val="0"/>
+                <w:numId w:val="0"/>
+              </w:numPr>
+              <w:tabs>
+                <w:tab w:val="left" w:pos="540"/>
+                <w:tab w:val="left" w:pos="8280"/>
+              </w:tabs>
+              <w:kinsoku/>
+              <w:wordWrap/>
+              <w:overflowPunct/>
+              <w:topLinePunct w:val="0"/>
+              <w:autoSpaceDE/>
+              <w:autoSpaceDN/>
+              <w:bidi w:val="0"/>
+              <w:adjustRightInd/>
+              <w:snapToGrid/>
+              <w:spacing w:line="360" w:lineRule="auto"/>
+              <w:jc w:val="both"/>
+              <w:textAlignment w:val="auto"/>
+              <w:rPr>
+                <w:rFonts w:hint="eastAsia" w:ascii="宋体" w:hAnsi="宋体" w:eastAsia="宋体" w:cs="宋体"/>
+                <w:b w:val="0"/>
+                <w:bCs w:val="0"/>
+                <w:sz w:val="21"/>
+                <w:szCs w:val="21"/>
+                <w:u w:val="none"/>
+                <w:lang w:val="en-US" w:eastAsia="zh-CN"/>
+              </w:rPr>
+            </w:pPr>
+          </w:p>
+          <w:p>
+            <w:pPr>
+              <w:keepNext w:val="0"/>
+              <w:keepLines w:val="0"/>
+              <w:pageBreakBefore w:val="0"/>
+              <w:widowControl w:val="0"/>
+              <w:numPr>
+                <w:ilvl w:val="0"/>
+                <w:numId w:val="0"/>
+              </w:numPr>
+              <w:tabs>
+                <w:tab w:val="left" w:pos="540"/>
+                <w:tab w:val="left" w:pos="8280"/>
+              </w:tabs>
+              <w:kinsoku/>
+              <w:wordWrap/>
+              <w:overflowPunct/>
+              <w:topLinePunct w:val="0"/>
+              <w:autoSpaceDE/>
+              <w:autoSpaceDN/>
+              <w:bidi w:val="0"/>
+              <w:adjustRightInd/>
+              <w:snapToGrid/>
+              <w:spacing w:line="360" w:lineRule="auto"/>
+              <w:jc w:val="both"/>
+              <w:textAlignment w:val="auto"/>
+              <w:rPr>
+                <w:rFonts w:hint="eastAsia" w:ascii="宋体" w:hAnsi="宋体" w:eastAsia="宋体" w:cs="宋体"/>
+                <w:b w:val="0"/>
+                <w:bCs w:val="0"/>
+                <w:sz w:val="21"/>
+                <w:szCs w:val="21"/>
+                <w:u w:val="none"/>
+                <w:lang w:val="en-US" w:eastAsia="zh-CN"/>
+              </w:rPr>
+            </w:pPr>
+          </w:p>
+          <w:p>
+            <w:pPr>
+              <w:keepNext w:val="0"/>
+              <w:keepLines w:val="0"/>
+              <w:pageBreakBefore w:val="0"/>
+              <w:widowControl w:val="0"/>
+              <w:numPr>
+                <w:ilvl w:val="0"/>
+                <w:numId w:val="0"/>
+              </w:numPr>
+              <w:tabs>
+                <w:tab w:val="left" w:pos="540"/>
+                <w:tab w:val="left" w:pos="8280"/>
+              </w:tabs>
+              <w:kinsoku/>
+              <w:wordWrap/>
+              <w:overflowPunct/>
+              <w:topLinePunct w:val="0"/>
+              <w:autoSpaceDE/>
+              <w:autoSpaceDN/>
+              <w:bidi w:val="0"/>
+              <w:adjustRightInd/>
+              <w:snapToGrid/>
+              <w:spacing w:line="360" w:lineRule="auto"/>
+              <w:jc w:val="both"/>
+              <w:textAlignment w:val="auto"/>
+              <w:rPr>
+                <w:rFonts w:hint="eastAsia" w:ascii="宋体" w:hAnsi="宋体" w:eastAsia="宋体" w:cs="宋体"/>
+                <w:b w:val="0"/>
+                <w:bCs w:val="0"/>
+                <w:sz w:val="21"/>
+                <w:szCs w:val="21"/>
+                <w:u w:val="none"/>
+                <w:lang w:val="en-US" w:eastAsia="zh-CN"/>
+              </w:rPr>
+            </w:pPr>
+          </w:p>
+          <w:p>
+            <w:pPr>
+              <w:keepNext w:val="0"/>
+              <w:keepLines w:val="0"/>
+              <w:pageBreakBefore w:val="0"/>
+              <w:widowControl w:val="0"/>
+              <w:numPr>
+                <w:ilvl w:val="0"/>
+                <w:numId w:val="0"/>
+              </w:numPr>
+              <w:tabs>
+                <w:tab w:val="left" w:pos="540"/>
+                <w:tab w:val="left" w:pos="8280"/>
+              </w:tabs>
+              <w:kinsoku/>
+              <w:wordWrap/>
+              <w:overflowPunct/>
+              <w:topLinePunct w:val="0"/>
+              <w:autoSpaceDE/>
+              <w:autoSpaceDN/>
+              <w:bidi w:val="0"/>
+              <w:adjustRightInd/>
+              <w:snapToGrid/>
+              <w:spacing w:line="360" w:lineRule="auto"/>
+              <w:jc w:val="both"/>
+              <w:textAlignment w:val="auto"/>
+              <w:rPr>
+                <w:rFonts w:hint="eastAsia" w:ascii="宋体" w:hAnsi="宋体" w:eastAsia="宋体" w:cs="宋体"/>
+                <w:b w:val="0"/>
+                <w:bCs w:val="0"/>
+                <w:sz w:val="21"/>
+                <w:szCs w:val="21"/>
+                <w:u w:val="none"/>
+                <w:lang w:val="en-US" w:eastAsia="zh-CN"/>
+              </w:rPr>
+            </w:pPr>
+          </w:p>
+          <w:p>
+            <w:pPr>
+              <w:keepNext w:val="0"/>
+              <w:keepLines w:val="0"/>
+              <w:pageBreakBefore w:val="0"/>
+              <w:widowControl w:val="0"/>
+              <w:numPr>
+                <w:ilvl w:val="0"/>
+                <w:numId w:val="0"/>
+              </w:numPr>
+              <w:tabs>
+                <w:tab w:val="left" w:pos="540"/>
+                <w:tab w:val="left" w:pos="8280"/>
+              </w:tabs>
+              <w:kinsoku/>
+              <w:wordWrap/>
+              <w:overflowPunct/>
+              <w:topLinePunct w:val="0"/>
+              <w:autoSpaceDE/>
+              <w:autoSpaceDN/>
+              <w:bidi w:val="0"/>
+              <w:adjustRightInd/>
+              <w:snapToGrid/>
+              <w:spacing w:line="360" w:lineRule="auto"/>
+              <w:jc w:val="both"/>
+              <w:textAlignment w:val="auto"/>
+              <w:rPr>
+                <w:rFonts w:hint="eastAsia" w:ascii="宋体" w:hAnsi="宋体" w:eastAsia="宋体" w:cs="宋体"/>
+                <w:b w:val="0"/>
+                <w:bCs w:val="0"/>
+                <w:sz w:val="21"/>
+                <w:szCs w:val="21"/>
+                <w:u w:val="none"/>
+                <w:lang w:val="en-US" w:eastAsia="zh-CN"/>
+              </w:rPr>
+            </w:pPr>
+          </w:p>
+          <w:p>
+            <w:pPr>
+              <w:keepNext w:val="0"/>
+              <w:keepLines w:val="0"/>
+              <w:pageBreakBefore w:val="0"/>
+              <w:widowControl w:val="0"/>
+              <w:numPr>
+                <w:ilvl w:val="0"/>
+                <w:numId w:val="0"/>
+              </w:numPr>
+              <w:tabs>
+                <w:tab w:val="left" w:pos="540"/>
+                <w:tab w:val="left" w:pos="8280"/>
+              </w:tabs>
+              <w:kinsoku/>
+              <w:wordWrap/>
+              <w:overflowPunct/>
+              <w:topLinePunct w:val="0"/>
+              <w:autoSpaceDE/>
+              <w:autoSpaceDN/>
+              <w:bidi w:val="0"/>
+              <w:adjustRightInd/>
+              <w:snapToGrid/>
+              <w:spacing w:line="360" w:lineRule="auto"/>
+              <w:jc w:val="both"/>
+              <w:textAlignment w:val="auto"/>
+              <w:rPr>
+                <w:rFonts w:hint="eastAsia" w:ascii="宋体" w:hAnsi="宋体" w:eastAsia="宋体" w:cs="宋体"/>
+                <w:b w:val="0"/>
+                <w:bCs w:val="0"/>
+                <w:sz w:val="21"/>
+                <w:szCs w:val="21"/>
+                <w:u w:val="none"/>
+                <w:lang w:val="en-US" w:eastAsia="zh-CN"/>
+              </w:rPr>
+            </w:pPr>
+          </w:p>
+          <w:p>
+            <w:pPr>
+              <w:keepNext w:val="0"/>
+              <w:keepLines w:val="0"/>
+              <w:pageBreakBefore w:val="0"/>
+              <w:widowControl w:val="0"/>
+              <w:numPr>
+                <w:ilvl w:val="0"/>
+                <w:numId w:val="0"/>
+              </w:numPr>
+              <w:tabs>
+                <w:tab w:val="left" w:pos="540"/>
+                <w:tab w:val="left" w:pos="8280"/>
+              </w:tabs>
+              <w:kinsoku/>
+              <w:wordWrap/>
+              <w:overflowPunct/>
+              <w:topLinePunct w:val="0"/>
+              <w:autoSpaceDE/>
+              <w:autoSpaceDN/>
+              <w:bidi w:val="0"/>
+              <w:adjustRightInd/>
+              <w:snapToGrid/>
+              <w:spacing w:line="360" w:lineRule="auto"/>
+              <w:jc w:val="both"/>
+              <w:textAlignment w:val="auto"/>
+              <w:rPr>
+                <w:rFonts w:hint="eastAsia" w:ascii="宋体" w:hAnsi="宋体" w:eastAsia="宋体" w:cs="宋体"/>
+                <w:b w:val="0"/>
+                <w:bCs w:val="0"/>
+                <w:sz w:val="21"/>
+                <w:szCs w:val="21"/>
+                <w:u w:val="none"/>
+                <w:lang w:val="en-US" w:eastAsia="zh-CN"/>
+              </w:rPr>
+            </w:pPr>
+          </w:p>
+          <w:p>
+            <w:pPr>
+              <w:keepNext w:val="0"/>
+              <w:keepLines w:val="0"/>
+              <w:pageBreakBefore w:val="0"/>
+              <w:widowControl w:val="0"/>
+              <w:numPr>
+                <w:ilvl w:val="0"/>
+                <w:numId w:val="0"/>
+              </w:numPr>
+              <w:tabs>
+                <w:tab w:val="left" w:pos="540"/>
+                <w:tab w:val="left" w:pos="8280"/>
+              </w:tabs>
+              <w:kinsoku/>
+              <w:wordWrap/>
+              <w:overflowPunct/>
+              <w:topLinePunct w:val="0"/>
+              <w:autoSpaceDE/>
+              <w:autoSpaceDN/>
+              <w:bidi w:val="0"/>
+              <w:adjustRightInd/>
+              <w:snapToGrid/>
+              <w:spacing w:line="360" w:lineRule="auto"/>
+              <w:jc w:val="both"/>
+              <w:textAlignment w:val="auto"/>
+              <w:rPr>
+                <w:rFonts w:hint="eastAsia" w:ascii="宋体" w:hAnsi="宋体" w:eastAsia="宋体" w:cs="宋体"/>
+                <w:b w:val="0"/>
+                <w:bCs w:val="0"/>
+                <w:sz w:val="21"/>
+                <w:szCs w:val="21"/>
+                <w:u w:val="none"/>
+                <w:lang w:val="en-US" w:eastAsia="zh-CN"/>
+              </w:rPr>
+            </w:pPr>
+          </w:p>
+          <w:p>
+            <w:pPr>
+              <w:keepNext w:val="0"/>
+              <w:keepLines w:val="0"/>
+              <w:pageBreakBefore w:val="0"/>
+              <w:widowControl w:val="0"/>
+              <w:numPr>
+                <w:ilvl w:val="0"/>
+                <w:numId w:val="0"/>
+              </w:numPr>
+              <w:tabs>
+                <w:tab w:val="left" w:pos="540"/>
+                <w:tab w:val="left" w:pos="8280"/>
+              </w:tabs>
+              <w:kinsoku/>
+              <w:wordWrap/>
+              <w:overflowPunct/>
+              <w:topLinePunct w:val="0"/>
+              <w:autoSpaceDE/>
+              <w:autoSpaceDN/>
+              <w:bidi w:val="0"/>
+              <w:adjustRightInd/>
+              <w:snapToGrid/>
+              <w:spacing w:line="360" w:lineRule="auto"/>
               <w:jc w:val="center"/>
+              <w:textAlignment w:val="auto"/>
+              <w:rPr>
+                <w:rFonts w:hint="eastAsia" w:ascii="宋体" w:hAnsi="宋体" w:eastAsia="宋体" w:cs="宋体"/>
+                <w:b w:val="0"/>
+                <w:bCs w:val="0"/>
+                <w:sz w:val="21"/>
+                <w:szCs w:val="21"/>
+                <w:u w:val="none"/>
+                <w:lang w:val="en-US" w:eastAsia="zh-CN"/>
+              </w:rPr>
+            </w:pPr>
+          </w:p>
+          <w:p>
+            <w:pPr>
+              <w:keepNext w:val="0"/>
+              <w:keepLines w:val="0"/>
+              <w:pageBreakBefore w:val="0"/>
+              <w:widowControl w:val="0"/>
+              <w:numPr>
+                <w:ilvl w:val="0"/>
+                <w:numId w:val="0"/>
+              </w:numPr>
+              <w:tabs>
+                <w:tab w:val="left" w:pos="540"/>
+                <w:tab w:val="left" w:pos="8280"/>
+              </w:tabs>
+              <w:kinsoku/>
+              <w:wordWrap/>
+              <w:overflowPunct/>
+              <w:topLinePunct w:val="0"/>
+              <w:autoSpaceDE/>
+              <w:autoSpaceDN/>
+              <w:bidi w:val="0"/>
+              <w:adjustRightInd/>
+              <w:snapToGrid/>
+              <w:spacing w:after="157" w:afterLines="50" w:line="360" w:lineRule="auto"/>
+              <w:jc w:val="center"/>
+              <w:textAlignment w:val="auto"/>
+              <w:rPr>
+                <w:rFonts w:hint="eastAsia" w:ascii="宋体" w:hAnsi="宋体" w:eastAsia="宋体" w:cs="宋体"/>
+                <w:b w:val="0"/>
+                <w:bCs w:val="0"/>
+                <w:sz w:val="28"/>
+                <w:szCs w:val="28"/>
+                <w:u w:val="single"/>
+              </w:rPr>
+            </w:pPr>
+            <w:r>
+              <w:rPr>
+                <w:rFonts w:hint="eastAsia" w:ascii="宋体" w:hAnsi="宋体" w:eastAsia="宋体" w:cs="宋体"/>
+                <w:b w:val="0"/>
+                <w:bCs w:val="0"/>
+                <w:sz w:val="21"/>
+                <w:szCs w:val="21"/>
+                <w:u w:val="none"/>
+                <w:lang w:val="en-US" w:eastAsia="zh-CN"/>
+              </w:rPr>
+              <w:t xml:space="preserve">图3 算法流程图                                                                    </w:t>
+            </w:r>
+          </w:p>
+        </w:tc>
+      </w:tr>
+      <w:tr>
+        <w:tblPrEx>
+          <w:tblBorders>
+            <w:top w:val="single" w:color="auto" w:sz="4" w:space="0"/>
+            <w:left w:val="single" w:color="auto" w:sz="4" w:space="0"/>
+            <w:bottom w:val="single" w:color="auto" w:sz="4" w:space="0"/>
+            <w:right w:val="single" w:color="auto" w:sz="4" w:space="0"/>
+            <w:insideH w:val="single" w:color="auto" w:sz="4" w:space="0"/>
+            <w:insideV w:val="single" w:color="auto" w:sz="4" w:space="0"/>
+          </w:tblBorders>
+          <w:tblCellMar>
+            <w:top w:w="0" w:type="dxa"/>
+            <w:left w:w="108" w:type="dxa"/>
+            <w:bottom w:w="0" w:type="dxa"/>
+            <w:right w:w="108" w:type="dxa"/>
+          </w:tblCellMar>
+        </w:tblPrEx>
+        <w:trPr>
+          <w:cantSplit/>
+        </w:trPr>
+        <w:tc>
+          <w:tcPr>
+            <w:tcW w:w="8522" w:type="dxa"/>
+            <w:gridSpan w:val="4"/>
+            <w:vAlign w:val="top"/>
+          </w:tcPr>
+          <w:p>
+            <w:pPr>
+              <w:keepNext w:val="0"/>
+              <w:keepLines w:val="0"/>
+              <w:pageBreakBefore w:val="0"/>
+              <w:widowControl w:val="0"/>
+              <w:numPr>
+                <w:ilvl w:val="0"/>
+                <w:numId w:val="3"/>
+              </w:numPr>
+              <w:kinsoku/>
+              <w:wordWrap/>
+              <w:overflowPunct/>
+              <w:topLinePunct w:val="0"/>
+              <w:autoSpaceDE/>
+              <w:autoSpaceDN/>
+              <w:bidi w:val="0"/>
+              <w:adjustRightInd/>
+              <w:snapToGrid/>
+              <w:spacing w:before="313" w:beforeLines="100"/>
+              <w:ind w:left="1957" w:leftChars="0" w:hanging="1957" w:hangingChars="699"/>
+              <w:textAlignment w:val="auto"/>
+              <w:rPr>
+                <w:rFonts w:hint="eastAsia" w:ascii="宋体" w:hAnsi="宋体" w:eastAsia="宋体" w:cs="宋体"/>
+                <w:b w:val="0"/>
+                <w:bCs w:val="0"/>
+                <w:sz w:val="24"/>
+                <w:szCs w:val="24"/>
+              </w:rPr>
+            </w:pPr>
+            <w:r>
+              <w:rPr>
+                <w:rFonts w:hint="eastAsia" w:ascii="宋体" w:hAnsi="宋体" w:eastAsia="宋体" w:cs="宋体"/>
+                <w:b w:val="0"/>
+                <w:bCs w:val="0"/>
+                <w:sz w:val="28"/>
+                <w:szCs w:val="28"/>
+                <w:lang w:val="en-US" w:eastAsia="zh-CN"/>
+              </w:rPr>
+              <w:t>实践设备</w:t>
+            </w:r>
+            <w:r>
+              <w:rPr>
+                <w:rFonts w:hint="eastAsia" w:ascii="宋体" w:hAnsi="宋体" w:eastAsia="宋体" w:cs="宋体"/>
+                <w:b w:val="0"/>
+                <w:bCs w:val="0"/>
+                <w:sz w:val="28"/>
+                <w:szCs w:val="28"/>
+              </w:rPr>
+              <w:t>及用具：</w:t>
+            </w:r>
+          </w:p>
+          <w:p>
+            <w:pPr>
+              <w:keepNext w:val="0"/>
+              <w:keepLines w:val="0"/>
+              <w:pageBreakBefore w:val="0"/>
+              <w:widowControl w:val="0"/>
+              <w:numPr>
+                <w:ilvl w:val="0"/>
+                <w:numId w:val="5"/>
+              </w:numPr>
+              <w:kinsoku/>
+              <w:wordWrap/>
+              <w:overflowPunct/>
+              <w:topLinePunct w:val="0"/>
+              <w:autoSpaceDE/>
+              <w:autoSpaceDN/>
+              <w:bidi w:val="0"/>
+              <w:adjustRightInd/>
+              <w:snapToGrid/>
+              <w:spacing w:line="360" w:lineRule="auto"/>
+              <w:jc w:val="both"/>
+              <w:textAlignment w:val="auto"/>
+              <w:rPr>
+                <w:rFonts w:hint="eastAsia" w:ascii="宋体" w:hAnsi="宋体" w:eastAsia="宋体" w:cs="宋体"/>
+                <w:b w:val="0"/>
+                <w:bCs w:val="0"/>
+                <w:sz w:val="21"/>
+                <w:szCs w:val="21"/>
+              </w:rPr>
+            </w:pPr>
+            <w:r>
+              <w:rPr>
+                <w:rFonts w:hint="eastAsia" w:ascii="宋体" w:hAnsi="宋体" w:eastAsia="宋体" w:cs="宋体"/>
+                <w:b w:val="0"/>
+                <w:bCs w:val="0"/>
+                <w:sz w:val="21"/>
+                <w:szCs w:val="21"/>
+                <w:lang w:val="en-US" w:eastAsia="zh-CN"/>
+              </w:rPr>
+              <w:t>设备：</w:t>
+            </w:r>
+            <w:r>
+              <w:rPr>
+                <w:rFonts w:hint="eastAsia" w:ascii="宋体" w:hAnsi="宋体" w:eastAsia="宋体" w:cs="宋体"/>
+                <w:b w:val="0"/>
+                <w:bCs w:val="0"/>
+                <w:sz w:val="21"/>
+                <w:szCs w:val="21"/>
+              </w:rPr>
+              <w:t>个人</w:t>
+            </w:r>
+            <w:r>
+              <w:rPr>
+                <w:rFonts w:hint="eastAsia" w:ascii="宋体" w:hAnsi="宋体" w:eastAsia="宋体" w:cs="宋体"/>
+                <w:b w:val="0"/>
+                <w:bCs w:val="0"/>
+                <w:sz w:val="21"/>
+                <w:szCs w:val="21"/>
+                <w:lang w:val="en-US" w:eastAsia="zh-CN"/>
+              </w:rPr>
+              <w:t>笔记本电脑</w:t>
+            </w:r>
+          </w:p>
+          <w:p>
+            <w:pPr>
+              <w:keepNext w:val="0"/>
+              <w:keepLines w:val="0"/>
+              <w:pageBreakBefore w:val="0"/>
+              <w:widowControl w:val="0"/>
+              <w:numPr>
+                <w:ilvl w:val="0"/>
+                <w:numId w:val="5"/>
+              </w:numPr>
+              <w:kinsoku/>
+              <w:wordWrap/>
+              <w:overflowPunct/>
+              <w:topLinePunct w:val="0"/>
+              <w:autoSpaceDE/>
+              <w:autoSpaceDN/>
+              <w:bidi w:val="0"/>
+              <w:adjustRightInd/>
+              <w:snapToGrid/>
+              <w:spacing w:line="360" w:lineRule="auto"/>
+              <w:jc w:val="both"/>
+              <w:textAlignment w:val="auto"/>
+              <w:rPr>
+                <w:rFonts w:hint="eastAsia" w:ascii="宋体" w:hAnsi="宋体" w:eastAsia="宋体" w:cs="宋体"/>
+                <w:b w:val="0"/>
+                <w:bCs w:val="0"/>
+                <w:sz w:val="21"/>
+                <w:szCs w:val="21"/>
+              </w:rPr>
+            </w:pPr>
+            <w:r>
+              <w:rPr>
+                <w:rFonts w:hint="eastAsia" w:ascii="宋体" w:hAnsi="宋体" w:eastAsia="宋体" w:cs="宋体"/>
+                <w:b w:val="0"/>
+                <w:bCs w:val="0"/>
+                <w:sz w:val="21"/>
+                <w:szCs w:val="21"/>
+              </w:rPr>
+              <w:t>操作系统：Linux</w:t>
+            </w:r>
+          </w:p>
+          <w:p>
+            <w:pPr>
+              <w:keepNext w:val="0"/>
+              <w:keepLines w:val="0"/>
+              <w:pageBreakBefore w:val="0"/>
+              <w:widowControl w:val="0"/>
+              <w:numPr>
+                <w:ilvl w:val="0"/>
+                <w:numId w:val="5"/>
+              </w:numPr>
+              <w:kinsoku/>
+              <w:wordWrap/>
+              <w:overflowPunct/>
+              <w:topLinePunct w:val="0"/>
+              <w:autoSpaceDE/>
+              <w:autoSpaceDN/>
+              <w:bidi w:val="0"/>
+              <w:adjustRightInd/>
+              <w:snapToGrid/>
+              <w:spacing w:line="360" w:lineRule="auto"/>
+              <w:jc w:val="both"/>
+              <w:textAlignment w:val="auto"/>
+              <w:rPr>
+                <w:rFonts w:hint="eastAsia" w:ascii="宋体" w:hAnsi="宋体" w:eastAsia="宋体" w:cs="宋体"/>
+                <w:b w:val="0"/>
+                <w:bCs w:val="0"/>
+                <w:sz w:val="21"/>
+                <w:szCs w:val="21"/>
+              </w:rPr>
+            </w:pPr>
+            <w:r>
+              <w:rPr>
+                <w:rFonts w:hint="eastAsia" w:ascii="宋体" w:hAnsi="宋体" w:eastAsia="宋体" w:cs="宋体"/>
+                <w:b w:val="0"/>
+                <w:bCs w:val="0"/>
+                <w:sz w:val="21"/>
+                <w:szCs w:val="21"/>
+              </w:rPr>
+              <w:t>开发环境：C++编译器</w:t>
+            </w:r>
+            <w:r>
+              <w:rPr>
+                <w:rFonts w:hint="eastAsia" w:ascii="宋体" w:hAnsi="宋体" w:eastAsia="宋体" w:cs="宋体"/>
+                <w:b w:val="0"/>
+                <w:bCs w:val="0"/>
+                <w:sz w:val="21"/>
+                <w:szCs w:val="21"/>
+                <w:lang w:val="en-US" w:eastAsia="zh-CN"/>
+              </w:rPr>
+              <w:t xml:space="preserve"> (</w:t>
+            </w:r>
+            <w:r>
+              <w:rPr>
+                <w:rFonts w:hint="eastAsia" w:ascii="宋体" w:hAnsi="宋体" w:eastAsia="宋体" w:cs="宋体"/>
+                <w:b w:val="0"/>
+                <w:bCs w:val="0"/>
+                <w:sz w:val="21"/>
+                <w:szCs w:val="21"/>
+              </w:rPr>
+              <w:t>GCC</w:t>
+            </w:r>
+            <w:r>
+              <w:rPr>
+                <w:rFonts w:hint="eastAsia" w:ascii="宋体" w:hAnsi="宋体" w:eastAsia="宋体" w:cs="宋体"/>
+                <w:b w:val="0"/>
+                <w:bCs w:val="0"/>
+                <w:sz w:val="21"/>
+                <w:szCs w:val="21"/>
+                <w:lang w:val="en-US" w:eastAsia="zh-CN"/>
+              </w:rPr>
+              <w:t>)</w:t>
+            </w:r>
+          </w:p>
+          <w:p>
+            <w:pPr>
+              <w:keepNext w:val="0"/>
+              <w:keepLines w:val="0"/>
+              <w:pageBreakBefore w:val="0"/>
+              <w:widowControl w:val="0"/>
+              <w:numPr>
+                <w:ilvl w:val="0"/>
+                <w:numId w:val="5"/>
+              </w:numPr>
+              <w:kinsoku/>
+              <w:wordWrap/>
+              <w:overflowPunct/>
+              <w:topLinePunct w:val="0"/>
+              <w:autoSpaceDE/>
+              <w:autoSpaceDN/>
+              <w:bidi w:val="0"/>
+              <w:adjustRightInd/>
+              <w:snapToGrid/>
+              <w:spacing w:after="157" w:afterLines="50" w:line="360" w:lineRule="auto"/>
+              <w:jc w:val="both"/>
+              <w:textAlignment w:val="auto"/>
+              <w:rPr>
+                <w:rFonts w:hint="eastAsia" w:ascii="宋体" w:hAnsi="宋体" w:eastAsia="宋体" w:cs="宋体"/>
+                <w:b w:val="0"/>
+                <w:bCs w:val="0"/>
+              </w:rPr>
+            </w:pPr>
+            <w:r>
+              <w:rPr>
+                <w:rFonts w:hint="eastAsia" w:ascii="宋体" w:hAnsi="宋体" w:eastAsia="宋体" w:cs="宋体"/>
+                <w:b w:val="0"/>
+                <w:bCs w:val="0"/>
+                <w:sz w:val="21"/>
+                <w:szCs w:val="21"/>
+              </w:rPr>
+              <w:t>工具软件：VS C</w:t>
+            </w:r>
+            <w:r>
+              <w:rPr>
+                <w:rFonts w:hint="eastAsia" w:ascii="宋体" w:hAnsi="宋体" w:eastAsia="宋体" w:cs="宋体"/>
+                <w:b w:val="0"/>
+                <w:bCs w:val="0"/>
+                <w:sz w:val="21"/>
+                <w:szCs w:val="21"/>
+                <w:lang w:val="en-US" w:eastAsia="zh-CN"/>
+              </w:rPr>
+              <w:t>ode</w:t>
+            </w:r>
+          </w:p>
+        </w:tc>
+      </w:tr>
+      <w:tr>
+        <w:tblPrEx>
+          <w:tblBorders>
+            <w:top w:val="single" w:color="auto" w:sz="4" w:space="0"/>
+            <w:left w:val="single" w:color="auto" w:sz="4" w:space="0"/>
+            <w:bottom w:val="single" w:color="auto" w:sz="4" w:space="0"/>
+            <w:right w:val="single" w:color="auto" w:sz="4" w:space="0"/>
+            <w:insideH w:val="single" w:color="auto" w:sz="4" w:space="0"/>
+            <w:insideV w:val="single" w:color="auto" w:sz="4" w:space="0"/>
+          </w:tblBorders>
+          <w:tblCellMar>
+            <w:top w:w="0" w:type="dxa"/>
+            <w:left w:w="108" w:type="dxa"/>
+            <w:bottom w:w="0" w:type="dxa"/>
+            <w:right w:w="108" w:type="dxa"/>
+          </w:tblCellMar>
+        </w:tblPrEx>
+        <w:trPr>
+          <w:cantSplit/>
+          <w:trHeight w:val="3974" w:hRule="atLeast"/>
+        </w:trPr>
+        <w:tc>
+          <w:tcPr>
+            <w:tcW w:w="8522" w:type="dxa"/>
+            <w:gridSpan w:val="4"/>
+            <w:vAlign w:val="top"/>
+          </w:tcPr>
+          <w:p>
+            <w:pPr>
+              <w:keepNext w:val="0"/>
+              <w:keepLines w:val="0"/>
+              <w:pageBreakBefore w:val="0"/>
+              <w:widowControl w:val="0"/>
+              <w:numPr>
+                <w:ilvl w:val="0"/>
+                <w:numId w:val="3"/>
+              </w:numPr>
+              <w:kinsoku/>
+              <w:wordWrap/>
+              <w:overflowPunct/>
+              <w:topLinePunct w:val="0"/>
+              <w:autoSpaceDE/>
+              <w:autoSpaceDN/>
+              <w:bidi w:val="0"/>
+              <w:adjustRightInd/>
+              <w:snapToGrid/>
+              <w:spacing w:before="313" w:beforeLines="100"/>
+              <w:ind w:left="1957" w:leftChars="0" w:hanging="1957" w:hangingChars="699"/>
+              <w:textAlignment w:val="auto"/>
+              <w:rPr>
+                <w:rFonts w:hint="eastAsia" w:ascii="宋体" w:hAnsi="宋体" w:eastAsia="宋体" w:cs="宋体"/>
+                <w:b w:val="0"/>
+                <w:bCs w:val="0"/>
+                <w:sz w:val="24"/>
+                <w:szCs w:val="24"/>
+              </w:rPr>
+            </w:pPr>
+            <w:r>
+              <w:rPr>
+                <w:rFonts w:hint="eastAsia" w:ascii="宋体" w:hAnsi="宋体" w:eastAsia="宋体" w:cs="宋体"/>
+                <w:b w:val="0"/>
+                <w:bCs w:val="0"/>
+                <w:sz w:val="28"/>
+                <w:szCs w:val="28"/>
+                <w:lang w:val="en-US" w:eastAsia="zh-CN"/>
+              </w:rPr>
+              <w:t>实践</w:t>
+            </w:r>
+            <w:r>
+              <w:rPr>
+                <w:rFonts w:hint="eastAsia" w:ascii="宋体" w:hAnsi="宋体" w:eastAsia="宋体" w:cs="宋体"/>
+                <w:b w:val="0"/>
+                <w:bCs w:val="0"/>
+                <w:sz w:val="28"/>
+                <w:szCs w:val="28"/>
+              </w:rPr>
+              <w:t>步骤：</w:t>
+            </w:r>
+          </w:p>
+          <w:p>
+            <w:pPr>
+              <w:jc w:val="center"/>
+              <w:rPr>
+                <w:rFonts w:hint="eastAsia"/>
+              </w:rPr>
+            </w:pPr>
+            <w:r>
               <w:rPr>
                 <w:rFonts w:hint="eastAsia" w:ascii="宋体" w:hAnsi="宋体" w:eastAsia="宋体" w:cs="宋体"/>
                 <w:b w:val="0"/>
@@ -2133,20 +3187,7 @@
                 <w:u w:val="none"/>
                 <w:lang w:val="en-US" w:eastAsia="zh-CN"/>
               </w:rPr>
-            </w:pPr>
-            <w:r>
-              <w:rPr>
-                <w:rFonts w:hint="eastAsia" w:ascii="宋体" w:hAnsi="宋体" w:eastAsia="宋体" w:cs="宋体"/>
-                <w:b w:val="0"/>
-                <w:bCs w:val="0"/>
-                <w:i w:val="0"/>
-                <w:iCs w:val="0"/>
-                <w:sz w:val="21"/>
-                <w:szCs w:val="21"/>
-                <w:u w:val="none"/>
-                <w:lang w:val="en-US" w:eastAsia="zh-CN"/>
-              </w:rPr>
-              <w:t>表1 （示例表）实践步骤安排表（自行对应修改）</w:t>
+              <w:t>表1 实践步骤安排</w:t>
             </w:r>
           </w:p>
           <w:tbl>
@@ -2199,6 +3240,10 @@
                 </w:tcPr>
                 <w:p>
                   <w:pPr>
+                    <w:keepNext w:val="0"/>
+                    <w:keepLines w:val="0"/>
+                    <w:pageBreakBefore w:val="0"/>
+                    <w:widowControl w:val="0"/>
                     <w:numPr>
                       <w:ilvl w:val="0"/>
                       <w:numId w:val="0"/>
@@ -2207,7 +3252,17 @@
                       <w:tab w:val="left" w:pos="540"/>
                       <w:tab w:val="left" w:pos="8280"/>
                     </w:tabs>
-                    <w:spacing w:line="440" w:lineRule="exact"/>
+                    <w:kinsoku/>
+                    <w:wordWrap/>
+                    <w:overflowPunct/>
+                    <w:topLinePunct w:val="0"/>
+                    <w:autoSpaceDE/>
+                    <w:autoSpaceDN/>
+                    <w:bidi w:val="0"/>
+                    <w:adjustRightInd/>
+                    <w:snapToGrid/>
+                    <w:spacing w:line="360" w:lineRule="auto"/>
+                    <w:textAlignment w:val="auto"/>
                     <w:rPr>
                       <w:rFonts w:hint="eastAsia" w:ascii="宋体" w:hAnsi="宋体" w:eastAsia="宋体" w:cs="宋体"/>
                       <w:b w:val="0"/>
@@ -2240,6 +3295,10 @@
                 </w:tcPr>
                 <w:p>
                   <w:pPr>
+                    <w:keepNext w:val="0"/>
+                    <w:keepLines w:val="0"/>
+                    <w:pageBreakBefore w:val="0"/>
+                    <w:widowControl w:val="0"/>
                     <w:numPr>
                       <w:ilvl w:val="0"/>
                       <w:numId w:val="0"/>
@@ -2248,7 +3307,17 @@
                       <w:tab w:val="left" w:pos="540"/>
                       <w:tab w:val="left" w:pos="8280"/>
                     </w:tabs>
-                    <w:spacing w:line="440" w:lineRule="exact"/>
+                    <w:kinsoku/>
+                    <w:wordWrap/>
+                    <w:overflowPunct/>
+                    <w:topLinePunct w:val="0"/>
+                    <w:autoSpaceDE/>
+                    <w:autoSpaceDN/>
+                    <w:bidi w:val="0"/>
+                    <w:adjustRightInd/>
+                    <w:snapToGrid/>
+                    <w:spacing w:line="360" w:lineRule="auto"/>
+                    <w:textAlignment w:val="auto"/>
                     <w:rPr>
                       <w:rFonts w:hint="eastAsia" w:ascii="宋体" w:hAnsi="宋体" w:eastAsia="宋体" w:cs="宋体"/>
                       <w:b w:val="0"/>
@@ -2281,6 +3350,10 @@
                 </w:tcPr>
                 <w:p>
                   <w:pPr>
+                    <w:keepNext w:val="0"/>
+                    <w:keepLines w:val="0"/>
+                    <w:pageBreakBefore w:val="0"/>
+                    <w:widowControl w:val="0"/>
                     <w:numPr>
                       <w:ilvl w:val="0"/>
                       <w:numId w:val="0"/>
@@ -2289,7 +3362,17 @@
                       <w:tab w:val="left" w:pos="540"/>
                       <w:tab w:val="left" w:pos="8280"/>
                     </w:tabs>
-                    <w:spacing w:line="440" w:lineRule="exact"/>
+                    <w:kinsoku/>
+                    <w:wordWrap/>
+                    <w:overflowPunct/>
+                    <w:topLinePunct w:val="0"/>
+                    <w:autoSpaceDE/>
+                    <w:autoSpaceDN/>
+                    <w:bidi w:val="0"/>
+                    <w:adjustRightInd/>
+                    <w:snapToGrid/>
+                    <w:spacing w:line="360" w:lineRule="auto"/>
+                    <w:textAlignment w:val="auto"/>
                     <w:rPr>
                       <w:rFonts w:hint="eastAsia" w:ascii="宋体" w:hAnsi="宋体" w:eastAsia="宋体" w:cs="宋体"/>
                       <w:b w:val="0"/>
@@ -2322,6 +3405,10 @@
                 </w:tcPr>
                 <w:p>
                   <w:pPr>
+                    <w:keepNext w:val="0"/>
+                    <w:keepLines w:val="0"/>
+                    <w:pageBreakBefore w:val="0"/>
+                    <w:widowControl w:val="0"/>
                     <w:numPr>
                       <w:ilvl w:val="0"/>
                       <w:numId w:val="0"/>
@@ -2330,7 +3417,17 @@
                       <w:tab w:val="left" w:pos="540"/>
                       <w:tab w:val="left" w:pos="8280"/>
                     </w:tabs>
-                    <w:spacing w:line="440" w:lineRule="exact"/>
+                    <w:kinsoku/>
+                    <w:wordWrap/>
+                    <w:overflowPunct/>
+                    <w:topLinePunct w:val="0"/>
+                    <w:autoSpaceDE/>
+                    <w:autoSpaceDN/>
+                    <w:bidi w:val="0"/>
+                    <w:adjustRightInd/>
+                    <w:snapToGrid/>
+                    <w:spacing w:line="360" w:lineRule="auto"/>
+                    <w:textAlignment w:val="auto"/>
                     <w:rPr>
                       <w:rFonts w:hint="eastAsia" w:ascii="宋体" w:hAnsi="宋体" w:eastAsia="宋体" w:cs="宋体"/>
                       <w:b w:val="0"/>
@@ -2381,6 +3478,10 @@
                 </w:tcPr>
                 <w:p>
                   <w:pPr>
+                    <w:keepNext w:val="0"/>
+                    <w:keepLines w:val="0"/>
+                    <w:pageBreakBefore w:val="0"/>
+                    <w:widowControl w:val="0"/>
                     <w:numPr>
                       <w:ilvl w:val="0"/>
                       <w:numId w:val="0"/>
@@ -2389,14 +3490,24 @@
                       <w:tab w:val="left" w:pos="540"/>
                       <w:tab w:val="left" w:pos="8280"/>
                     </w:tabs>
-                    <w:spacing w:line="440" w:lineRule="exact"/>
+                    <w:kinsoku/>
+                    <w:wordWrap/>
+                    <w:overflowPunct/>
+                    <w:topLinePunct w:val="0"/>
+                    <w:autoSpaceDE/>
+                    <w:autoSpaceDN/>
+                    <w:bidi w:val="0"/>
+                    <w:adjustRightInd/>
+                    <w:snapToGrid/>
+                    <w:spacing w:line="360" w:lineRule="auto"/>
+                    <w:textAlignment w:val="auto"/>
                     <w:rPr>
                       <w:rFonts w:hint="default" w:ascii="宋体" w:hAnsi="宋体" w:eastAsia="宋体" w:cs="宋体"/>
                       <w:b w:val="0"/>
                       <w:bCs w:val="0"/>
                       <w:sz w:val="21"/>
                       <w:szCs w:val="21"/>
-                      <w:u w:val="single"/>
+                      <w:u w:val="none"/>
                       <w:vertAlign w:val="baseline"/>
                       <w:lang w:val="en-US" w:eastAsia="zh-CN"/>
                     </w:rPr>
@@ -2408,7 +3519,7 @@
                       <w:bCs w:val="0"/>
                       <w:sz w:val="21"/>
                       <w:szCs w:val="21"/>
-                      <w:u w:val="single"/>
+                      <w:u w:val="none"/>
                       <w:vertAlign w:val="baseline"/>
                       <w:lang w:val="en-US" w:eastAsia="zh-CN"/>
                     </w:rPr>
@@ -2422,6 +3533,10 @@
                 </w:tcPr>
                 <w:p>
                   <w:pPr>
+                    <w:keepNext w:val="0"/>
+                    <w:keepLines w:val="0"/>
+                    <w:pageBreakBefore w:val="0"/>
+                    <w:widowControl w:val="0"/>
                     <w:numPr>
                       <w:ilvl w:val="0"/>
                       <w:numId w:val="0"/>
@@ -2430,14 +3545,24 @@
                       <w:tab w:val="left" w:pos="540"/>
                       <w:tab w:val="left" w:pos="8280"/>
                     </w:tabs>
-                    <w:spacing w:line="440" w:lineRule="exact"/>
+                    <w:kinsoku/>
+                    <w:wordWrap/>
+                    <w:overflowPunct/>
+                    <w:topLinePunct w:val="0"/>
+                    <w:autoSpaceDE/>
+                    <w:autoSpaceDN/>
+                    <w:bidi w:val="0"/>
+                    <w:adjustRightInd/>
+                    <w:snapToGrid/>
+                    <w:spacing w:line="360" w:lineRule="auto"/>
+                    <w:textAlignment w:val="auto"/>
                     <w:rPr>
                       <w:rFonts w:hint="eastAsia" w:ascii="宋体" w:hAnsi="宋体" w:eastAsia="宋体" w:cs="宋体"/>
                       <w:b w:val="0"/>
                       <w:bCs w:val="0"/>
                       <w:sz w:val="21"/>
                       <w:szCs w:val="21"/>
-                      <w:u w:val="single"/>
+                      <w:u w:val="none"/>
                       <w:vertAlign w:val="baseline"/>
                       <w:lang w:val="en-US" w:eastAsia="zh-CN"/>
                     </w:rPr>
@@ -2449,7 +3574,7 @@
                       <w:bCs w:val="0"/>
                       <w:sz w:val="21"/>
                       <w:szCs w:val="21"/>
-                      <w:u w:val="single"/>
+                      <w:u w:val="none"/>
                       <w:vertAlign w:val="baseline"/>
                       <w:lang w:val="en-US" w:eastAsia="zh-CN"/>
                     </w:rPr>
@@ -2463,6 +3588,10 @@
                 </w:tcPr>
                 <w:p>
                   <w:pPr>
+                    <w:keepNext w:val="0"/>
+                    <w:keepLines w:val="0"/>
+                    <w:pageBreakBefore w:val="0"/>
+                    <w:widowControl w:val="0"/>
                     <w:numPr>
                       <w:ilvl w:val="0"/>
                       <w:numId w:val="0"/>
@@ -2471,14 +3600,24 @@
                       <w:tab w:val="left" w:pos="540"/>
                       <w:tab w:val="left" w:pos="8280"/>
                     </w:tabs>
-                    <w:spacing w:line="440" w:lineRule="exact"/>
+                    <w:kinsoku/>
+                    <w:wordWrap/>
+                    <w:overflowPunct/>
+                    <w:topLinePunct w:val="0"/>
+                    <w:autoSpaceDE/>
+                    <w:autoSpaceDN/>
+                    <w:bidi w:val="0"/>
+                    <w:adjustRightInd/>
+                    <w:snapToGrid/>
+                    <w:spacing w:line="360" w:lineRule="auto"/>
+                    <w:textAlignment w:val="auto"/>
                     <w:rPr>
                       <w:rFonts w:hint="eastAsia" w:ascii="宋体" w:hAnsi="宋体" w:eastAsia="宋体" w:cs="宋体"/>
                       <w:b w:val="0"/>
                       <w:bCs w:val="0"/>
                       <w:sz w:val="21"/>
                       <w:szCs w:val="21"/>
-                      <w:u w:val="single"/>
+                      <w:u w:val="none"/>
                       <w:vertAlign w:val="baseline"/>
                       <w:lang w:val="en-US" w:eastAsia="zh-CN"/>
                     </w:rPr>
@@ -2490,7 +3629,7 @@
                       <w:bCs w:val="0"/>
                       <w:sz w:val="21"/>
                       <w:szCs w:val="21"/>
-                      <w:u w:val="single"/>
+                      <w:u w:val="none"/>
                       <w:vertAlign w:val="baseline"/>
                       <w:lang w:val="en-US" w:eastAsia="zh-CN"/>
                     </w:rPr>
@@ -2504,6 +3643,10 @@
                 </w:tcPr>
                 <w:p>
                   <w:pPr>
+                    <w:keepNext w:val="0"/>
+                    <w:keepLines w:val="0"/>
+                    <w:pageBreakBefore w:val="0"/>
+                    <w:widowControl w:val="0"/>
                     <w:numPr>
                       <w:ilvl w:val="0"/>
                       <w:numId w:val="0"/>
@@ -2512,14 +3655,24 @@
                       <w:tab w:val="left" w:pos="540"/>
                       <w:tab w:val="left" w:pos="8280"/>
                     </w:tabs>
-                    <w:spacing w:line="440" w:lineRule="exact"/>
+                    <w:kinsoku/>
+                    <w:wordWrap/>
+                    <w:overflowPunct/>
+                    <w:topLinePunct w:val="0"/>
+                    <w:autoSpaceDE/>
+                    <w:autoSpaceDN/>
+                    <w:bidi w:val="0"/>
+                    <w:adjustRightInd/>
+                    <w:snapToGrid/>
+                    <w:spacing w:line="360" w:lineRule="auto"/>
+                    <w:textAlignment w:val="auto"/>
                     <w:rPr>
                       <w:rFonts w:hint="eastAsia" w:ascii="宋体" w:hAnsi="宋体" w:eastAsia="宋体" w:cs="宋体"/>
                       <w:b w:val="0"/>
                       <w:bCs w:val="0"/>
                       <w:sz w:val="21"/>
                       <w:szCs w:val="21"/>
-                      <w:u w:val="single"/>
+                      <w:u w:val="none"/>
                       <w:vertAlign w:val="baseline"/>
                       <w:lang w:val="en-US" w:eastAsia="zh-CN"/>
                     </w:rPr>
@@ -2531,7 +3684,7 @@
                       <w:bCs w:val="0"/>
                       <w:sz w:val="21"/>
                       <w:szCs w:val="21"/>
-                      <w:u w:val="single"/>
+                      <w:u w:val="none"/>
                       <w:vertAlign w:val="baseline"/>
                       <w:lang w:val="en-US" w:eastAsia="zh-CN"/>
                     </w:rPr>
@@ -2563,6 +3716,10 @@
                 </w:tcPr>
                 <w:p>
                   <w:pPr>
+                    <w:keepNext w:val="0"/>
+                    <w:keepLines w:val="0"/>
+                    <w:pageBreakBefore w:val="0"/>
+                    <w:widowControl w:val="0"/>
                     <w:numPr>
                       <w:ilvl w:val="0"/>
                       <w:numId w:val="0"/>
@@ -2571,14 +3728,24 @@
                       <w:tab w:val="left" w:pos="540"/>
                       <w:tab w:val="left" w:pos="8280"/>
                     </w:tabs>
-                    <w:spacing w:line="440" w:lineRule="exact"/>
+                    <w:kinsoku/>
+                    <w:wordWrap/>
+                    <w:overflowPunct/>
+                    <w:topLinePunct w:val="0"/>
+                    <w:autoSpaceDE/>
+                    <w:autoSpaceDN/>
+                    <w:bidi w:val="0"/>
+                    <w:adjustRightInd/>
+                    <w:snapToGrid/>
+                    <w:spacing w:line="360" w:lineRule="auto"/>
+                    <w:textAlignment w:val="auto"/>
                     <w:rPr>
                       <w:rFonts w:hint="default" w:ascii="宋体" w:hAnsi="宋体" w:eastAsia="宋体" w:cs="宋体"/>
                       <w:b w:val="0"/>
                       <w:bCs w:val="0"/>
                       <w:sz w:val="21"/>
                       <w:szCs w:val="21"/>
-                      <w:u w:val="single"/>
+                      <w:u w:val="none"/>
                       <w:vertAlign w:val="baseline"/>
                       <w:lang w:val="en-US" w:eastAsia="zh-CN"/>
                     </w:rPr>
@@ -2590,7 +3757,7 @@
                       <w:bCs w:val="0"/>
                       <w:sz w:val="21"/>
                       <w:szCs w:val="21"/>
-                      <w:u w:val="single"/>
+                      <w:u w:val="none"/>
                       <w:vertAlign w:val="baseline"/>
                       <w:lang w:val="en-US" w:eastAsia="zh-CN"/>
                     </w:rPr>
@@ -2604,6 +3771,10 @@
                 </w:tcPr>
                 <w:p>
                   <w:pPr>
+                    <w:keepNext w:val="0"/>
+                    <w:keepLines w:val="0"/>
+                    <w:pageBreakBefore w:val="0"/>
+                    <w:widowControl w:val="0"/>
                     <w:numPr>
                       <w:ilvl w:val="0"/>
                       <w:numId w:val="0"/>
@@ -2612,14 +3783,24 @@
                       <w:tab w:val="left" w:pos="540"/>
                       <w:tab w:val="left" w:pos="8280"/>
                     </w:tabs>
-                    <w:spacing w:line="440" w:lineRule="exact"/>
+                    <w:kinsoku/>
+                    <w:wordWrap/>
+                    <w:overflowPunct/>
+                    <w:topLinePunct w:val="0"/>
+                    <w:autoSpaceDE/>
+                    <w:autoSpaceDN/>
+                    <w:bidi w:val="0"/>
+                    <w:adjustRightInd/>
+                    <w:snapToGrid/>
+                    <w:spacing w:line="360" w:lineRule="auto"/>
+                    <w:textAlignment w:val="auto"/>
                     <w:rPr>
                       <w:rFonts w:hint="eastAsia" w:ascii="宋体" w:hAnsi="宋体" w:eastAsia="宋体" w:cs="宋体"/>
                       <w:b w:val="0"/>
                       <w:bCs w:val="0"/>
                       <w:sz w:val="21"/>
                       <w:szCs w:val="21"/>
-                      <w:u w:val="single"/>
+                      <w:u w:val="none"/>
                       <w:vertAlign w:val="baseline"/>
                       <w:lang w:val="en-US" w:eastAsia="zh-CN"/>
                     </w:rPr>
@@ -2631,7 +3812,7 @@
                       <w:bCs w:val="0"/>
                       <w:sz w:val="21"/>
                       <w:szCs w:val="21"/>
-                      <w:u w:val="single"/>
+                      <w:u w:val="none"/>
                       <w:vertAlign w:val="baseline"/>
                       <w:lang w:val="en-US" w:eastAsia="zh-CN"/>
                     </w:rPr>
@@ -2645,6 +3826,10 @@
                 </w:tcPr>
                 <w:p>
                   <w:pPr>
+                    <w:keepNext w:val="0"/>
+                    <w:keepLines w:val="0"/>
+                    <w:pageBreakBefore w:val="0"/>
+                    <w:widowControl w:val="0"/>
                     <w:numPr>
                       <w:ilvl w:val="0"/>
                       <w:numId w:val="0"/>
@@ -2653,14 +3838,24 @@
                       <w:tab w:val="left" w:pos="540"/>
                       <w:tab w:val="left" w:pos="8280"/>
                     </w:tabs>
-                    <w:spacing w:line="440" w:lineRule="exact"/>
+                    <w:kinsoku/>
+                    <w:wordWrap/>
+                    <w:overflowPunct/>
+                    <w:topLinePunct w:val="0"/>
+                    <w:autoSpaceDE/>
+                    <w:autoSpaceDN/>
+                    <w:bidi w:val="0"/>
+                    <w:adjustRightInd/>
+                    <w:snapToGrid/>
+                    <w:spacing w:line="360" w:lineRule="auto"/>
+                    <w:textAlignment w:val="auto"/>
                     <w:rPr>
                       <w:rFonts w:hint="eastAsia" w:ascii="宋体" w:hAnsi="宋体" w:eastAsia="宋体" w:cs="宋体"/>
                       <w:b w:val="0"/>
                       <w:bCs w:val="0"/>
                       <w:sz w:val="21"/>
                       <w:szCs w:val="21"/>
-                      <w:u w:val="single"/>
+                      <w:u w:val="none"/>
                       <w:vertAlign w:val="baseline"/>
                       <w:lang w:val="en-US" w:eastAsia="zh-CN"/>
                     </w:rPr>
@@ -2672,7 +3867,7 @@
                       <w:bCs w:val="0"/>
                       <w:sz w:val="21"/>
                       <w:szCs w:val="21"/>
-                      <w:u w:val="single"/>
+                      <w:u w:val="none"/>
                       <w:vertAlign w:val="baseline"/>
                       <w:lang w:val="en-US" w:eastAsia="zh-CN"/>
                     </w:rPr>
@@ -2686,6 +3881,10 @@
                 </w:tcPr>
                 <w:p>
                   <w:pPr>
+                    <w:keepNext w:val="0"/>
+                    <w:keepLines w:val="0"/>
+                    <w:pageBreakBefore w:val="0"/>
+                    <w:widowControl w:val="0"/>
                     <w:numPr>
                       <w:ilvl w:val="0"/>
                       <w:numId w:val="0"/>
@@ -2694,14 +3893,24 @@
                       <w:tab w:val="left" w:pos="540"/>
                       <w:tab w:val="left" w:pos="8280"/>
                     </w:tabs>
-                    <w:spacing w:line="440" w:lineRule="exact"/>
+                    <w:kinsoku/>
+                    <w:wordWrap/>
+                    <w:overflowPunct/>
+                    <w:topLinePunct w:val="0"/>
+                    <w:autoSpaceDE/>
+                    <w:autoSpaceDN/>
+                    <w:bidi w:val="0"/>
+                    <w:adjustRightInd/>
+                    <w:snapToGrid/>
+                    <w:spacing w:line="360" w:lineRule="auto"/>
+                    <w:textAlignment w:val="auto"/>
                     <w:rPr>
                       <w:rFonts w:hint="eastAsia" w:ascii="宋体" w:hAnsi="宋体" w:eastAsia="宋体" w:cs="宋体"/>
                       <w:b w:val="0"/>
                       <w:bCs w:val="0"/>
                       <w:sz w:val="21"/>
                       <w:szCs w:val="21"/>
-                      <w:u w:val="single"/>
+                      <w:u w:val="none"/>
                       <w:vertAlign w:val="baseline"/>
                       <w:lang w:val="en-US" w:eastAsia="zh-CN"/>
                     </w:rPr>
@@ -2713,7 +3922,7 @@
                       <w:bCs w:val="0"/>
                       <w:sz w:val="21"/>
                       <w:szCs w:val="21"/>
-                      <w:u w:val="single"/>
+                      <w:u w:val="none"/>
                       <w:vertAlign w:val="baseline"/>
                       <w:lang w:val="en-US" w:eastAsia="zh-CN"/>
                     </w:rPr>
@@ -2745,6 +3954,10 @@
                 </w:tcPr>
                 <w:p>
                   <w:pPr>
+                    <w:keepNext w:val="0"/>
+                    <w:keepLines w:val="0"/>
+                    <w:pageBreakBefore w:val="0"/>
+                    <w:widowControl w:val="0"/>
                     <w:numPr>
                       <w:ilvl w:val="0"/>
                       <w:numId w:val="0"/>
@@ -2753,14 +3966,24 @@
                       <w:tab w:val="left" w:pos="540"/>
                       <w:tab w:val="left" w:pos="8280"/>
                     </w:tabs>
-                    <w:spacing w:line="440" w:lineRule="exact"/>
+                    <w:kinsoku/>
+                    <w:wordWrap/>
+                    <w:overflowPunct/>
+                    <w:topLinePunct w:val="0"/>
+                    <w:autoSpaceDE/>
+                    <w:autoSpaceDN/>
+                    <w:bidi w:val="0"/>
+                    <w:adjustRightInd/>
+                    <w:snapToGrid/>
+                    <w:spacing w:line="360" w:lineRule="auto"/>
+                    <w:textAlignment w:val="auto"/>
                     <w:rPr>
                       <w:rFonts w:hint="default" w:ascii="宋体" w:hAnsi="宋体" w:eastAsia="宋体" w:cs="宋体"/>
                       <w:b w:val="0"/>
                       <w:bCs w:val="0"/>
                       <w:sz w:val="21"/>
                       <w:szCs w:val="21"/>
-                      <w:u w:val="single"/>
+                      <w:u w:val="none"/>
                       <w:vertAlign w:val="baseline"/>
                       <w:lang w:val="en-US" w:eastAsia="zh-CN"/>
                     </w:rPr>
@@ -2772,7 +3995,7 @@
                       <w:bCs w:val="0"/>
                       <w:sz w:val="21"/>
                       <w:szCs w:val="21"/>
-                      <w:u w:val="single"/>
+                      <w:u w:val="none"/>
                       <w:vertAlign w:val="baseline"/>
                       <w:lang w:val="en-US" w:eastAsia="zh-CN"/>
                     </w:rPr>
@@ -2786,6 +4009,10 @@
                 </w:tcPr>
                 <w:p>
                   <w:pPr>
+                    <w:keepNext w:val="0"/>
+                    <w:keepLines w:val="0"/>
+                    <w:pageBreakBefore w:val="0"/>
+                    <w:widowControl w:val="0"/>
                     <w:numPr>
                       <w:ilvl w:val="0"/>
                       <w:numId w:val="0"/>
@@ -2794,14 +4021,24 @@
                       <w:tab w:val="left" w:pos="540"/>
                       <w:tab w:val="left" w:pos="8280"/>
                     </w:tabs>
-                    <w:spacing w:line="440" w:lineRule="exact"/>
+                    <w:kinsoku/>
+                    <w:wordWrap/>
+                    <w:overflowPunct/>
+                    <w:topLinePunct w:val="0"/>
+                    <w:autoSpaceDE/>
+                    <w:autoSpaceDN/>
+                    <w:bidi w:val="0"/>
+                    <w:adjustRightInd/>
+                    <w:snapToGrid/>
+                    <w:spacing w:line="360" w:lineRule="auto"/>
+                    <w:textAlignment w:val="auto"/>
                     <w:rPr>
                       <w:rFonts w:hint="eastAsia" w:ascii="宋体" w:hAnsi="宋体" w:eastAsia="宋体" w:cs="宋体"/>
                       <w:b w:val="0"/>
                       <w:bCs w:val="0"/>
                       <w:sz w:val="21"/>
                       <w:szCs w:val="21"/>
-                      <w:u w:val="single"/>
+                      <w:u w:val="none"/>
                       <w:vertAlign w:val="baseline"/>
                       <w:lang w:val="en-US" w:eastAsia="zh-CN"/>
                     </w:rPr>
@@ -2813,7 +4050,7 @@
                       <w:bCs w:val="0"/>
                       <w:sz w:val="21"/>
                       <w:szCs w:val="21"/>
-                      <w:u w:val="single"/>
+                      <w:u w:val="none"/>
                       <w:vertAlign w:val="baseline"/>
                       <w:lang w:val="en-US" w:eastAsia="zh-CN"/>
                     </w:rPr>
@@ -2827,6 +4064,10 @@
                 </w:tcPr>
                 <w:p>
                   <w:pPr>
+                    <w:keepNext w:val="0"/>
+                    <w:keepLines w:val="0"/>
+                    <w:pageBreakBefore w:val="0"/>
+                    <w:widowControl w:val="0"/>
                     <w:numPr>
                       <w:ilvl w:val="0"/>
                       <w:numId w:val="0"/>
@@ -2835,14 +4076,24 @@
                       <w:tab w:val="left" w:pos="540"/>
                       <w:tab w:val="left" w:pos="8280"/>
                     </w:tabs>
-                    <w:spacing w:line="440" w:lineRule="exact"/>
+                    <w:kinsoku/>
+                    <w:wordWrap/>
+                    <w:overflowPunct/>
+                    <w:topLinePunct w:val="0"/>
+                    <w:autoSpaceDE/>
+                    <w:autoSpaceDN/>
+                    <w:bidi w:val="0"/>
+                    <w:adjustRightInd/>
+                    <w:snapToGrid/>
+                    <w:spacing w:line="360" w:lineRule="auto"/>
+                    <w:textAlignment w:val="auto"/>
                     <w:rPr>
                       <w:rFonts w:hint="default" w:ascii="宋体" w:hAnsi="宋体" w:eastAsia="宋体" w:cs="宋体"/>
                       <w:b w:val="0"/>
                       <w:bCs w:val="0"/>
                       <w:sz w:val="21"/>
                       <w:szCs w:val="21"/>
-                      <w:u w:val="single"/>
+                      <w:u w:val="none"/>
                       <w:vertAlign w:val="baseline"/>
                       <w:lang w:val="en-US" w:eastAsia="zh-CN"/>
                     </w:rPr>
@@ -2854,7 +4105,7 @@
                       <w:bCs w:val="0"/>
                       <w:sz w:val="21"/>
                       <w:szCs w:val="21"/>
-                      <w:u w:val="single"/>
+                      <w:u w:val="none"/>
                       <w:vertAlign w:val="baseline"/>
                       <w:lang w:val="en-US" w:eastAsia="zh-CN"/>
                     </w:rPr>
@@ -2868,6 +4119,10 @@
                 </w:tcPr>
                 <w:p>
                   <w:pPr>
+                    <w:keepNext w:val="0"/>
+                    <w:keepLines w:val="0"/>
+                    <w:pageBreakBefore w:val="0"/>
+                    <w:widowControl w:val="0"/>
                     <w:numPr>
                       <w:ilvl w:val="0"/>
                       <w:numId w:val="0"/>
@@ -2876,14 +4131,24 @@
                       <w:tab w:val="left" w:pos="540"/>
                       <w:tab w:val="left" w:pos="8280"/>
                     </w:tabs>
-                    <w:spacing w:line="440" w:lineRule="exact"/>
+                    <w:kinsoku/>
+                    <w:wordWrap/>
+                    <w:overflowPunct/>
+                    <w:topLinePunct w:val="0"/>
+                    <w:autoSpaceDE/>
+                    <w:autoSpaceDN/>
+                    <w:bidi w:val="0"/>
+                    <w:adjustRightInd/>
+                    <w:snapToGrid/>
+                    <w:spacing w:line="360" w:lineRule="auto"/>
+                    <w:textAlignment w:val="auto"/>
                     <w:rPr>
                       <w:rFonts w:hint="default" w:ascii="宋体" w:hAnsi="宋体" w:eastAsia="宋体" w:cs="宋体"/>
                       <w:b w:val="0"/>
                       <w:bCs w:val="0"/>
                       <w:sz w:val="21"/>
                       <w:szCs w:val="21"/>
-                      <w:u w:val="single"/>
+                      <w:u w:val="none"/>
                       <w:vertAlign w:val="baseline"/>
                       <w:lang w:val="en-US" w:eastAsia="zh-CN"/>
                     </w:rPr>
@@ -2895,7 +4160,7 @@
                       <w:bCs w:val="0"/>
                       <w:sz w:val="21"/>
                       <w:szCs w:val="21"/>
-                      <w:u w:val="single"/>
+                      <w:u w:val="none"/>
                       <w:vertAlign w:val="baseline"/>
                       <w:lang w:val="en-US" w:eastAsia="zh-CN"/>
                     </w:rPr>
@@ -2927,6 +4192,10 @@
                 </w:tcPr>
                 <w:p>
                   <w:pPr>
+                    <w:keepNext w:val="0"/>
+                    <w:keepLines w:val="0"/>
+                    <w:pageBreakBefore w:val="0"/>
+                    <w:widowControl w:val="0"/>
                     <w:numPr>
                       <w:ilvl w:val="0"/>
                       <w:numId w:val="0"/>
@@ -2935,14 +4204,24 @@
                       <w:tab w:val="left" w:pos="540"/>
                       <w:tab w:val="left" w:pos="8280"/>
                     </w:tabs>
-                    <w:spacing w:line="440" w:lineRule="exact"/>
+                    <w:kinsoku/>
+                    <w:wordWrap/>
+                    <w:overflowPunct/>
+                    <w:topLinePunct w:val="0"/>
+                    <w:autoSpaceDE/>
+                    <w:autoSpaceDN/>
+                    <w:bidi w:val="0"/>
+                    <w:adjustRightInd/>
+                    <w:snapToGrid/>
+                    <w:spacing w:line="360" w:lineRule="auto"/>
+                    <w:textAlignment w:val="auto"/>
                     <w:rPr>
                       <w:rFonts w:hint="default" w:ascii="宋体" w:hAnsi="宋体" w:eastAsia="宋体" w:cs="宋体"/>
                       <w:b w:val="0"/>
                       <w:bCs w:val="0"/>
                       <w:sz w:val="21"/>
                       <w:szCs w:val="21"/>
-                      <w:u w:val="single"/>
+                      <w:u w:val="none"/>
                       <w:vertAlign w:val="baseline"/>
                       <w:lang w:val="en-US" w:eastAsia="zh-CN"/>
                     </w:rPr>
@@ -2954,7 +4233,7 @@
                       <w:bCs w:val="0"/>
                       <w:sz w:val="21"/>
                       <w:szCs w:val="21"/>
-                      <w:u w:val="single"/>
+                      <w:u w:val="none"/>
                       <w:vertAlign w:val="baseline"/>
                       <w:lang w:val="en-US" w:eastAsia="zh-CN"/>
                     </w:rPr>
@@ -2968,6 +4247,10 @@
                 </w:tcPr>
                 <w:p>
                   <w:pPr>
+                    <w:keepNext w:val="0"/>
+                    <w:keepLines w:val="0"/>
+                    <w:pageBreakBefore w:val="0"/>
+                    <w:widowControl w:val="0"/>
                     <w:numPr>
                       <w:ilvl w:val="0"/>
                       <w:numId w:val="0"/>
@@ -2976,14 +4259,24 @@
                       <w:tab w:val="left" w:pos="540"/>
                       <w:tab w:val="left" w:pos="8280"/>
                     </w:tabs>
-                    <w:spacing w:line="440" w:lineRule="exact"/>
+                    <w:kinsoku/>
+                    <w:wordWrap/>
+                    <w:overflowPunct/>
+                    <w:topLinePunct w:val="0"/>
+                    <w:autoSpaceDE/>
+                    <w:autoSpaceDN/>
+                    <w:bidi w:val="0"/>
+                    <w:adjustRightInd/>
+                    <w:snapToGrid/>
+                    <w:spacing w:line="360" w:lineRule="auto"/>
+                    <w:textAlignment w:val="auto"/>
                     <w:rPr>
                       <w:rFonts w:hint="default" w:ascii="宋体" w:hAnsi="宋体" w:eastAsia="宋体" w:cs="宋体"/>
                       <w:b w:val="0"/>
                       <w:bCs w:val="0"/>
                       <w:sz w:val="21"/>
                       <w:szCs w:val="21"/>
-                      <w:u w:val="single"/>
+                      <w:u w:val="none"/>
                       <w:vertAlign w:val="baseline"/>
                       <w:lang w:val="en-US" w:eastAsia="zh-CN"/>
                     </w:rPr>
@@ -2995,7 +4288,7 @@
                       <w:bCs w:val="0"/>
                       <w:sz w:val="21"/>
                       <w:szCs w:val="21"/>
-                      <w:u w:val="single"/>
+                      <w:u w:val="none"/>
                       <w:vertAlign w:val="baseline"/>
                       <w:lang w:val="en-US" w:eastAsia="zh-CN"/>
                     </w:rPr>
@@ -3009,6 +4302,10 @@
                 </w:tcPr>
                 <w:p>
                   <w:pPr>
+                    <w:keepNext w:val="0"/>
+                    <w:keepLines w:val="0"/>
+                    <w:pageBreakBefore w:val="0"/>
+                    <w:widowControl w:val="0"/>
                     <w:numPr>
                       <w:ilvl w:val="0"/>
                       <w:numId w:val="0"/>
@@ -3017,14 +4314,24 @@
                       <w:tab w:val="left" w:pos="540"/>
                       <w:tab w:val="left" w:pos="8280"/>
                     </w:tabs>
-                    <w:spacing w:line="440" w:lineRule="exact"/>
+                    <w:kinsoku/>
+                    <w:wordWrap/>
+                    <w:overflowPunct/>
+                    <w:topLinePunct w:val="0"/>
+                    <w:autoSpaceDE/>
+                    <w:autoSpaceDN/>
+                    <w:bidi w:val="0"/>
+                    <w:adjustRightInd/>
+                    <w:snapToGrid/>
+                    <w:spacing w:line="360" w:lineRule="auto"/>
+                    <w:textAlignment w:val="auto"/>
                     <w:rPr>
                       <w:rFonts w:hint="eastAsia" w:ascii="宋体" w:hAnsi="宋体" w:eastAsia="宋体" w:cs="宋体"/>
                       <w:b w:val="0"/>
                       <w:bCs w:val="0"/>
                       <w:sz w:val="21"/>
                       <w:szCs w:val="21"/>
-                      <w:u w:val="single"/>
+                      <w:u w:val="none"/>
                       <w:vertAlign w:val="baseline"/>
                       <w:lang w:val="en-US" w:eastAsia="zh-CN"/>
                     </w:rPr>
@@ -3036,7 +4343,7 @@
                       <w:bCs w:val="0"/>
                       <w:sz w:val="21"/>
                       <w:szCs w:val="21"/>
-                      <w:u w:val="single"/>
+                      <w:u w:val="none"/>
                       <w:vertAlign w:val="baseline"/>
                       <w:lang w:val="en-US" w:eastAsia="zh-CN"/>
                     </w:rPr>
@@ -3050,6 +4357,10 @@
                 </w:tcPr>
                 <w:p>
                   <w:pPr>
+                    <w:keepNext w:val="0"/>
+                    <w:keepLines w:val="0"/>
+                    <w:pageBreakBefore w:val="0"/>
+                    <w:widowControl w:val="0"/>
                     <w:numPr>
                       <w:ilvl w:val="0"/>
                       <w:numId w:val="0"/>
@@ -3058,14 +4369,24 @@
                       <w:tab w:val="left" w:pos="540"/>
                       <w:tab w:val="left" w:pos="8280"/>
                     </w:tabs>
-                    <w:spacing w:line="440" w:lineRule="exact"/>
+                    <w:kinsoku/>
+                    <w:wordWrap/>
+                    <w:overflowPunct/>
+                    <w:topLinePunct w:val="0"/>
+                    <w:autoSpaceDE/>
+                    <w:autoSpaceDN/>
+                    <w:bidi w:val="0"/>
+                    <w:adjustRightInd/>
+                    <w:snapToGrid/>
+                    <w:spacing w:line="360" w:lineRule="auto"/>
+                    <w:textAlignment w:val="auto"/>
                     <w:rPr>
                       <w:rFonts w:hint="eastAsia" w:ascii="宋体" w:hAnsi="宋体" w:eastAsia="宋体" w:cs="宋体"/>
                       <w:b w:val="0"/>
                       <w:bCs w:val="0"/>
                       <w:sz w:val="21"/>
                       <w:szCs w:val="21"/>
-                      <w:u w:val="single"/>
+                      <w:u w:val="none"/>
                       <w:vertAlign w:val="baseline"/>
                       <w:lang w:val="en-US" w:eastAsia="zh-CN"/>
                     </w:rPr>
@@ -3077,722 +4398,16 @@
                       <w:bCs w:val="0"/>
                       <w:sz w:val="21"/>
                       <w:szCs w:val="21"/>
-                      <w:u w:val="single"/>
+                      <w:u w:val="none"/>
                       <w:vertAlign w:val="baseline"/>
                       <w:lang w:val="en-US" w:eastAsia="zh-CN"/>
                     </w:rPr>
-                    <w:t>使用[ ]模拟内存块展示，并</w:t>
+                    <w:t>使用[ ]模拟内存块展示，并控制输出格式</w:t>
                   </w:r>
-                  <w:r>
-                    <w:rPr>
-                      <w:rFonts w:hint="eastAsia" w:ascii="宋体" w:hAnsi="宋体" w:eastAsia="宋体" w:cs="宋体"/>
-                      <w:b w:val="0"/>
-                      <w:bCs w:val="0"/>
-                      <w:sz w:val="21"/>
-                      <w:szCs w:val="21"/>
-                      <w:u w:val="single"/>
-                      <w:vertAlign w:val="baseline"/>
-                      <w:lang w:val="en-US" w:eastAsia="zh-CN"/>
-                    </w:rPr>
-                    <w:t>控制输出格式</w:t>
-                  </w:r>
-                  <w:bookmarkStart w:id="0" w:name="_GoBack"/>
-                  <w:bookmarkEnd w:id="0"/>
                 </w:p>
               </w:tc>
             </w:tr>
           </w:tbl>
-          <w:p>
-            <w:pPr>
-              <w:numPr>
-                <w:ilvl w:val="0"/>
-                <w:numId w:val="0"/>
-              </w:numPr>
-              <w:tabs>
-                <w:tab w:val="left" w:pos="540"/>
-                <w:tab w:val="left" w:pos="8280"/>
-              </w:tabs>
-              <w:spacing w:line="440" w:lineRule="exact"/>
-              <w:rPr>
-                <w:rFonts w:hint="eastAsia" w:ascii="宋体" w:hAnsi="宋体" w:eastAsia="宋体" w:cs="宋体"/>
-                <w:b w:val="0"/>
-                <w:bCs w:val="0"/>
-                <w:sz w:val="28"/>
-                <w:szCs w:val="28"/>
-                <w:u w:val="single"/>
-                <w:lang w:val="en-US" w:eastAsia="zh-CN"/>
-              </w:rPr>
-            </w:pPr>
-          </w:p>
-          <w:p>
-            <w:pPr>
-              <w:tabs>
-                <w:tab w:val="left" w:pos="7920"/>
-                <w:tab w:val="left" w:pos="8760"/>
-              </w:tabs>
-              <w:spacing w:line="440" w:lineRule="exact"/>
-              <w:rPr>
-                <w:rFonts w:hint="eastAsia" w:ascii="宋体" w:hAnsi="宋体" w:eastAsia="宋体" w:cs="宋体"/>
-                <w:b w:val="0"/>
-                <w:bCs w:val="0"/>
-                <w:sz w:val="28"/>
-                <w:szCs w:val="28"/>
-                <w:u w:val="single"/>
-              </w:rPr>
-            </w:pPr>
-          </w:p>
-          <w:p>
-            <w:pPr>
-              <w:tabs>
-                <w:tab w:val="left" w:pos="7920"/>
-                <w:tab w:val="left" w:pos="8760"/>
-              </w:tabs>
-              <w:spacing w:line="440" w:lineRule="exact"/>
-              <w:rPr>
-                <w:rFonts w:hint="eastAsia" w:ascii="宋体" w:hAnsi="宋体" w:eastAsia="宋体" w:cs="宋体"/>
-                <w:b w:val="0"/>
-                <w:bCs w:val="0"/>
-                <w:sz w:val="28"/>
-                <w:szCs w:val="28"/>
-                <w:u w:val="single"/>
-              </w:rPr>
-            </w:pPr>
-          </w:p>
-          <w:p>
-            <w:pPr>
-              <w:tabs>
-                <w:tab w:val="left" w:pos="7920"/>
-                <w:tab w:val="left" w:pos="8760"/>
-              </w:tabs>
-              <w:spacing w:line="440" w:lineRule="exact"/>
-              <w:rPr>
-                <w:rFonts w:hint="eastAsia" w:ascii="宋体" w:hAnsi="宋体" w:eastAsia="宋体" w:cs="宋体"/>
-                <w:b w:val="0"/>
-                <w:bCs w:val="0"/>
-                <w:sz w:val="28"/>
-                <w:szCs w:val="28"/>
-                <w:u w:val="single"/>
-              </w:rPr>
-            </w:pPr>
-          </w:p>
-          <w:p>
-            <w:pPr>
-              <w:tabs>
-                <w:tab w:val="left" w:pos="7920"/>
-                <w:tab w:val="left" w:pos="8760"/>
-              </w:tabs>
-              <w:spacing w:line="440" w:lineRule="exact"/>
-              <w:rPr>
-                <w:rFonts w:hint="eastAsia" w:ascii="宋体" w:hAnsi="宋体" w:eastAsia="宋体" w:cs="宋体"/>
-                <w:b w:val="0"/>
-                <w:bCs w:val="0"/>
-                <w:sz w:val="28"/>
-                <w:szCs w:val="28"/>
-                <w:u w:val="single"/>
-              </w:rPr>
-            </w:pPr>
-          </w:p>
-          <w:p>
-            <w:pPr>
-              <w:tabs>
-                <w:tab w:val="left" w:pos="7920"/>
-                <w:tab w:val="left" w:pos="8760"/>
-              </w:tabs>
-              <w:spacing w:line="440" w:lineRule="exact"/>
-              <w:rPr>
-                <w:rFonts w:hint="eastAsia" w:ascii="宋体" w:hAnsi="宋体" w:eastAsia="宋体" w:cs="宋体"/>
-                <w:b w:val="0"/>
-                <w:bCs w:val="0"/>
-                <w:sz w:val="28"/>
-                <w:szCs w:val="28"/>
-                <w:u w:val="single"/>
-              </w:rPr>
-            </w:pPr>
-          </w:p>
-          <w:p>
-            <w:pPr>
-              <w:tabs>
-                <w:tab w:val="left" w:pos="7920"/>
-                <w:tab w:val="left" w:pos="8760"/>
-              </w:tabs>
-              <w:spacing w:line="440" w:lineRule="exact"/>
-              <w:rPr>
-                <w:rFonts w:hint="eastAsia" w:ascii="宋体" w:hAnsi="宋体" w:eastAsia="宋体" w:cs="宋体"/>
-                <w:b w:val="0"/>
-                <w:bCs w:val="0"/>
-                <w:sz w:val="28"/>
-                <w:szCs w:val="28"/>
-                <w:u w:val="single"/>
-              </w:rPr>
-            </w:pPr>
-          </w:p>
-          <w:p>
-            <w:pPr>
-              <w:tabs>
-                <w:tab w:val="left" w:pos="7920"/>
-                <w:tab w:val="left" w:pos="8760"/>
-              </w:tabs>
-              <w:spacing w:line="440" w:lineRule="exact"/>
-              <w:rPr>
-                <w:rFonts w:hint="eastAsia" w:ascii="宋体" w:hAnsi="宋体" w:eastAsia="宋体" w:cs="宋体"/>
-                <w:b w:val="0"/>
-                <w:bCs w:val="0"/>
-                <w:sz w:val="28"/>
-                <w:szCs w:val="28"/>
-                <w:u w:val="single"/>
-              </w:rPr>
-            </w:pPr>
-          </w:p>
-          <w:p>
-            <w:pPr>
-              <w:tabs>
-                <w:tab w:val="left" w:pos="7920"/>
-                <w:tab w:val="left" w:pos="8760"/>
-              </w:tabs>
-              <w:spacing w:line="440" w:lineRule="exact"/>
-              <w:rPr>
-                <w:rFonts w:hint="eastAsia" w:ascii="宋体" w:hAnsi="宋体" w:eastAsia="宋体" w:cs="宋体"/>
-                <w:b w:val="0"/>
-                <w:bCs w:val="0"/>
-                <w:sz w:val="28"/>
-                <w:szCs w:val="28"/>
-                <w:u w:val="single"/>
-              </w:rPr>
-            </w:pPr>
-          </w:p>
-          <w:p>
-            <w:pPr>
-              <w:tabs>
-                <w:tab w:val="left" w:pos="7920"/>
-                <w:tab w:val="left" w:pos="8760"/>
-              </w:tabs>
-              <w:spacing w:line="440" w:lineRule="exact"/>
-              <w:rPr>
-                <w:rFonts w:hint="eastAsia" w:ascii="宋体" w:hAnsi="宋体" w:eastAsia="宋体" w:cs="宋体"/>
-                <w:b w:val="0"/>
-                <w:bCs w:val="0"/>
-                <w:sz w:val="28"/>
-                <w:szCs w:val="28"/>
-                <w:u w:val="single"/>
-              </w:rPr>
-            </w:pPr>
-          </w:p>
-        </w:tc>
-      </w:tr>
-      <w:tr>
-        <w:tblPrEx>
-          <w:tblBorders>
-            <w:top w:val="single" w:color="auto" w:sz="4" w:space="0"/>
-            <w:left w:val="single" w:color="auto" w:sz="4" w:space="0"/>
-            <w:bottom w:val="single" w:color="auto" w:sz="4" w:space="0"/>
-            <w:right w:val="single" w:color="auto" w:sz="4" w:space="0"/>
-            <w:insideH w:val="single" w:color="auto" w:sz="4" w:space="0"/>
-            <w:insideV w:val="single" w:color="auto" w:sz="4" w:space="0"/>
-          </w:tblBorders>
-          <w:tblCellMar>
-            <w:top w:w="0" w:type="dxa"/>
-            <w:left w:w="108" w:type="dxa"/>
-            <w:bottom w:w="0" w:type="dxa"/>
-            <w:right w:w="108" w:type="dxa"/>
-          </w:tblCellMar>
-        </w:tblPrEx>
-        <w:trPr>
-          <w:cantSplit/>
-        </w:trPr>
-        <w:tc>
-          <w:tcPr>
-            <w:tcW w:w="8522" w:type="dxa"/>
-            <w:gridSpan w:val="4"/>
-            <w:vAlign w:val="top"/>
-          </w:tcPr>
-          <w:p>
-            <w:pPr>
-              <w:numPr>
-                <w:ilvl w:val="0"/>
-                <w:numId w:val="0"/>
-              </w:numPr>
-              <w:rPr>
-                <w:rFonts w:hint="eastAsia" w:ascii="宋体" w:hAnsi="宋体" w:eastAsia="宋体" w:cs="宋体"/>
-                <w:b w:val="0"/>
-                <w:bCs w:val="0"/>
-                <w:sz w:val="28"/>
-                <w:szCs w:val="28"/>
-              </w:rPr>
-            </w:pPr>
-            <w:r>
-              <w:rPr>
-                <w:rFonts w:hint="eastAsia" w:ascii="宋体" w:hAnsi="宋体" w:eastAsia="宋体" w:cs="宋体"/>
-                <w:b w:val="0"/>
-                <w:bCs w:val="0"/>
-                <w:sz w:val="28"/>
-                <w:szCs w:val="28"/>
-                <w:lang w:eastAsia="zh-CN"/>
-              </w:rPr>
-              <w:t>三、</w:t>
-            </w:r>
-            <w:r>
-              <w:rPr>
-                <w:rFonts w:hint="eastAsia" w:ascii="宋体" w:hAnsi="宋体" w:eastAsia="宋体" w:cs="宋体"/>
-                <w:b w:val="0"/>
-                <w:bCs w:val="0"/>
-                <w:sz w:val="28"/>
-                <w:szCs w:val="28"/>
-                <w:lang w:val="en-US" w:eastAsia="zh-CN"/>
-              </w:rPr>
-              <w:t>实践设备</w:t>
-            </w:r>
-            <w:r>
-              <w:rPr>
-                <w:rFonts w:hint="eastAsia" w:ascii="宋体" w:hAnsi="宋体" w:eastAsia="宋体" w:cs="宋体"/>
-                <w:b w:val="0"/>
-                <w:bCs w:val="0"/>
-                <w:sz w:val="28"/>
-                <w:szCs w:val="28"/>
-              </w:rPr>
-              <w:t>及用具：</w:t>
-            </w:r>
-            <w:r>
-              <w:rPr>
-                <w:rFonts w:hint="eastAsia" w:ascii="宋体" w:hAnsi="宋体" w:eastAsia="宋体" w:cs="宋体"/>
-                <w:b w:val="0"/>
-                <w:bCs w:val="0"/>
-                <w:sz w:val="24"/>
-                <w:szCs w:val="24"/>
-              </w:rPr>
-              <w:t>（</w:t>
-            </w:r>
-            <w:r>
-              <w:rPr>
-                <w:rFonts w:hint="eastAsia" w:ascii="宋体" w:hAnsi="宋体" w:eastAsia="宋体" w:cs="宋体"/>
-                <w:b w:val="0"/>
-                <w:bCs w:val="0"/>
-                <w:sz w:val="24"/>
-                <w:szCs w:val="24"/>
-                <w:lang w:val="en-US" w:eastAsia="zh-CN"/>
-              </w:rPr>
-              <w:t>设备</w:t>
-            </w:r>
-            <w:r>
-              <w:rPr>
-                <w:rFonts w:hint="eastAsia" w:ascii="宋体" w:hAnsi="宋体" w:eastAsia="宋体" w:cs="宋体"/>
-                <w:b w:val="0"/>
-                <w:bCs w:val="0"/>
-                <w:sz w:val="24"/>
-                <w:szCs w:val="24"/>
-              </w:rPr>
-              <w:t>名称、规格、型号</w:t>
-            </w:r>
-            <w:r>
-              <w:rPr>
-                <w:rFonts w:hint="eastAsia" w:ascii="宋体" w:hAnsi="宋体" w:eastAsia="宋体" w:cs="宋体"/>
-                <w:b w:val="0"/>
-                <w:bCs w:val="0"/>
-                <w:sz w:val="24"/>
-                <w:szCs w:val="24"/>
-                <w:lang w:val="en-US" w:eastAsia="zh-CN"/>
-              </w:rPr>
-              <w:t>等</w:t>
-            </w:r>
-            <w:r>
-              <w:rPr>
-                <w:rFonts w:hint="eastAsia" w:ascii="宋体" w:hAnsi="宋体" w:eastAsia="宋体" w:cs="宋体"/>
-                <w:b w:val="0"/>
-                <w:bCs w:val="0"/>
-                <w:sz w:val="24"/>
-                <w:szCs w:val="24"/>
-              </w:rPr>
-              <w:t>）</w:t>
-            </w:r>
-          </w:p>
-          <w:p>
-            <w:pPr>
-              <w:rPr>
-                <w:rFonts w:hint="eastAsia" w:ascii="宋体" w:hAnsi="宋体" w:eastAsia="宋体" w:cs="宋体"/>
-                <w:b w:val="0"/>
-                <w:bCs w:val="0"/>
-              </w:rPr>
-            </w:pPr>
-          </w:p>
-          <w:p>
-            <w:pPr>
-              <w:rPr>
-                <w:rFonts w:hint="eastAsia" w:ascii="宋体" w:hAnsi="宋体" w:eastAsia="宋体" w:cs="宋体"/>
-                <w:b w:val="0"/>
-                <w:bCs w:val="0"/>
-              </w:rPr>
-            </w:pPr>
-          </w:p>
-          <w:p>
-            <w:pPr>
-              <w:rPr>
-                <w:rFonts w:hint="eastAsia" w:ascii="宋体" w:hAnsi="宋体" w:eastAsia="宋体" w:cs="宋体"/>
-                <w:b w:val="0"/>
-                <w:bCs w:val="0"/>
-              </w:rPr>
-            </w:pPr>
-          </w:p>
-          <w:p>
-            <w:pPr>
-              <w:rPr>
-                <w:rFonts w:hint="eastAsia" w:ascii="宋体" w:hAnsi="宋体" w:eastAsia="宋体" w:cs="宋体"/>
-                <w:b w:val="0"/>
-                <w:bCs w:val="0"/>
-              </w:rPr>
-            </w:pPr>
-          </w:p>
-          <w:p>
-            <w:pPr>
-              <w:rPr>
-                <w:rFonts w:hint="eastAsia" w:ascii="宋体" w:hAnsi="宋体" w:eastAsia="宋体" w:cs="宋体"/>
-                <w:b w:val="0"/>
-                <w:bCs w:val="0"/>
-              </w:rPr>
-            </w:pPr>
-          </w:p>
-          <w:p>
-            <w:pPr>
-              <w:rPr>
-                <w:rFonts w:hint="eastAsia" w:ascii="宋体" w:hAnsi="宋体" w:eastAsia="宋体" w:cs="宋体"/>
-                <w:b w:val="0"/>
-                <w:bCs w:val="0"/>
-              </w:rPr>
-            </w:pPr>
-          </w:p>
-          <w:p>
-            <w:pPr>
-              <w:rPr>
-                <w:rFonts w:hint="eastAsia" w:ascii="宋体" w:hAnsi="宋体" w:eastAsia="宋体" w:cs="宋体"/>
-                <w:b w:val="0"/>
-                <w:bCs w:val="0"/>
-              </w:rPr>
-            </w:pPr>
-          </w:p>
-          <w:p>
-            <w:pPr>
-              <w:rPr>
-                <w:rFonts w:hint="eastAsia" w:ascii="宋体" w:hAnsi="宋体" w:eastAsia="宋体" w:cs="宋体"/>
-                <w:b w:val="0"/>
-                <w:bCs w:val="0"/>
-              </w:rPr>
-            </w:pPr>
-          </w:p>
-          <w:p>
-            <w:pPr>
-              <w:rPr>
-                <w:rFonts w:hint="eastAsia" w:ascii="宋体" w:hAnsi="宋体" w:eastAsia="宋体" w:cs="宋体"/>
-                <w:b w:val="0"/>
-                <w:bCs w:val="0"/>
-              </w:rPr>
-            </w:pPr>
-          </w:p>
-          <w:p>
-            <w:pPr>
-              <w:rPr>
-                <w:rFonts w:hint="eastAsia" w:ascii="宋体" w:hAnsi="宋体" w:eastAsia="宋体" w:cs="宋体"/>
-                <w:b w:val="0"/>
-                <w:bCs w:val="0"/>
-              </w:rPr>
-            </w:pPr>
-          </w:p>
-          <w:p>
-            <w:pPr>
-              <w:rPr>
-                <w:rFonts w:hint="eastAsia" w:ascii="宋体" w:hAnsi="宋体" w:eastAsia="宋体" w:cs="宋体"/>
-                <w:b w:val="0"/>
-                <w:bCs w:val="0"/>
-              </w:rPr>
-            </w:pPr>
-          </w:p>
-          <w:p>
-            <w:pPr>
-              <w:rPr>
-                <w:rFonts w:hint="eastAsia" w:ascii="宋体" w:hAnsi="宋体" w:eastAsia="宋体" w:cs="宋体"/>
-                <w:b w:val="0"/>
-                <w:bCs w:val="0"/>
-              </w:rPr>
-            </w:pPr>
-          </w:p>
-          <w:p>
-            <w:pPr>
-              <w:rPr>
-                <w:rFonts w:hint="eastAsia" w:ascii="宋体" w:hAnsi="宋体" w:eastAsia="宋体" w:cs="宋体"/>
-                <w:b w:val="0"/>
-                <w:bCs w:val="0"/>
-              </w:rPr>
-            </w:pPr>
-          </w:p>
-          <w:p>
-            <w:pPr>
-              <w:rPr>
-                <w:rFonts w:hint="eastAsia" w:ascii="宋体" w:hAnsi="宋体" w:eastAsia="宋体" w:cs="宋体"/>
-                <w:b w:val="0"/>
-                <w:bCs w:val="0"/>
-              </w:rPr>
-            </w:pPr>
-          </w:p>
-          <w:p>
-            <w:pPr>
-              <w:rPr>
-                <w:rFonts w:hint="eastAsia" w:ascii="宋体" w:hAnsi="宋体" w:eastAsia="宋体" w:cs="宋体"/>
-                <w:b w:val="0"/>
-                <w:bCs w:val="0"/>
-              </w:rPr>
-            </w:pPr>
-          </w:p>
-          <w:p>
-            <w:pPr>
-              <w:rPr>
-                <w:rFonts w:hint="eastAsia" w:ascii="宋体" w:hAnsi="宋体" w:eastAsia="宋体" w:cs="宋体"/>
-                <w:b w:val="0"/>
-                <w:bCs w:val="0"/>
-              </w:rPr>
-            </w:pPr>
-          </w:p>
-          <w:p>
-            <w:pPr>
-              <w:rPr>
-                <w:rFonts w:hint="eastAsia" w:ascii="宋体" w:hAnsi="宋体" w:eastAsia="宋体" w:cs="宋体"/>
-                <w:b w:val="0"/>
-                <w:bCs w:val="0"/>
-              </w:rPr>
-            </w:pPr>
-          </w:p>
-          <w:p>
-            <w:pPr>
-              <w:rPr>
-                <w:rFonts w:hint="eastAsia" w:ascii="宋体" w:hAnsi="宋体" w:eastAsia="宋体" w:cs="宋体"/>
-                <w:b w:val="0"/>
-                <w:bCs w:val="0"/>
-              </w:rPr>
-            </w:pPr>
-          </w:p>
-          <w:p>
-            <w:pPr>
-              <w:rPr>
-                <w:rFonts w:hint="eastAsia" w:ascii="宋体" w:hAnsi="宋体" w:eastAsia="宋体" w:cs="宋体"/>
-                <w:b w:val="0"/>
-                <w:bCs w:val="0"/>
-              </w:rPr>
-            </w:pPr>
-          </w:p>
-        </w:tc>
-      </w:tr>
-      <w:tr>
-        <w:tblPrEx>
-          <w:tblBorders>
-            <w:top w:val="single" w:color="auto" w:sz="4" w:space="0"/>
-            <w:left w:val="single" w:color="auto" w:sz="4" w:space="0"/>
-            <w:bottom w:val="single" w:color="auto" w:sz="4" w:space="0"/>
-            <w:right w:val="single" w:color="auto" w:sz="4" w:space="0"/>
-            <w:insideH w:val="single" w:color="auto" w:sz="4" w:space="0"/>
-            <w:insideV w:val="single" w:color="auto" w:sz="4" w:space="0"/>
-          </w:tblBorders>
-          <w:tblCellMar>
-            <w:top w:w="0" w:type="dxa"/>
-            <w:left w:w="108" w:type="dxa"/>
-            <w:bottom w:w="0" w:type="dxa"/>
-            <w:right w:w="108" w:type="dxa"/>
-          </w:tblCellMar>
-        </w:tblPrEx>
-        <w:trPr>
-          <w:cantSplit/>
-        </w:trPr>
-        <w:tc>
-          <w:tcPr>
-            <w:tcW w:w="8522" w:type="dxa"/>
-            <w:gridSpan w:val="4"/>
-            <w:vAlign w:val="top"/>
-          </w:tcPr>
-          <w:p>
-            <w:pPr>
-              <w:numPr>
-                <w:ilvl w:val="0"/>
-                <w:numId w:val="0"/>
-              </w:numPr>
-              <w:rPr>
-                <w:rFonts w:hint="eastAsia" w:ascii="宋体" w:hAnsi="宋体" w:eastAsia="宋体" w:cs="宋体"/>
-                <w:b w:val="0"/>
-                <w:bCs w:val="0"/>
-                <w:sz w:val="28"/>
-                <w:szCs w:val="28"/>
-              </w:rPr>
-            </w:pPr>
-            <w:r>
-              <w:rPr>
-                <w:rFonts w:hint="eastAsia" w:ascii="宋体" w:hAnsi="宋体" w:eastAsia="宋体" w:cs="宋体"/>
-                <w:b w:val="0"/>
-                <w:bCs w:val="0"/>
-                <w:sz w:val="28"/>
-                <w:szCs w:val="28"/>
-                <w:lang w:eastAsia="zh-CN"/>
-              </w:rPr>
-              <w:t>四</w:t>
-            </w:r>
-            <w:r>
-              <w:rPr>
-                <w:rFonts w:hint="eastAsia" w:ascii="宋体" w:hAnsi="宋体" w:eastAsia="宋体" w:cs="宋体"/>
-                <w:b w:val="0"/>
-                <w:bCs w:val="0"/>
-                <w:sz w:val="28"/>
-                <w:szCs w:val="28"/>
-              </w:rPr>
-              <w:t>、</w:t>
-            </w:r>
-            <w:r>
-              <w:rPr>
-                <w:rFonts w:hint="eastAsia" w:ascii="宋体" w:hAnsi="宋体" w:eastAsia="宋体" w:cs="宋体"/>
-                <w:b w:val="0"/>
-                <w:bCs w:val="0"/>
-                <w:sz w:val="28"/>
-                <w:szCs w:val="28"/>
-                <w:lang w:val="en-US" w:eastAsia="zh-CN"/>
-              </w:rPr>
-              <w:t>实践</w:t>
-            </w:r>
-            <w:r>
-              <w:rPr>
-                <w:rFonts w:hint="eastAsia" w:ascii="宋体" w:hAnsi="宋体" w:eastAsia="宋体" w:cs="宋体"/>
-                <w:b w:val="0"/>
-                <w:bCs w:val="0"/>
-                <w:sz w:val="28"/>
-                <w:szCs w:val="28"/>
-              </w:rPr>
-              <w:t>步骤：（根据自己完成</w:t>
-            </w:r>
-            <w:r>
-              <w:rPr>
-                <w:rFonts w:hint="eastAsia" w:ascii="宋体" w:hAnsi="宋体" w:eastAsia="宋体" w:cs="宋体"/>
-                <w:b w:val="0"/>
-                <w:bCs w:val="0"/>
-                <w:sz w:val="28"/>
-                <w:szCs w:val="28"/>
-                <w:lang w:eastAsia="zh-CN"/>
-              </w:rPr>
-              <w:t>实践</w:t>
-            </w:r>
-            <w:r>
-              <w:rPr>
-                <w:rFonts w:hint="eastAsia" w:ascii="宋体" w:hAnsi="宋体" w:eastAsia="宋体" w:cs="宋体"/>
-                <w:b w:val="0"/>
-                <w:bCs w:val="0"/>
-                <w:sz w:val="28"/>
-                <w:szCs w:val="28"/>
-              </w:rPr>
-              <w:t>的步骤写，避免照抄教材）</w:t>
-            </w:r>
-          </w:p>
-          <w:p>
-            <w:pPr>
-              <w:rPr>
-                <w:rFonts w:hint="eastAsia"/>
-              </w:rPr>
-            </w:pPr>
-          </w:p>
-          <w:p>
-            <w:pPr>
-              <w:rPr>
-                <w:rFonts w:hint="eastAsia"/>
-              </w:rPr>
-            </w:pPr>
-          </w:p>
-          <w:p>
-            <w:pPr>
-              <w:rPr>
-                <w:rFonts w:hint="eastAsia"/>
-              </w:rPr>
-            </w:pPr>
-          </w:p>
-          <w:p>
-            <w:pPr>
-              <w:rPr>
-                <w:rFonts w:hint="eastAsia"/>
-              </w:rPr>
-            </w:pPr>
-          </w:p>
-          <w:p>
-            <w:pPr>
-              <w:rPr>
-                <w:rFonts w:hint="eastAsia"/>
-              </w:rPr>
-            </w:pPr>
-          </w:p>
-          <w:p>
-            <w:pPr>
-              <w:rPr>
-                <w:rFonts w:hint="eastAsia"/>
-              </w:rPr>
-            </w:pPr>
-          </w:p>
-          <w:p>
-            <w:pPr>
-              <w:rPr>
-                <w:rFonts w:hint="eastAsia"/>
-              </w:rPr>
-            </w:pPr>
-          </w:p>
-          <w:p>
-            <w:pPr>
-              <w:rPr>
-                <w:rFonts w:hint="eastAsia"/>
-              </w:rPr>
-            </w:pPr>
-          </w:p>
-          <w:p>
-            <w:pPr>
-              <w:rPr>
-                <w:rFonts w:hint="eastAsia"/>
-              </w:rPr>
-            </w:pPr>
-          </w:p>
-          <w:p>
-            <w:pPr>
-              <w:rPr>
-                <w:rFonts w:hint="eastAsia"/>
-              </w:rPr>
-            </w:pPr>
-          </w:p>
-          <w:p>
-            <w:pPr>
-              <w:rPr>
-                <w:rFonts w:hint="eastAsia"/>
-              </w:rPr>
-            </w:pPr>
-          </w:p>
-          <w:p>
-            <w:pPr>
-              <w:rPr>
-                <w:rFonts w:hint="eastAsia"/>
-              </w:rPr>
-            </w:pPr>
-          </w:p>
-          <w:p>
-            <w:pPr>
-              <w:rPr>
-                <w:rFonts w:hint="eastAsia"/>
-              </w:rPr>
-            </w:pPr>
-          </w:p>
-          <w:p>
-            <w:pPr>
-              <w:rPr>
-                <w:rFonts w:hint="eastAsia"/>
-              </w:rPr>
-            </w:pPr>
-          </w:p>
-          <w:p>
-            <w:pPr>
-              <w:rPr>
-                <w:rFonts w:hint="eastAsia"/>
-              </w:rPr>
-            </w:pPr>
-          </w:p>
-          <w:p>
-            <w:pPr>
-              <w:rPr>
-                <w:rFonts w:hint="eastAsia"/>
-              </w:rPr>
-            </w:pPr>
-          </w:p>
           <w:p/>
         </w:tc>
       </w:tr>
@@ -3815,7 +4430,7 @@
         </w:tblPrEx>
         <w:trPr>
           <w:cantSplit/>
-          <w:trHeight w:val="1228" w:hRule="atLeast"/>
+          <w:trHeight w:val="1802" w:hRule="atLeast"/>
         </w:trPr>
         <w:tc>
           <w:tcPr>
@@ -3825,10 +4440,35 @@
           </w:tcPr>
           <w:p>
             <w:pPr>
+              <w:keepNext w:val="0"/>
+              <w:keepLines w:val="0"/>
+              <w:pageBreakBefore w:val="0"/>
+              <w:widowControl w:val="0"/>
               <w:numPr>
                 <w:ilvl w:val="0"/>
-                <w:numId w:val="0"/>
+                <w:numId w:val="3"/>
               </w:numPr>
+              <w:kinsoku/>
+              <w:wordWrap/>
+              <w:overflowPunct/>
+              <w:topLinePunct w:val="0"/>
+              <w:autoSpaceDE/>
+              <w:autoSpaceDN/>
+              <w:bidi w:val="0"/>
+              <w:adjustRightInd/>
+              <w:snapToGrid/>
+              <w:spacing w:before="313" w:beforeLines="100"/>
+              <w:ind w:left="1957" w:leftChars="0" w:hanging="1957" w:hangingChars="699"/>
+              <w:textAlignment w:val="auto"/>
+              <w:rPr>
+                <w:rFonts w:hint="eastAsia" w:ascii="宋体" w:hAnsi="宋体" w:eastAsia="宋体" w:cs="宋体"/>
+                <w:b w:val="0"/>
+                <w:bCs w:val="0"/>
+                <w:sz w:val="21"/>
+                <w:szCs w:val="21"/>
+              </w:rPr>
+            </w:pPr>
+            <w:r>
               <w:rPr>
                 <w:rFonts w:hint="eastAsia" w:ascii="宋体" w:hAnsi="宋体" w:eastAsia="宋体" w:cs="宋体"/>
                 <w:b w:val="0"/>
@@ -3836,92 +4476,114 @@
                 <w:sz w:val="28"/>
                 <w:szCs w:val="28"/>
               </w:rPr>
-            </w:pPr>
-            <w:r>
-              <w:rPr>
-                <w:rFonts w:hint="eastAsia" w:ascii="宋体" w:hAnsi="宋体" w:eastAsia="宋体" w:cs="宋体"/>
-                <w:b w:val="0"/>
-                <w:bCs w:val="0"/>
-                <w:sz w:val="28"/>
-                <w:szCs w:val="28"/>
+              <w:t>数据记录：</w:t>
+            </w:r>
+          </w:p>
+          <w:p>
+            <w:pPr>
+              <w:keepNext w:val="0"/>
+              <w:keepLines w:val="0"/>
+              <w:pageBreakBefore w:val="0"/>
+              <w:widowControl w:val="0"/>
+              <w:numPr>
+                <w:ilvl w:val="0"/>
+                <w:numId w:val="6"/>
+              </w:numPr>
+              <w:kinsoku/>
+              <w:wordWrap/>
+              <w:overflowPunct/>
+              <w:topLinePunct w:val="0"/>
+              <w:autoSpaceDE/>
+              <w:autoSpaceDN/>
+              <w:bidi w:val="0"/>
+              <w:adjustRightInd/>
+              <w:snapToGrid/>
+              <w:spacing w:line="360" w:lineRule="auto"/>
+              <w:jc w:val="both"/>
+              <w:textAlignment w:val="auto"/>
+              <w:rPr>
+                <w:rFonts w:hint="eastAsia" w:ascii="宋体" w:hAnsi="宋体" w:eastAsia="宋体" w:cs="宋体"/>
+                <w:b w:val="0"/>
+                <w:bCs w:val="0"/>
+                <w:sz w:val="21"/>
+                <w:szCs w:val="21"/>
+              </w:rPr>
+            </w:pPr>
+            <w:r>
+              <w:rPr>
+                <w:rFonts w:hint="eastAsia" w:ascii="宋体" w:hAnsi="宋体" w:eastAsia="宋体" w:cs="宋体"/>
+                <w:b w:val="0"/>
+                <w:bCs w:val="0"/>
+                <w:sz w:val="21"/>
+                <w:szCs w:val="21"/>
+              </w:rPr>
+              <w:t>物理块容量</w:t>
+            </w:r>
+            <w:r>
+              <w:rPr>
+                <w:rFonts w:hint="eastAsia" w:ascii="宋体" w:hAnsi="宋体" w:eastAsia="宋体" w:cs="宋体"/>
+                <w:b w:val="0"/>
+                <w:bCs w:val="0"/>
+                <w:sz w:val="21"/>
+                <w:szCs w:val="21"/>
                 <w:lang w:eastAsia="zh-CN"/>
               </w:rPr>
-              <w:t>五</w:t>
-            </w:r>
-            <w:r>
-              <w:rPr>
-                <w:rFonts w:hint="eastAsia" w:ascii="宋体" w:hAnsi="宋体" w:eastAsia="宋体" w:cs="宋体"/>
-                <w:b w:val="0"/>
-                <w:bCs w:val="0"/>
-                <w:sz w:val="28"/>
-                <w:szCs w:val="28"/>
-              </w:rPr>
-              <w:t>、数据记录：（列表录入所测</w:t>
-            </w:r>
-            <w:r>
-              <w:rPr>
-                <w:rFonts w:hint="eastAsia" w:ascii="宋体" w:hAnsi="宋体" w:eastAsia="宋体" w:cs="宋体"/>
-                <w:b w:val="0"/>
-                <w:bCs w:val="0"/>
-                <w:sz w:val="28"/>
-                <w:szCs w:val="28"/>
-                <w:lang w:eastAsia="zh-CN"/>
-              </w:rPr>
-              <w:t>实践</w:t>
-            </w:r>
-            <w:r>
-              <w:rPr>
-                <w:rFonts w:hint="eastAsia" w:ascii="宋体" w:hAnsi="宋体" w:eastAsia="宋体" w:cs="宋体"/>
-                <w:b w:val="0"/>
-                <w:bCs w:val="0"/>
-                <w:sz w:val="28"/>
-                <w:szCs w:val="28"/>
-              </w:rPr>
-              <w:t>原始数据，符号的使用应与</w:t>
-            </w:r>
-            <w:r>
-              <w:rPr>
-                <w:rFonts w:hint="eastAsia" w:ascii="宋体" w:hAnsi="宋体" w:eastAsia="宋体" w:cs="宋体"/>
-                <w:b w:val="0"/>
-                <w:bCs w:val="0"/>
-                <w:sz w:val="28"/>
-                <w:szCs w:val="28"/>
-                <w:lang w:eastAsia="zh-CN"/>
-              </w:rPr>
-              <w:t>实践</w:t>
-            </w:r>
-            <w:r>
-              <w:rPr>
-                <w:rFonts w:hint="eastAsia" w:ascii="宋体" w:hAnsi="宋体" w:eastAsia="宋体" w:cs="宋体"/>
-                <w:b w:val="0"/>
-                <w:bCs w:val="0"/>
-                <w:sz w:val="28"/>
-                <w:szCs w:val="28"/>
-              </w:rPr>
-              <w:t>原理一致）</w:t>
-            </w:r>
-          </w:p>
-          <w:p/>
-          <w:p/>
-          <w:p/>
-          <w:p/>
-          <w:p/>
-          <w:p/>
-          <w:p/>
-          <w:p/>
-          <w:p/>
-          <w:p/>
-          <w:p/>
-          <w:p/>
-          <w:p/>
-          <w:p/>
-          <w:p/>
-          <w:p/>
-          <w:p/>
-          <w:p/>
-          <w:p/>
-          <w:p/>
-          <w:p/>
+              <w:t>：</w:t>
+            </w:r>
+            <w:bookmarkStart w:id="0" w:name="_GoBack"/>
+            <w:bookmarkEnd w:id="0"/>
+            <w:r>
+              <w:rPr>
+                <w:rFonts w:hint="eastAsia" w:ascii="宋体" w:hAnsi="宋体" w:eastAsia="宋体" w:cs="宋体"/>
+                <w:b w:val="0"/>
+                <w:bCs w:val="0"/>
+                <w:sz w:val="21"/>
+                <w:szCs w:val="21"/>
+              </w:rPr>
+              <w:t>3</w:t>
+            </w:r>
+          </w:p>
+          <w:p>
+            <w:pPr>
+              <w:keepNext w:val="0"/>
+              <w:keepLines w:val="0"/>
+              <w:pageBreakBefore w:val="0"/>
+              <w:widowControl w:val="0"/>
+              <w:numPr>
+                <w:ilvl w:val="0"/>
+                <w:numId w:val="6"/>
+              </w:numPr>
+              <w:kinsoku/>
+              <w:wordWrap/>
+              <w:overflowPunct/>
+              <w:topLinePunct w:val="0"/>
+              <w:autoSpaceDE/>
+              <w:autoSpaceDN/>
+              <w:bidi w:val="0"/>
+              <w:adjustRightInd/>
+              <w:snapToGrid/>
+              <w:spacing w:after="157" w:afterLines="50" w:line="360" w:lineRule="auto"/>
+              <w:jc w:val="both"/>
+              <w:textAlignment w:val="auto"/>
+              <w:rPr>
+                <w:rFonts w:hint="eastAsia" w:ascii="宋体" w:hAnsi="宋体" w:eastAsia="宋体" w:cs="宋体"/>
+                <w:b w:val="0"/>
+                <w:bCs w:val="0"/>
+                <w:sz w:val="21"/>
+                <w:szCs w:val="21"/>
+              </w:rPr>
+            </w:pPr>
+            <w:r>
+              <w:rPr>
+                <w:rFonts w:hint="eastAsia" w:ascii="宋体" w:hAnsi="宋体" w:eastAsia="宋体" w:cs="宋体"/>
+                <w:b w:val="0"/>
+                <w:bCs w:val="0"/>
+                <w:sz w:val="21"/>
+                <w:szCs w:val="21"/>
+              </w:rPr>
+              <w:t>访问序列：7 0 1 2 0 3 0 4 2 3 0 3 2 1 2 0 1 7 0 1</w:t>
+            </w:r>
+          </w:p>
         </w:tc>
       </w:tr>
       <w:tr>
@@ -3943,7 +4605,7 @@
         </w:tblPrEx>
         <w:trPr>
           <w:cantSplit/>
-          <w:trHeight w:val="4056" w:hRule="atLeast"/>
+          <w:trHeight w:val="7238" w:hRule="atLeast"/>
         </w:trPr>
         <w:tc>
           <w:tcPr>
@@ -3953,104 +4615,475 @@
           </w:tcPr>
           <w:p>
             <w:pPr>
+              <w:keepNext w:val="0"/>
+              <w:keepLines w:val="0"/>
+              <w:pageBreakBefore w:val="0"/>
+              <w:widowControl w:val="0"/>
+              <w:numPr>
+                <w:ilvl w:val="0"/>
+                <w:numId w:val="3"/>
+              </w:numPr>
+              <w:kinsoku/>
+              <w:wordWrap/>
+              <w:overflowPunct/>
+              <w:topLinePunct w:val="0"/>
+              <w:autoSpaceDE/>
+              <w:autoSpaceDN/>
+              <w:bidi w:val="0"/>
+              <w:adjustRightInd/>
+              <w:snapToGrid/>
+              <w:spacing w:before="313" w:beforeLines="100"/>
+              <w:ind w:left="1957" w:leftChars="0" w:hanging="1957" w:hangingChars="699"/>
+              <w:textAlignment w:val="auto"/>
+              <w:rPr>
+                <w:rFonts w:hint="eastAsia" w:ascii="宋体" w:hAnsi="宋体" w:eastAsia="宋体" w:cs="宋体"/>
+                <w:b w:val="0"/>
+                <w:bCs w:val="0"/>
+                <w:sz w:val="21"/>
+                <w:szCs w:val="21"/>
+              </w:rPr>
+            </w:pPr>
+            <w:r>
+              <w:rPr>
+                <w:rFonts w:hint="eastAsia" w:ascii="宋体" w:hAnsi="宋体" w:eastAsia="宋体" w:cs="宋体"/>
+                <w:b w:val="0"/>
+                <w:bCs w:val="0"/>
+                <w:sz w:val="28"/>
+                <w:szCs w:val="28"/>
+                <w:lang w:eastAsia="zh-CN"/>
+              </w:rPr>
+              <w:t>实践</w:t>
+            </w:r>
+            <w:r>
+              <w:rPr>
+                <w:rFonts w:hint="eastAsia" w:ascii="宋体" w:hAnsi="宋体" w:eastAsia="宋体" w:cs="宋体"/>
+                <w:b w:val="0"/>
+                <w:bCs w:val="0"/>
+                <w:sz w:val="28"/>
+                <w:szCs w:val="28"/>
+              </w:rPr>
+              <w:t>结果：</w:t>
+            </w:r>
+          </w:p>
+          <w:p>
+            <w:pPr>
+              <w:keepNext w:val="0"/>
+              <w:keepLines w:val="0"/>
+              <w:pageBreakBefore w:val="0"/>
+              <w:widowControl w:val="0"/>
               <w:numPr>
                 <w:ilvl w:val="0"/>
                 <w:numId w:val="0"/>
               </w:numPr>
-              <w:rPr>
-                <w:rFonts w:hint="eastAsia" w:ascii="宋体" w:hAnsi="宋体" w:eastAsia="宋体" w:cs="宋体"/>
-                <w:b w:val="0"/>
-                <w:bCs w:val="0"/>
-                <w:sz w:val="28"/>
-                <w:szCs w:val="28"/>
-              </w:rPr>
-            </w:pPr>
-            <w:r>
-              <w:rPr>
-                <w:rFonts w:hint="eastAsia" w:ascii="宋体" w:hAnsi="宋体" w:eastAsia="宋体" w:cs="宋体"/>
-                <w:b w:val="0"/>
-                <w:bCs w:val="0"/>
-                <w:sz w:val="28"/>
-                <w:szCs w:val="28"/>
-                <w:lang w:eastAsia="zh-CN"/>
-              </w:rPr>
-              <w:t>六</w:t>
-            </w:r>
-            <w:r>
-              <w:rPr>
-                <w:rFonts w:hint="eastAsia" w:ascii="宋体" w:hAnsi="宋体" w:eastAsia="宋体" w:cs="宋体"/>
-                <w:b w:val="0"/>
-                <w:bCs w:val="0"/>
-                <w:sz w:val="28"/>
-                <w:szCs w:val="28"/>
-              </w:rPr>
-              <w:t>、</w:t>
-            </w:r>
-            <w:r>
-              <w:rPr>
-                <w:rFonts w:hint="eastAsia" w:ascii="宋体" w:hAnsi="宋体" w:eastAsia="宋体" w:cs="宋体"/>
-                <w:b w:val="0"/>
-                <w:bCs w:val="0"/>
-                <w:sz w:val="28"/>
-                <w:szCs w:val="28"/>
-                <w:lang w:eastAsia="zh-CN"/>
-              </w:rPr>
-              <w:t>实践</w:t>
-            </w:r>
-            <w:r>
-              <w:rPr>
-                <w:rFonts w:hint="eastAsia" w:ascii="宋体" w:hAnsi="宋体" w:eastAsia="宋体" w:cs="宋体"/>
-                <w:b w:val="0"/>
-                <w:bCs w:val="0"/>
-                <w:sz w:val="28"/>
-                <w:szCs w:val="28"/>
-              </w:rPr>
-              <w:t>结果：（正确地表示出</w:t>
-            </w:r>
-            <w:r>
-              <w:rPr>
-                <w:rFonts w:hint="eastAsia" w:ascii="宋体" w:hAnsi="宋体" w:eastAsia="宋体" w:cs="宋体"/>
-                <w:b w:val="0"/>
-                <w:bCs w:val="0"/>
-                <w:sz w:val="28"/>
-                <w:szCs w:val="28"/>
-                <w:lang w:eastAsia="zh-CN"/>
-              </w:rPr>
-              <w:t>实践</w:t>
-            </w:r>
-            <w:r>
-              <w:rPr>
-                <w:rFonts w:hint="eastAsia" w:ascii="宋体" w:hAnsi="宋体" w:eastAsia="宋体" w:cs="宋体"/>
-                <w:b w:val="0"/>
-                <w:bCs w:val="0"/>
-                <w:sz w:val="28"/>
-                <w:szCs w:val="28"/>
-              </w:rPr>
-              <w:t>结果）</w:t>
-            </w:r>
-          </w:p>
-          <w:p>
-            <w:pPr>
+              <w:kinsoku/>
+              <w:wordWrap/>
+              <w:overflowPunct/>
+              <w:topLinePunct w:val="0"/>
+              <w:autoSpaceDE/>
+              <w:autoSpaceDN/>
+              <w:bidi w:val="0"/>
+              <w:adjustRightInd/>
+              <w:snapToGrid/>
+              <w:spacing w:line="360" w:lineRule="auto"/>
+              <w:textAlignment w:val="auto"/>
+              <w:rPr>
+                <w:rFonts w:hint="eastAsia" w:ascii="宋体" w:hAnsi="宋体" w:eastAsia="宋体" w:cs="宋体"/>
+                <w:b w:val="0"/>
+                <w:bCs w:val="0"/>
+                <w:sz w:val="21"/>
+                <w:szCs w:val="21"/>
+              </w:rPr>
+            </w:pPr>
+            <w:r>
+              <w:rPr>
+                <w:rFonts w:hint="eastAsia" w:ascii="宋体" w:hAnsi="宋体" w:eastAsia="宋体" w:cs="宋体"/>
+                <w:b w:val="0"/>
+                <w:bCs w:val="0"/>
+                <w:sz w:val="21"/>
+                <w:szCs w:val="21"/>
+              </w:rPr>
+              <w:t>总访问次数: 20</w:t>
+            </w:r>
+          </w:p>
+          <w:p>
+            <w:pPr>
+              <w:keepNext w:val="0"/>
+              <w:keepLines w:val="0"/>
+              <w:pageBreakBefore w:val="0"/>
+              <w:widowControl w:val="0"/>
+              <w:numPr>
+                <w:ilvl w:val="0"/>
+                <w:numId w:val="0"/>
+              </w:numPr>
+              <w:kinsoku/>
+              <w:wordWrap/>
+              <w:overflowPunct/>
+              <w:topLinePunct w:val="0"/>
+              <w:autoSpaceDE/>
+              <w:autoSpaceDN/>
+              <w:bidi w:val="0"/>
+              <w:adjustRightInd/>
+              <w:snapToGrid/>
+              <w:spacing w:line="360" w:lineRule="auto"/>
+              <w:textAlignment w:val="auto"/>
+              <w:rPr>
+                <w:rFonts w:hint="eastAsia" w:ascii="宋体" w:hAnsi="宋体" w:eastAsia="宋体" w:cs="宋体"/>
+                <w:b w:val="0"/>
+                <w:bCs w:val="0"/>
+                <w:sz w:val="21"/>
+                <w:szCs w:val="21"/>
+              </w:rPr>
+            </w:pPr>
+            <w:r>
+              <w:rPr>
+                <w:rFonts w:hint="eastAsia" w:ascii="宋体" w:hAnsi="宋体" w:eastAsia="宋体" w:cs="宋体"/>
+                <w:b w:val="0"/>
+                <w:bCs w:val="0"/>
+                <w:sz w:val="21"/>
+                <w:szCs w:val="21"/>
+              </w:rPr>
+              <w:t>总缺页次数: 15</w:t>
+            </w:r>
+          </w:p>
+          <w:p>
+            <w:pPr>
+              <w:keepNext w:val="0"/>
+              <w:keepLines w:val="0"/>
+              <w:pageBreakBefore w:val="0"/>
+              <w:widowControl w:val="0"/>
+              <w:numPr>
+                <w:ilvl w:val="0"/>
+                <w:numId w:val="0"/>
+              </w:numPr>
+              <w:kinsoku/>
+              <w:wordWrap/>
+              <w:overflowPunct/>
+              <w:topLinePunct w:val="0"/>
+              <w:autoSpaceDE/>
+              <w:autoSpaceDN/>
+              <w:bidi w:val="0"/>
+              <w:adjustRightInd/>
+              <w:snapToGrid/>
+              <w:spacing w:after="157" w:afterLines="50" w:line="360" w:lineRule="auto"/>
+              <w:textAlignment w:val="auto"/>
+              <w:rPr>
+                <w:rFonts w:hint="eastAsia" w:ascii="宋体" w:hAnsi="宋体" w:eastAsia="宋体" w:cs="宋体"/>
+                <w:b w:val="0"/>
+                <w:bCs w:val="0"/>
+                <w:sz w:val="21"/>
+                <w:szCs w:val="21"/>
+              </w:rPr>
+            </w:pPr>
+            <w:r>
+              <w:drawing>
+                <wp:anchor distT="0" distB="0" distL="114300" distR="114300" simplePos="0" relativeHeight="251662336" behindDoc="0" locked="0" layoutInCell="1" allowOverlap="1">
+                  <wp:simplePos x="0" y="0"/>
+                  <wp:positionH relativeFrom="column">
+                    <wp:posOffset>801370</wp:posOffset>
+                  </wp:positionH>
+                  <wp:positionV relativeFrom="paragraph">
+                    <wp:posOffset>386715</wp:posOffset>
+                  </wp:positionV>
+                  <wp:extent cx="3672205" cy="2790825"/>
+                  <wp:effectExtent l="0" t="0" r="635" b="13335"/>
+                  <wp:wrapNone/>
+                  <wp:docPr id="9" name="图片 3"/>
+                  <wp:cNvGraphicFramePr>
+                    <a:graphicFrameLocks xmlns:a="http://schemas.openxmlformats.org/drawingml/2006/main" noChangeAspect="1"/>
+                  </wp:cNvGraphicFramePr>
+                  <a:graphic xmlns:a="http://schemas.openxmlformats.org/drawingml/2006/main">
+                    <a:graphicData uri="http://schemas.openxmlformats.org/drawingml/2006/picture">
+                      <pic:pic xmlns:pic="http://schemas.openxmlformats.org/drawingml/2006/picture">
+                        <pic:nvPicPr>
+                          <pic:cNvPr id="9" name="图片 3"/>
+                          <pic:cNvPicPr>
+                            <a:picLocks noChangeAspect="1"/>
+                          </pic:cNvPicPr>
+                        </pic:nvPicPr>
+                        <pic:blipFill>
+                          <a:blip r:embed="rId10"/>
+                          <a:stretch>
+                            <a:fillRect/>
+                          </a:stretch>
+                        </pic:blipFill>
+                        <pic:spPr>
+                          <a:xfrm>
+                            <a:off x="0" y="0"/>
+                            <a:ext cx="3672205" cy="2790825"/>
+                          </a:xfrm>
+                          <a:prstGeom prst="rect">
+                            <a:avLst/>
+                          </a:prstGeom>
+                          <a:noFill/>
+                          <a:ln>
+                            <a:noFill/>
+                          </a:ln>
+                        </pic:spPr>
+                      </pic:pic>
+                    </a:graphicData>
+                  </a:graphic>
+                </wp:anchor>
+              </w:drawing>
+            </w:r>
+            <w:r>
+              <w:rPr>
+                <w:rFonts w:hint="eastAsia" w:ascii="宋体" w:hAnsi="宋体" w:eastAsia="宋体" w:cs="宋体"/>
+                <w:b w:val="0"/>
+                <w:bCs w:val="0"/>
+                <w:sz w:val="21"/>
+                <w:szCs w:val="21"/>
+              </w:rPr>
+              <w:t>缺页率: 75.00%</w:t>
+            </w:r>
+          </w:p>
+          <w:p>
+            <w:pPr>
+              <w:keepNext w:val="0"/>
+              <w:keepLines w:val="0"/>
+              <w:pageBreakBefore w:val="0"/>
+              <w:widowControl w:val="0"/>
+              <w:numPr>
+                <w:ilvl w:val="0"/>
+                <w:numId w:val="0"/>
+              </w:numPr>
+              <w:kinsoku/>
+              <w:wordWrap/>
+              <w:overflowPunct/>
+              <w:topLinePunct w:val="0"/>
+              <w:autoSpaceDE/>
+              <w:autoSpaceDN/>
+              <w:bidi w:val="0"/>
+              <w:adjustRightInd/>
+              <w:snapToGrid/>
+              <w:spacing w:after="157" w:afterLines="50" w:line="360" w:lineRule="auto"/>
+              <w:textAlignment w:val="auto"/>
+              <w:rPr>
+                <w:rFonts w:hint="eastAsia" w:ascii="宋体" w:hAnsi="宋体" w:eastAsia="宋体" w:cs="宋体"/>
+                <w:b w:val="0"/>
+                <w:bCs w:val="0"/>
+                <w:sz w:val="21"/>
+                <w:szCs w:val="21"/>
+              </w:rPr>
+            </w:pPr>
+          </w:p>
+          <w:p>
+            <w:pPr>
+              <w:keepNext w:val="0"/>
+              <w:keepLines w:val="0"/>
+              <w:pageBreakBefore w:val="0"/>
+              <w:widowControl w:val="0"/>
+              <w:numPr>
+                <w:ilvl w:val="0"/>
+                <w:numId w:val="0"/>
+              </w:numPr>
+              <w:kinsoku/>
+              <w:wordWrap/>
+              <w:overflowPunct/>
+              <w:topLinePunct w:val="0"/>
+              <w:autoSpaceDE/>
+              <w:autoSpaceDN/>
+              <w:bidi w:val="0"/>
+              <w:adjustRightInd/>
+              <w:snapToGrid/>
+              <w:spacing w:after="157" w:afterLines="50" w:line="360" w:lineRule="auto"/>
+              <w:textAlignment w:val="auto"/>
+              <w:rPr>
+                <w:rFonts w:hint="eastAsia" w:ascii="宋体" w:hAnsi="宋体" w:eastAsia="宋体" w:cs="宋体"/>
+                <w:b w:val="0"/>
+                <w:bCs w:val="0"/>
+                <w:sz w:val="21"/>
+                <w:szCs w:val="21"/>
+              </w:rPr>
+            </w:pPr>
+          </w:p>
+          <w:p>
+            <w:pPr>
+              <w:keepNext w:val="0"/>
+              <w:keepLines w:val="0"/>
+              <w:pageBreakBefore w:val="0"/>
+              <w:widowControl w:val="0"/>
+              <w:numPr>
+                <w:ilvl w:val="0"/>
+                <w:numId w:val="0"/>
+              </w:numPr>
+              <w:kinsoku/>
+              <w:wordWrap/>
+              <w:overflowPunct/>
+              <w:topLinePunct w:val="0"/>
+              <w:autoSpaceDE/>
+              <w:autoSpaceDN/>
+              <w:bidi w:val="0"/>
+              <w:adjustRightInd/>
+              <w:snapToGrid/>
+              <w:spacing w:after="157" w:afterLines="50" w:line="360" w:lineRule="auto"/>
+              <w:textAlignment w:val="auto"/>
+              <w:rPr>
+                <w:rFonts w:hint="eastAsia" w:ascii="宋体" w:hAnsi="宋体" w:eastAsia="宋体" w:cs="宋体"/>
+                <w:b w:val="0"/>
+                <w:bCs w:val="0"/>
+                <w:sz w:val="21"/>
+                <w:szCs w:val="21"/>
+              </w:rPr>
+            </w:pPr>
+          </w:p>
+          <w:p>
+            <w:pPr>
+              <w:keepNext w:val="0"/>
+              <w:keepLines w:val="0"/>
+              <w:pageBreakBefore w:val="0"/>
+              <w:widowControl w:val="0"/>
+              <w:numPr>
+                <w:ilvl w:val="0"/>
+                <w:numId w:val="0"/>
+              </w:numPr>
+              <w:kinsoku/>
+              <w:wordWrap/>
+              <w:overflowPunct/>
+              <w:topLinePunct w:val="0"/>
+              <w:autoSpaceDE/>
+              <w:autoSpaceDN/>
+              <w:bidi w:val="0"/>
+              <w:adjustRightInd/>
+              <w:snapToGrid/>
+              <w:spacing w:after="157" w:afterLines="50" w:line="360" w:lineRule="auto"/>
+              <w:textAlignment w:val="auto"/>
+              <w:rPr>
+                <w:rFonts w:hint="eastAsia" w:ascii="宋体" w:hAnsi="宋体" w:eastAsia="宋体" w:cs="宋体"/>
+                <w:b w:val="0"/>
+                <w:bCs w:val="0"/>
+                <w:sz w:val="21"/>
+                <w:szCs w:val="21"/>
+              </w:rPr>
+            </w:pPr>
+          </w:p>
+          <w:p>
+            <w:pPr>
+              <w:keepNext w:val="0"/>
+              <w:keepLines w:val="0"/>
+              <w:pageBreakBefore w:val="0"/>
+              <w:widowControl w:val="0"/>
+              <w:numPr>
+                <w:ilvl w:val="0"/>
+                <w:numId w:val="0"/>
+              </w:numPr>
+              <w:kinsoku/>
+              <w:wordWrap/>
+              <w:overflowPunct/>
+              <w:topLinePunct w:val="0"/>
+              <w:autoSpaceDE/>
+              <w:autoSpaceDN/>
+              <w:bidi w:val="0"/>
+              <w:adjustRightInd/>
+              <w:snapToGrid/>
+              <w:spacing w:after="157" w:afterLines="50" w:line="360" w:lineRule="auto"/>
+              <w:textAlignment w:val="auto"/>
+              <w:rPr>
+                <w:rFonts w:hint="eastAsia" w:ascii="宋体" w:hAnsi="宋体" w:eastAsia="宋体" w:cs="宋体"/>
+                <w:b w:val="0"/>
+                <w:bCs w:val="0"/>
+                <w:sz w:val="21"/>
+                <w:szCs w:val="21"/>
+              </w:rPr>
+            </w:pPr>
+          </w:p>
+          <w:p>
+            <w:pPr>
+              <w:keepNext w:val="0"/>
+              <w:keepLines w:val="0"/>
+              <w:pageBreakBefore w:val="0"/>
+              <w:widowControl w:val="0"/>
+              <w:numPr>
+                <w:ilvl w:val="0"/>
+                <w:numId w:val="0"/>
+              </w:numPr>
+              <w:kinsoku/>
+              <w:wordWrap/>
+              <w:overflowPunct/>
+              <w:topLinePunct w:val="0"/>
+              <w:autoSpaceDE/>
+              <w:autoSpaceDN/>
+              <w:bidi w:val="0"/>
+              <w:adjustRightInd/>
+              <w:snapToGrid/>
+              <w:spacing w:after="157" w:afterLines="50" w:line="360" w:lineRule="auto"/>
+              <w:textAlignment w:val="auto"/>
+              <w:rPr>
+                <w:rFonts w:hint="eastAsia" w:ascii="宋体" w:hAnsi="宋体" w:eastAsia="宋体" w:cs="宋体"/>
+                <w:b w:val="0"/>
+                <w:bCs w:val="0"/>
+                <w:sz w:val="21"/>
+                <w:szCs w:val="21"/>
+              </w:rPr>
+            </w:pPr>
+          </w:p>
+          <w:p>
+            <w:pPr>
+              <w:keepNext w:val="0"/>
+              <w:keepLines w:val="0"/>
+              <w:pageBreakBefore w:val="0"/>
+              <w:widowControl w:val="0"/>
+              <w:numPr>
+                <w:ilvl w:val="0"/>
+                <w:numId w:val="0"/>
+              </w:numPr>
+              <w:kinsoku/>
+              <w:wordWrap/>
+              <w:overflowPunct/>
+              <w:topLinePunct w:val="0"/>
+              <w:autoSpaceDE/>
+              <w:autoSpaceDN/>
+              <w:bidi w:val="0"/>
+              <w:adjustRightInd/>
+              <w:snapToGrid/>
+              <w:spacing w:after="157" w:afterLines="50" w:line="360" w:lineRule="auto"/>
+              <w:textAlignment w:val="auto"/>
+              <w:rPr>
+                <w:rFonts w:hint="eastAsia" w:ascii="宋体" w:hAnsi="宋体" w:eastAsia="宋体" w:cs="宋体"/>
+                <w:b w:val="0"/>
+                <w:bCs w:val="0"/>
+                <w:sz w:val="21"/>
+                <w:szCs w:val="21"/>
+              </w:rPr>
+            </w:pPr>
+          </w:p>
+          <w:p>
+            <w:pPr>
+              <w:keepNext w:val="0"/>
+              <w:keepLines w:val="0"/>
+              <w:pageBreakBefore w:val="0"/>
+              <w:widowControl w:val="0"/>
+              <w:numPr>
+                <w:ilvl w:val="0"/>
+                <w:numId w:val="0"/>
+              </w:numPr>
+              <w:kinsoku/>
+              <w:wordWrap/>
+              <w:overflowPunct/>
+              <w:topLinePunct w:val="0"/>
+              <w:autoSpaceDE/>
+              <w:autoSpaceDN/>
+              <w:bidi w:val="0"/>
+              <w:adjustRightInd/>
+              <w:snapToGrid/>
+              <w:spacing w:after="157" w:afterLines="50" w:line="360" w:lineRule="auto"/>
+              <w:jc w:val="center"/>
+              <w:textAlignment w:val="auto"/>
+              <w:rPr>
+                <w:rFonts w:hint="eastAsia" w:ascii="宋体" w:hAnsi="宋体" w:eastAsia="宋体" w:cs="宋体"/>
+                <w:b w:val="0"/>
+                <w:bCs w:val="0"/>
+                <w:sz w:val="21"/>
+                <w:szCs w:val="21"/>
+              </w:rPr>
+            </w:pPr>
+            <w:r>
               <w:rPr>
                 <w:rFonts w:hint="eastAsia"/>
-              </w:rPr>
-            </w:pPr>
-          </w:p>
-          <w:p>
-            <w:pPr>
-              <w:rPr>
-                <w:rFonts w:hint="eastAsia"/>
-              </w:rPr>
-            </w:pPr>
-          </w:p>
-          <w:p>
-            <w:pPr>
-              <w:rPr>
-                <w:rFonts w:hint="eastAsia"/>
-              </w:rPr>
-            </w:pPr>
-          </w:p>
-          <w:p/>
+                <w:lang w:val="en-US" w:eastAsia="zh-CN"/>
+              </w:rPr>
+              <w:t>图4 执行过程及结果</w:t>
+            </w:r>
+          </w:p>
         </w:tc>
       </w:tr>
       <w:tr>
@@ -4072,7 +5105,7 @@
         </w:tblPrEx>
         <w:trPr>
           <w:cantSplit/>
-          <w:trHeight w:val="4056" w:hRule="atLeast"/>
+          <w:trHeight w:val="2258" w:hRule="atLeast"/>
         </w:trPr>
         <w:tc>
           <w:tcPr>
@@ -4082,13 +5115,26 @@
           </w:tcPr>
           <w:p>
             <w:pPr>
-              <w:rPr>
-                <w:rFonts w:hint="eastAsia" w:ascii="宋体" w:hAnsi="宋体" w:eastAsia="宋体" w:cs="宋体"/>
-                <w:b w:val="0"/>
-                <w:bCs w:val="0"/>
-                <w:sz w:val="28"/>
-                <w:szCs w:val="28"/>
-              </w:rPr>
+              <w:keepNext w:val="0"/>
+              <w:keepLines w:val="0"/>
+              <w:pageBreakBefore w:val="0"/>
+              <w:widowControl w:val="0"/>
+              <w:numPr>
+                <w:ilvl w:val="0"/>
+                <w:numId w:val="3"/>
+              </w:numPr>
+              <w:kinsoku/>
+              <w:wordWrap/>
+              <w:overflowPunct/>
+              <w:topLinePunct w:val="0"/>
+              <w:autoSpaceDE/>
+              <w:autoSpaceDN/>
+              <w:bidi w:val="0"/>
+              <w:adjustRightInd/>
+              <w:snapToGrid/>
+              <w:spacing w:before="313" w:beforeLines="100"/>
+              <w:ind w:left="1957" w:leftChars="0" w:hanging="1957" w:hangingChars="699"/>
+              <w:textAlignment w:val="auto"/>
             </w:pPr>
             <w:r>
               <w:rPr>
@@ -4099,7 +5145,7 @@
                 <w:szCs w:val="28"/>
                 <w:lang w:eastAsia="zh-CN"/>
               </w:rPr>
-              <w:t>七</w:t>
+              <w:t>实践结论</w:t>
             </w:r>
             <w:r>
               <w:rPr>
@@ -4109,31 +5155,188 @@
                 <w:sz w:val="28"/>
                 <w:szCs w:val="28"/>
               </w:rPr>
-              <w:t>、</w:t>
-            </w:r>
-            <w:r>
-              <w:rPr>
-                <w:rFonts w:hint="eastAsia" w:ascii="宋体" w:hAnsi="宋体" w:eastAsia="宋体" w:cs="宋体"/>
-                <w:b w:val="0"/>
-                <w:bCs w:val="0"/>
-                <w:sz w:val="28"/>
-                <w:szCs w:val="28"/>
+              <w:t>：</w:t>
+            </w:r>
+          </w:p>
+          <w:p>
+            <w:pPr>
+              <w:keepNext w:val="0"/>
+              <w:keepLines w:val="0"/>
+              <w:pageBreakBefore w:val="0"/>
+              <w:widowControl w:val="0"/>
+              <w:numPr>
+                <w:ilvl w:val="0"/>
+                <w:numId w:val="0"/>
+              </w:numPr>
+              <w:kinsoku/>
+              <w:wordWrap/>
+              <w:overflowPunct/>
+              <w:topLinePunct w:val="0"/>
+              <w:autoSpaceDE/>
+              <w:autoSpaceDN/>
+              <w:bidi w:val="0"/>
+              <w:adjustRightInd/>
+              <w:snapToGrid/>
+              <w:spacing w:after="157" w:afterLines="50" w:line="360" w:lineRule="auto"/>
+              <w:ind w:firstLine="420" w:firstLineChars="200"/>
+              <w:jc w:val="both"/>
+              <w:textAlignment w:val="auto"/>
+            </w:pPr>
+            <w:r>
+              <w:rPr>
+                <w:rFonts w:hint="eastAsia" w:ascii="宋体" w:hAnsi="宋体" w:eastAsia="宋体" w:cs="宋体"/>
+                <w:b w:val="0"/>
+                <w:bCs w:val="0"/>
+                <w:sz w:val="21"/>
+                <w:szCs w:val="21"/>
+                <w:lang w:val="en-US" w:eastAsia="zh-CN"/>
+              </w:rPr>
+              <w:t>通过</w:t>
+            </w:r>
+            <w:r>
+              <w:rPr>
+                <w:rFonts w:hint="eastAsia" w:ascii="宋体" w:hAnsi="宋体" w:eastAsia="宋体" w:cs="宋体"/>
+                <w:b w:val="0"/>
+                <w:bCs w:val="0"/>
+                <w:sz w:val="21"/>
+                <w:szCs w:val="21"/>
                 <w:lang w:eastAsia="zh-CN"/>
               </w:rPr>
-              <w:t>实践结论</w:t>
-            </w:r>
-            <w:r>
-              <w:rPr>
-                <w:rFonts w:hint="eastAsia" w:ascii="宋体" w:hAnsi="宋体" w:eastAsia="宋体" w:cs="宋体"/>
-                <w:b w:val="0"/>
-                <w:bCs w:val="0"/>
-                <w:sz w:val="28"/>
-                <w:szCs w:val="28"/>
-              </w:rPr>
-              <w:t>：</w:t>
-            </w:r>
-          </w:p>
-          <w:p/>
+              <w:t>这次</w:t>
+            </w:r>
+            <w:r>
+              <w:rPr>
+                <w:rFonts w:hint="eastAsia" w:ascii="宋体" w:hAnsi="宋体" w:eastAsia="宋体" w:cs="宋体"/>
+                <w:b w:val="0"/>
+                <w:bCs w:val="0"/>
+                <w:sz w:val="21"/>
+                <w:szCs w:val="21"/>
+                <w:lang w:val="en-US" w:eastAsia="zh-CN"/>
+              </w:rPr>
+              <w:t>实践，我的最大</w:t>
+            </w:r>
+            <w:r>
+              <w:rPr>
+                <w:rFonts w:hint="eastAsia" w:ascii="宋体" w:hAnsi="宋体" w:eastAsia="宋体" w:cs="宋体"/>
+                <w:b w:val="0"/>
+                <w:bCs w:val="0"/>
+                <w:sz w:val="21"/>
+                <w:szCs w:val="21"/>
+                <w:lang w:eastAsia="zh-CN"/>
+              </w:rPr>
+              <w:t>收获在于</w:t>
+            </w:r>
+            <w:r>
+              <w:rPr>
+                <w:rFonts w:hint="eastAsia" w:ascii="宋体" w:hAnsi="宋体" w:eastAsia="宋体" w:cs="宋体"/>
+                <w:b w:val="0"/>
+                <w:bCs w:val="0"/>
+                <w:sz w:val="21"/>
+                <w:szCs w:val="21"/>
+                <w:lang w:val="en-US" w:eastAsia="zh-CN"/>
+              </w:rPr>
+              <w:t>使用</w:t>
+            </w:r>
+            <w:r>
+              <w:rPr>
+                <w:rFonts w:hint="eastAsia" w:ascii="宋体" w:hAnsi="宋体" w:eastAsia="宋体" w:cs="宋体"/>
+                <w:b w:val="0"/>
+                <w:bCs w:val="0"/>
+                <w:sz w:val="21"/>
+                <w:szCs w:val="21"/>
+                <w:lang w:eastAsia="zh-CN"/>
+              </w:rPr>
+              <w:t>C++实现了FIFO页面置换算法，在编写</w:t>
+            </w:r>
+            <w:r>
+              <w:rPr>
+                <w:rFonts w:hint="eastAsia" w:ascii="宋体" w:hAnsi="宋体" w:eastAsia="宋体" w:cs="宋体"/>
+                <w:b w:val="0"/>
+                <w:bCs w:val="0"/>
+                <w:sz w:val="21"/>
+                <w:szCs w:val="21"/>
+                <w:lang w:val="en-US" w:eastAsia="zh-CN"/>
+              </w:rPr>
+              <w:t>代码</w:t>
+            </w:r>
+            <w:r>
+              <w:rPr>
+                <w:rFonts w:hint="eastAsia" w:ascii="宋体" w:hAnsi="宋体" w:eastAsia="宋体" w:cs="宋体"/>
+                <w:b w:val="0"/>
+                <w:bCs w:val="0"/>
+                <w:sz w:val="21"/>
+                <w:szCs w:val="21"/>
+                <w:lang w:eastAsia="zh-CN"/>
+              </w:rPr>
+              <w:t>逻辑的过程中，我不仅</w:t>
+            </w:r>
+            <w:r>
+              <w:rPr>
+                <w:rFonts w:hint="eastAsia" w:ascii="宋体" w:hAnsi="宋体" w:eastAsia="宋体" w:cs="宋体"/>
+                <w:b w:val="0"/>
+                <w:bCs w:val="0"/>
+                <w:sz w:val="21"/>
+                <w:szCs w:val="21"/>
+                <w:lang w:val="en-US" w:eastAsia="zh-CN"/>
+              </w:rPr>
+              <w:t>理解</w:t>
+            </w:r>
+            <w:r>
+              <w:rPr>
+                <w:rFonts w:hint="eastAsia" w:ascii="宋体" w:hAnsi="宋体" w:eastAsia="宋体" w:cs="宋体"/>
+                <w:b w:val="0"/>
+                <w:bCs w:val="0"/>
+                <w:sz w:val="21"/>
+                <w:szCs w:val="21"/>
+                <w:lang w:eastAsia="zh-CN"/>
+              </w:rPr>
+              <w:t>了置换</w:t>
+            </w:r>
+            <w:r>
+              <w:rPr>
+                <w:rFonts w:hint="eastAsia" w:ascii="宋体" w:hAnsi="宋体" w:eastAsia="宋体" w:cs="宋体"/>
+                <w:b w:val="0"/>
+                <w:bCs w:val="0"/>
+                <w:sz w:val="21"/>
+                <w:szCs w:val="21"/>
+                <w:lang w:val="en-US" w:eastAsia="zh-CN"/>
+              </w:rPr>
+              <w:t>算法的</w:t>
+            </w:r>
+            <w:r>
+              <w:rPr>
+                <w:rFonts w:hint="eastAsia" w:ascii="宋体" w:hAnsi="宋体" w:eastAsia="宋体" w:cs="宋体"/>
+                <w:b w:val="0"/>
+                <w:bCs w:val="0"/>
+                <w:sz w:val="21"/>
+                <w:szCs w:val="21"/>
+                <w:lang w:eastAsia="zh-CN"/>
+              </w:rPr>
+              <w:t>原理，也对C++面向对象编程</w:t>
+            </w:r>
+            <w:r>
+              <w:rPr>
+                <w:rFonts w:hint="eastAsia" w:ascii="宋体" w:hAnsi="宋体" w:eastAsia="宋体" w:cs="宋体"/>
+                <w:b w:val="0"/>
+                <w:bCs w:val="0"/>
+                <w:sz w:val="21"/>
+                <w:szCs w:val="21"/>
+                <w:lang w:val="en-US" w:eastAsia="zh-CN"/>
+              </w:rPr>
+              <w:t>思想及其语法</w:t>
+            </w:r>
+            <w:r>
+              <w:rPr>
+                <w:rFonts w:hint="eastAsia" w:ascii="宋体" w:hAnsi="宋体" w:eastAsia="宋体" w:cs="宋体"/>
+                <w:b w:val="0"/>
+                <w:bCs w:val="0"/>
+                <w:sz w:val="21"/>
+                <w:szCs w:val="21"/>
+                <w:lang w:eastAsia="zh-CN"/>
+              </w:rPr>
+              <w:t>有了更深的体会。</w:t>
+            </w:r>
+          </w:p>
         </w:tc>
       </w:tr>
       <w:tr>
@@ -4155,7 +5358,7 @@
         </w:tblPrEx>
         <w:trPr>
           <w:cantSplit/>
-          <w:trHeight w:val="4056" w:hRule="atLeast"/>
+          <w:trHeight w:val="2023" w:hRule="atLeast"/>
         </w:trPr>
         <w:tc>
           <w:tcPr>
@@ -4165,42 +5368,14 @@
           </w:tcPr>
           <w:p>
             <w:pPr>
-              <w:rPr>
-                <w:rFonts w:hint="eastAsia" w:ascii="宋体" w:hAnsi="宋体" w:eastAsia="宋体" w:cs="宋体"/>
-                <w:b w:val="0"/>
-                <w:bCs w:val="0"/>
-                <w:sz w:val="28"/>
-                <w:szCs w:val="28"/>
-              </w:rPr>
-            </w:pPr>
-            <w:r>
-              <w:rPr>
-                <w:rFonts w:hint="eastAsia" w:ascii="宋体" w:hAnsi="宋体" w:eastAsia="宋体" w:cs="宋体"/>
-                <w:b w:val="0"/>
-                <w:bCs w:val="0"/>
-                <w:sz w:val="28"/>
-                <w:szCs w:val="28"/>
-                <w:lang w:eastAsia="zh-CN"/>
-              </w:rPr>
-              <w:t>八</w:t>
-            </w:r>
-            <w:r>
-              <w:rPr>
-                <w:rFonts w:hint="eastAsia" w:ascii="宋体" w:hAnsi="宋体" w:eastAsia="宋体" w:cs="宋体"/>
-                <w:b w:val="0"/>
-                <w:bCs w:val="0"/>
-                <w:sz w:val="28"/>
-                <w:szCs w:val="28"/>
-              </w:rPr>
-              <w:t>、注意事项：</w:t>
-            </w:r>
-          </w:p>
-          <w:p>
-            <w:pPr>
               <w:keepNext w:val="0"/>
               <w:keepLines w:val="0"/>
               <w:pageBreakBefore w:val="0"/>
               <w:widowControl w:val="0"/>
+              <w:numPr>
+                <w:ilvl w:val="0"/>
+                <w:numId w:val="3"/>
+              </w:numPr>
               <w:kinsoku/>
               <w:wordWrap/>
               <w:overflowPunct/>
@@ -4210,40 +5385,19 @@
               <w:bidi w:val="0"/>
               <w:adjustRightInd/>
               <w:snapToGrid/>
-              <w:spacing w:line="440" w:lineRule="exact"/>
-              <w:ind w:left="0" w:leftChars="0" w:right="0" w:rightChars="0" w:firstLine="0" w:firstLineChars="0"/>
-              <w:jc w:val="both"/>
+              <w:spacing w:before="313" w:beforeLines="100"/>
+              <w:ind w:left="1957" w:leftChars="0" w:hanging="1957" w:hangingChars="699"/>
               <w:textAlignment w:val="auto"/>
-              <w:outlineLvl w:val="9"/>
-              <w:rPr>
-                <w:rFonts w:hint="eastAsia" w:ascii="宋体" w:hAnsi="宋体" w:eastAsia="宋体" w:cs="宋体"/>
-                <w:b w:val="0"/>
-                <w:bCs w:val="0"/>
-                <w:sz w:val="21"/>
-                <w:szCs w:val="21"/>
-                <w:u w:val="single"/>
-              </w:rPr>
-            </w:pPr>
-            <w:r>
-              <w:rPr>
-                <w:rFonts w:hint="eastAsia" w:ascii="宋体" w:hAnsi="宋体" w:eastAsia="宋体" w:cs="宋体"/>
-                <w:b w:val="0"/>
-                <w:bCs w:val="0"/>
-                <w:sz w:val="21"/>
-                <w:szCs w:val="21"/>
-              </w:rPr>
-              <w:t>1.注意</w:t>
-            </w:r>
-            <w:r>
-              <w:rPr>
-                <w:rFonts w:hint="eastAsia" w:ascii="宋体" w:hAnsi="宋体" w:eastAsia="宋体" w:cs="宋体"/>
-                <w:b w:val="0"/>
-                <w:bCs w:val="0"/>
-                <w:sz w:val="21"/>
-                <w:szCs w:val="21"/>
-                <w:u w:val="single"/>
-              </w:rPr>
-              <w:t xml:space="preserve">                              </w:t>
+            </w:pPr>
+            <w:r>
+              <w:rPr>
+                <w:rFonts w:hint="eastAsia" w:ascii="宋体" w:hAnsi="宋体" w:eastAsia="宋体" w:cs="宋体"/>
+                <w:b w:val="0"/>
+                <w:bCs w:val="0"/>
+                <w:sz w:val="28"/>
+                <w:szCs w:val="28"/>
+              </w:rPr>
+              <w:t>注意事项：</w:t>
             </w:r>
           </w:p>
           <w:p>
@@ -4252,6 +5406,10 @@
               <w:keepLines w:val="0"/>
               <w:pageBreakBefore w:val="0"/>
               <w:widowControl w:val="0"/>
+              <w:numPr>
+                <w:ilvl w:val="0"/>
+                <w:numId w:val="7"/>
+              </w:numPr>
               <w:kinsoku/>
               <w:wordWrap/>
               <w:overflowPunct/>
@@ -4261,40 +5419,37 @@
               <w:bidi w:val="0"/>
               <w:adjustRightInd/>
               <w:snapToGrid/>
-              <w:spacing w:line="440" w:lineRule="exact"/>
-              <w:ind w:left="0" w:leftChars="0" w:right="0" w:rightChars="0" w:firstLine="0" w:firstLineChars="0"/>
+              <w:spacing w:line="360" w:lineRule="auto"/>
               <w:jc w:val="both"/>
               <w:textAlignment w:val="auto"/>
-              <w:outlineLvl w:val="9"/>
-              <w:rPr>
-                <w:rFonts w:hint="eastAsia" w:ascii="宋体" w:hAnsi="宋体" w:eastAsia="宋体" w:cs="宋体"/>
-                <w:b w:val="0"/>
-                <w:bCs w:val="0"/>
-                <w:sz w:val="21"/>
-                <w:szCs w:val="21"/>
-                <w:u w:val="single"/>
-              </w:rPr>
-            </w:pPr>
-            <w:r>
-              <w:rPr>
-                <w:rFonts w:hint="eastAsia" w:ascii="宋体" w:hAnsi="宋体" w:eastAsia="宋体" w:cs="宋体"/>
-                <w:b w:val="0"/>
-                <w:bCs w:val="0"/>
-                <w:sz w:val="21"/>
-                <w:szCs w:val="21"/>
-              </w:rPr>
-              <w:t>2.注意</w:t>
-            </w:r>
-            <w:r>
-              <w:rPr>
-                <w:rFonts w:hint="eastAsia" w:ascii="宋体" w:hAnsi="宋体" w:eastAsia="宋体" w:cs="宋体"/>
-                <w:b w:val="0"/>
-                <w:bCs w:val="0"/>
-                <w:sz w:val="21"/>
-                <w:szCs w:val="21"/>
-                <w:u w:val="single"/>
-              </w:rPr>
-              <w:t xml:space="preserve">                              </w:t>
+              <w:rPr>
+                <w:rFonts w:hint="eastAsia" w:ascii="宋体" w:hAnsi="宋体" w:eastAsia="宋体" w:cs="宋体"/>
+                <w:b w:val="0"/>
+                <w:bCs w:val="0"/>
+                <w:sz w:val="21"/>
+                <w:szCs w:val="21"/>
+              </w:rPr>
+            </w:pPr>
+            <w:r>
+              <w:rPr>
+                <w:rFonts w:hint="eastAsia" w:ascii="宋体" w:hAnsi="宋体" w:eastAsia="宋体" w:cs="宋体"/>
+                <w:b w:val="0"/>
+                <w:bCs w:val="0"/>
+                <w:sz w:val="21"/>
+                <w:szCs w:val="21"/>
+              </w:rPr>
+              <w:t>必须确保所有物理块初始值为-1，防止干扰命中判断</w:t>
+            </w:r>
+            <w:r>
+              <w:rPr>
+                <w:rFonts w:hint="eastAsia" w:ascii="宋体" w:hAnsi="宋体" w:eastAsia="宋体" w:cs="宋体"/>
+                <w:b w:val="0"/>
+                <w:bCs w:val="0"/>
+                <w:sz w:val="21"/>
+                <w:szCs w:val="21"/>
+                <w:lang w:eastAsia="zh-CN"/>
+              </w:rPr>
+              <w:t>。</w:t>
             </w:r>
           </w:p>
           <w:p>
@@ -4303,6 +5458,10 @@
               <w:keepLines w:val="0"/>
               <w:pageBreakBefore w:val="0"/>
               <w:widowControl w:val="0"/>
+              <w:numPr>
+                <w:ilvl w:val="0"/>
+                <w:numId w:val="7"/>
+              </w:numPr>
               <w:kinsoku/>
               <w:wordWrap/>
               <w:overflowPunct/>
@@ -4312,309 +5471,116 @@
               <w:bidi w:val="0"/>
               <w:adjustRightInd/>
               <w:snapToGrid/>
-              <w:spacing w:line="440" w:lineRule="exact"/>
-              <w:ind w:left="0" w:leftChars="0" w:right="0" w:rightChars="0" w:firstLine="0" w:firstLineChars="0"/>
+              <w:spacing w:line="360" w:lineRule="auto"/>
               <w:jc w:val="both"/>
               <w:textAlignment w:val="auto"/>
-              <w:outlineLvl w:val="9"/>
-              <w:rPr>
-                <w:rFonts w:hint="eastAsia" w:ascii="宋体" w:hAnsi="宋体" w:eastAsia="宋体" w:cs="宋体"/>
-                <w:b w:val="0"/>
-                <w:bCs w:val="0"/>
-                <w:sz w:val="21"/>
-                <w:szCs w:val="21"/>
-                <w:u w:val="single"/>
-              </w:rPr>
-            </w:pPr>
-            <w:r>
-              <w:rPr>
-                <w:rFonts w:hint="eastAsia" w:ascii="宋体" w:hAnsi="宋体" w:eastAsia="宋体" w:cs="宋体"/>
-                <w:b w:val="0"/>
-                <w:bCs w:val="0"/>
-                <w:sz w:val="21"/>
-                <w:szCs w:val="21"/>
-              </w:rPr>
-              <w:t>3.注意</w:t>
-            </w:r>
-            <w:r>
-              <w:rPr>
-                <w:rFonts w:hint="eastAsia" w:ascii="宋体" w:hAnsi="宋体" w:eastAsia="宋体" w:cs="宋体"/>
-                <w:b w:val="0"/>
-                <w:bCs w:val="0"/>
-                <w:sz w:val="21"/>
-                <w:szCs w:val="21"/>
-                <w:u w:val="single"/>
-              </w:rPr>
-              <w:t xml:space="preserve">                              </w:t>
-            </w:r>
-          </w:p>
-          <w:p/>
-          <w:p/>
-          <w:p/>
-          <w:p/>
-          <w:p/>
-          <w:p/>
-          <w:p/>
-          <w:p/>
-          <w:p/>
-          <w:p/>
-          <w:p/>
-          <w:p/>
+              <w:rPr>
+                <w:rFonts w:hint="eastAsia" w:ascii="宋体" w:hAnsi="宋体" w:eastAsia="宋体" w:cs="宋体"/>
+                <w:b w:val="0"/>
+                <w:bCs w:val="0"/>
+                <w:sz w:val="21"/>
+                <w:szCs w:val="21"/>
+              </w:rPr>
+            </w:pPr>
+            <w:r>
+              <w:rPr>
+                <w:rFonts w:hint="eastAsia" w:ascii="宋体" w:hAnsi="宋体" w:eastAsia="宋体" w:cs="宋体"/>
+                <w:b w:val="0"/>
+                <w:bCs w:val="0"/>
+                <w:sz w:val="21"/>
+                <w:szCs w:val="21"/>
+              </w:rPr>
+              <w:t>计算缺页率时，</w:t>
+            </w:r>
+            <w:r>
+              <w:rPr>
+                <w:rFonts w:hint="eastAsia" w:ascii="宋体" w:hAnsi="宋体" w:eastAsia="宋体" w:cs="宋体"/>
+                <w:b w:val="0"/>
+                <w:bCs w:val="0"/>
+                <w:sz w:val="21"/>
+                <w:szCs w:val="21"/>
+                <w:lang w:val="en-US" w:eastAsia="zh-CN"/>
+              </w:rPr>
+              <w:t>需使用fixed和setprecision函数控制浮点数输出格式</w:t>
+            </w:r>
+            <w:r>
+              <w:rPr>
+                <w:rFonts w:hint="eastAsia" w:ascii="宋体" w:hAnsi="宋体" w:eastAsia="宋体" w:cs="宋体"/>
+                <w:b w:val="0"/>
+                <w:bCs w:val="0"/>
+                <w:sz w:val="21"/>
+                <w:szCs w:val="21"/>
+                <w:lang w:eastAsia="zh-CN"/>
+              </w:rPr>
+              <w:t>。</w:t>
+            </w:r>
+          </w:p>
+          <w:p>
+            <w:pPr>
+              <w:keepNext w:val="0"/>
+              <w:keepLines w:val="0"/>
+              <w:pageBreakBefore w:val="0"/>
+              <w:widowControl w:val="0"/>
+              <w:numPr>
+                <w:ilvl w:val="0"/>
+                <w:numId w:val="7"/>
+              </w:numPr>
+              <w:kinsoku/>
+              <w:wordWrap/>
+              <w:overflowPunct/>
+              <w:topLinePunct w:val="0"/>
+              <w:autoSpaceDE/>
+              <w:autoSpaceDN/>
+              <w:bidi w:val="0"/>
+              <w:adjustRightInd/>
+              <w:snapToGrid/>
+              <w:spacing w:after="157" w:afterLines="50" w:line="360" w:lineRule="auto"/>
+              <w:jc w:val="both"/>
+              <w:textAlignment w:val="auto"/>
+              <w:rPr>
+                <w:rFonts w:hint="eastAsia" w:ascii="宋体" w:hAnsi="宋体" w:eastAsia="宋体" w:cs="宋体"/>
+                <w:b w:val="0"/>
+                <w:bCs w:val="0"/>
+                <w:sz w:val="21"/>
+                <w:szCs w:val="21"/>
+              </w:rPr>
+            </w:pPr>
+            <w:r>
+              <w:rPr>
+                <w:rFonts w:hint="eastAsia" w:ascii="宋体" w:hAnsi="宋体" w:eastAsia="宋体" w:cs="宋体"/>
+                <w:b w:val="0"/>
+                <w:bCs w:val="0"/>
+                <w:sz w:val="21"/>
+                <w:szCs w:val="21"/>
+                <w:lang w:val="en-US" w:eastAsia="zh-CN"/>
+              </w:rPr>
+              <w:t>指针变量</w:t>
+            </w:r>
+            <w:r>
+              <w:rPr>
+                <w:rFonts w:hint="eastAsia" w:ascii="宋体" w:hAnsi="宋体" w:eastAsia="宋体" w:cs="宋体"/>
+                <w:b w:val="0"/>
+                <w:bCs w:val="0"/>
+                <w:sz w:val="21"/>
+                <w:szCs w:val="21"/>
+              </w:rPr>
+              <w:t>nextReplace的自增必须与capacity取模，防止数组越界</w:t>
+            </w:r>
+            <w:r>
+              <w:rPr>
+                <w:rFonts w:hint="eastAsia" w:ascii="宋体" w:hAnsi="宋体" w:eastAsia="宋体" w:cs="宋体"/>
+                <w:b w:val="0"/>
+                <w:bCs w:val="0"/>
+                <w:sz w:val="21"/>
+                <w:szCs w:val="21"/>
+                <w:lang w:eastAsia="zh-CN"/>
+              </w:rPr>
+              <w:t>。</w:t>
+            </w:r>
+          </w:p>
         </w:tc>
       </w:tr>
     </w:tbl>
-    <w:p>
-      <w:pPr>
-        <w:jc w:val="center"/>
-        <w:rPr>
-          <w:rFonts w:hint="eastAsia" w:ascii="黑体" w:hAnsi="黑体" w:eastAsia="黑体" w:cs="黑体"/>
-          <w:b/>
-          <w:bCs/>
-          <w:sz w:val="44"/>
-          <w:szCs w:val="44"/>
-          <w:lang w:eastAsia="zh-CN"/>
-        </w:rPr>
-      </w:pPr>
-      <w:r>
-        <w:rPr>
-          <w:rFonts w:hint="eastAsia" w:ascii="黑体" w:hAnsi="黑体" w:eastAsia="黑体" w:cs="黑体"/>
-          <w:b/>
-          <w:bCs/>
-          <w:sz w:val="44"/>
-          <w:szCs w:val="44"/>
-          <w:lang w:eastAsia="zh-CN"/>
-        </w:rPr>
-        <w:t>（相关补充附表，从此处开始粘贴）</w:t>
-      </w:r>
-    </w:p>
-    <w:p>
-      <w:pPr>
-        <w:rPr>
-          <w:rFonts w:hint="eastAsia" w:ascii="黑体" w:hAnsi="黑体" w:eastAsia="黑体" w:cs="黑体"/>
-          <w:b/>
-          <w:bCs/>
-          <w:sz w:val="44"/>
-          <w:szCs w:val="44"/>
-          <w:lang w:eastAsia="zh-CN"/>
-        </w:rPr>
-      </w:pPr>
-    </w:p>
-    <w:p>
-      <w:pPr>
-        <w:rPr>
-          <w:rFonts w:hint="eastAsia" w:ascii="黑体" w:hAnsi="黑体" w:eastAsia="黑体" w:cs="黑体"/>
-          <w:b/>
-          <w:bCs/>
-          <w:sz w:val="44"/>
-          <w:szCs w:val="44"/>
-          <w:lang w:eastAsia="zh-CN"/>
-        </w:rPr>
-      </w:pPr>
-    </w:p>
-    <w:p>
-      <w:pPr>
-        <w:rPr>
-          <w:rFonts w:hint="eastAsia" w:ascii="黑体" w:hAnsi="黑体" w:eastAsia="黑体" w:cs="黑体"/>
-          <w:b/>
-          <w:bCs/>
-          <w:sz w:val="44"/>
-          <w:szCs w:val="44"/>
-          <w:lang w:eastAsia="zh-CN"/>
-        </w:rPr>
-      </w:pPr>
-    </w:p>
-    <w:p>
-      <w:pPr>
-        <w:rPr>
-          <w:rFonts w:hint="eastAsia" w:ascii="黑体" w:hAnsi="黑体" w:eastAsia="黑体" w:cs="黑体"/>
-          <w:b/>
-          <w:bCs/>
-          <w:sz w:val="44"/>
-          <w:szCs w:val="44"/>
-          <w:lang w:eastAsia="zh-CN"/>
-        </w:rPr>
-      </w:pPr>
-    </w:p>
-    <w:p>
-      <w:pPr>
-        <w:rPr>
-          <w:rFonts w:hint="eastAsia" w:ascii="黑体" w:hAnsi="黑体" w:eastAsia="黑体" w:cs="黑体"/>
-          <w:b/>
-          <w:bCs/>
-          <w:sz w:val="44"/>
-          <w:szCs w:val="44"/>
-          <w:lang w:eastAsia="zh-CN"/>
-        </w:rPr>
-      </w:pPr>
-    </w:p>
-    <w:p>
-      <w:pPr>
-        <w:rPr>
-          <w:rFonts w:hint="eastAsia" w:ascii="黑体" w:hAnsi="黑体" w:eastAsia="黑体" w:cs="黑体"/>
-          <w:b/>
-          <w:bCs/>
-          <w:sz w:val="44"/>
-          <w:szCs w:val="44"/>
-          <w:lang w:eastAsia="zh-CN"/>
-        </w:rPr>
-      </w:pPr>
-    </w:p>
-    <w:p>
-      <w:pPr>
-        <w:rPr>
-          <w:rFonts w:hint="eastAsia" w:ascii="黑体" w:hAnsi="黑体" w:eastAsia="黑体" w:cs="黑体"/>
-          <w:b/>
-          <w:bCs/>
-          <w:sz w:val="44"/>
-          <w:szCs w:val="44"/>
-          <w:lang w:eastAsia="zh-CN"/>
-        </w:rPr>
-      </w:pPr>
-    </w:p>
-    <w:p>
-      <w:pPr>
-        <w:rPr>
-          <w:rFonts w:hint="eastAsia" w:ascii="黑体" w:hAnsi="黑体" w:eastAsia="黑体" w:cs="黑体"/>
-          <w:b/>
-          <w:bCs/>
-          <w:sz w:val="44"/>
-          <w:szCs w:val="44"/>
-          <w:lang w:eastAsia="zh-CN"/>
-        </w:rPr>
-      </w:pPr>
-    </w:p>
-    <w:p>
-      <w:pPr>
-        <w:rPr>
-          <w:rFonts w:hint="eastAsia" w:ascii="黑体" w:hAnsi="黑体" w:eastAsia="黑体" w:cs="黑体"/>
-          <w:b/>
-          <w:bCs/>
-          <w:sz w:val="44"/>
-          <w:szCs w:val="44"/>
-          <w:lang w:eastAsia="zh-CN"/>
-        </w:rPr>
-      </w:pPr>
-    </w:p>
-    <w:p>
-      <w:pPr>
-        <w:rPr>
-          <w:rFonts w:hint="eastAsia" w:ascii="黑体" w:hAnsi="黑体" w:eastAsia="黑体" w:cs="黑体"/>
-          <w:b/>
-          <w:bCs/>
-          <w:sz w:val="44"/>
-          <w:szCs w:val="44"/>
-          <w:lang w:eastAsia="zh-CN"/>
-        </w:rPr>
-      </w:pPr>
-    </w:p>
-    <w:p>
-      <w:pPr>
-        <w:rPr>
-          <w:rFonts w:hint="eastAsia" w:ascii="黑体" w:hAnsi="黑体" w:eastAsia="黑体" w:cs="黑体"/>
-          <w:b/>
-          <w:bCs/>
-          <w:sz w:val="44"/>
-          <w:szCs w:val="44"/>
-          <w:lang w:eastAsia="zh-CN"/>
-        </w:rPr>
-      </w:pPr>
-    </w:p>
-    <w:p>
-      <w:pPr>
-        <w:rPr>
-          <w:rFonts w:hint="eastAsia" w:ascii="黑体" w:hAnsi="黑体" w:eastAsia="黑体" w:cs="黑体"/>
-          <w:b/>
-          <w:bCs/>
-          <w:sz w:val="44"/>
-          <w:szCs w:val="44"/>
-          <w:lang w:eastAsia="zh-CN"/>
-        </w:rPr>
-      </w:pPr>
-    </w:p>
-    <w:p>
-      <w:pPr>
-        <w:rPr>
-          <w:rFonts w:hint="eastAsia" w:ascii="黑体" w:hAnsi="黑体" w:eastAsia="黑体" w:cs="黑体"/>
-          <w:b/>
-          <w:bCs/>
-          <w:sz w:val="44"/>
-          <w:szCs w:val="44"/>
-          <w:lang w:eastAsia="zh-CN"/>
-        </w:rPr>
-      </w:pPr>
-    </w:p>
-    <w:p>
-      <w:pPr>
-        <w:rPr>
-          <w:rFonts w:hint="eastAsia" w:ascii="黑体" w:hAnsi="黑体" w:eastAsia="黑体" w:cs="黑体"/>
-          <w:b/>
-          <w:bCs/>
-          <w:sz w:val="44"/>
-          <w:szCs w:val="44"/>
-          <w:lang w:eastAsia="zh-CN"/>
-        </w:rPr>
-      </w:pPr>
-    </w:p>
-    <w:p>
-      <w:pPr>
-        <w:rPr>
-          <w:rFonts w:hint="eastAsia" w:ascii="黑体" w:hAnsi="黑体" w:eastAsia="黑体" w:cs="黑体"/>
-          <w:b/>
-          <w:bCs/>
-          <w:sz w:val="44"/>
-          <w:szCs w:val="44"/>
-          <w:lang w:eastAsia="zh-CN"/>
-        </w:rPr>
-      </w:pPr>
-    </w:p>
-    <w:p>
-      <w:pPr>
-        <w:rPr>
-          <w:rFonts w:hint="eastAsia" w:ascii="黑体" w:hAnsi="黑体" w:eastAsia="黑体" w:cs="黑体"/>
-          <w:b/>
-          <w:bCs/>
-          <w:sz w:val="44"/>
-          <w:szCs w:val="44"/>
-          <w:lang w:eastAsia="zh-CN"/>
-        </w:rPr>
-      </w:pPr>
-    </w:p>
-    <w:p>
-      <w:pPr>
-        <w:rPr>
-          <w:rFonts w:hint="eastAsia" w:ascii="黑体" w:hAnsi="黑体" w:eastAsia="黑体" w:cs="黑体"/>
-          <w:b/>
-          <w:bCs/>
-          <w:sz w:val="44"/>
-          <w:szCs w:val="44"/>
-          <w:lang w:eastAsia="zh-CN"/>
-        </w:rPr>
-      </w:pPr>
-    </w:p>
-    <w:p>
-      <w:pPr>
-        <w:rPr>
-          <w:rFonts w:hint="eastAsia" w:ascii="黑体" w:hAnsi="黑体" w:eastAsia="黑体" w:cs="黑体"/>
-          <w:b/>
-          <w:bCs/>
-          <w:sz w:val="44"/>
-          <w:szCs w:val="44"/>
-          <w:lang w:eastAsia="zh-CN"/>
-        </w:rPr>
-      </w:pPr>
-    </w:p>
-    <w:p>
-      <w:pPr>
-        <w:rPr>
-          <w:rFonts w:hint="eastAsia" w:ascii="黑体" w:hAnsi="黑体" w:eastAsia="黑体" w:cs="黑体"/>
-          <w:b/>
-          <w:bCs/>
-          <w:sz w:val="44"/>
-          <w:szCs w:val="44"/>
-          <w:lang w:eastAsia="zh-CN"/>
-        </w:rPr>
-      </w:pPr>
-    </w:p>
     <w:p>
       <w:pPr>
         <w:rPr>
@@ -4825,6 +5791,67 @@
 <file path=word/numbering.xml><?xml version="1.0" encoding="utf-8"?>
 <w:numbering xmlns:wpc="http://schemas.microsoft.com/office/word/2010/wordprocessingCanvas" xmlns:mc="http://schemas.openxmlformats.org/markup-compatibility/2006" xmlns:o="urn:schemas-microsoft-com:office:office" xmlns:r="http://schemas.openxmlformats.org/officeDocument/2006/relationships" xmlns:m="http://schemas.openxmlformats.org/officeDocument/2006/math" xmlns:v="urn:schemas-microsoft-com:vml" xmlns:wp14="http://schemas.microsoft.com/office/word/2010/wordprocessingDrawing" xmlns:wp="http://schemas.openxmlformats.org/drawingml/2006/wordprocessingDrawing" xmlns:w10="urn:schemas-microsoft-com:office:word" xmlns:w="http://schemas.openxmlformats.org/wordprocessingml/2006/main" xmlns:w14="http://schemas.microsoft.com/office/word/2010/wordml" xmlns:wpg="http://schemas.microsoft.com/office/word/2010/wordprocessingGroup" xmlns:wpi="http://schemas.microsoft.com/office/word/2010/wordprocessingInk" xmlns:wne="http://schemas.microsoft.com/office/word/2006/wordml" xmlns:wps="http://schemas.microsoft.com/office/word/2010/wordprocessingShape" xmlns:wpsCustomData="http://www.wps.cn/officeDocument/2013/wpsCustomData" mc:Ignorable="w14 wp14">
   <w:abstractNum w:abstractNumId="0">
+    <w:nsid w:val="BCCCB0E0"/>
+    <w:multiLevelType w:val="singleLevel"/>
+    <w:tmpl w:val="BCCCB0E0"/>
+    <w:lvl w:ilvl="0" w:tentative="0">
+      <w:start w:val="1"/>
+      <w:numFmt w:val="chineseCounting"/>
+      <w:suff w:val="nothing"/>
+      <w:lvlText w:val="%1、"/>
+      <w:lvlJc w:val="left"/>
+      <w:rPr>
+        <w:rFonts w:hint="eastAsia"/>
+      </w:rPr>
+    </w:lvl>
+  </w:abstractNum>
+  <w:abstractNum w:abstractNumId="1">
+    <w:nsid w:val="E1BCB18A"/>
+    <w:multiLevelType w:val="singleLevel"/>
+    <w:tmpl w:val="E1BCB18A"/>
+    <w:lvl w:ilvl="0" w:tentative="0">
+      <w:start w:val="1"/>
+      <w:numFmt w:val="decimal"/>
+      <w:suff w:val="nothing"/>
+      <w:lvlText w:val="%1、"/>
+      <w:lvlJc w:val="left"/>
+      <w:rPr>
+        <w:rFonts w:hint="default"/>
+        <w:sz w:val="21"/>
+        <w:szCs w:val="21"/>
+      </w:rPr>
+    </w:lvl>
+  </w:abstractNum>
+  <w:abstractNum w:abstractNumId="2">
+    <w:nsid w:val="F252674B"/>
+    <w:multiLevelType w:val="singleLevel"/>
+    <w:tmpl w:val="F252674B"/>
+    <w:lvl w:ilvl="0" w:tentative="0">
+      <w:start w:val="1"/>
+      <w:numFmt w:val="decimal"/>
+      <w:suff w:val="nothing"/>
+      <w:lvlText w:val="%1、"/>
+      <w:lvlJc w:val="left"/>
+      <w:rPr>
+        <w:rFonts w:hint="default"/>
+        <w:sz w:val="21"/>
+        <w:szCs w:val="21"/>
+      </w:rPr>
+    </w:lvl>
+  </w:abstractNum>
+  <w:abstractNum w:abstractNumId="3">
+    <w:nsid w:val="2F9ACAD8"/>
+    <w:multiLevelType w:val="singleLevel"/>
+    <w:tmpl w:val="2F9ACAD8"/>
+    <w:lvl w:ilvl="0" w:tentative="0">
+      <w:start w:val="1"/>
+      <w:numFmt w:val="decimal"/>
+      <w:suff w:val="space"/>
+      <w:lvlText w:val="%1、"/>
+      <w:lvlJc w:val="left"/>
+    </w:lvl>
+  </w:abstractNum>
+  <w:abstractNum w:abstractNumId="4">
     <w:nsid w:val="55C07F2D"/>
     <w:multiLevelType w:val="singleLevel"/>
     <w:tmpl w:val="55C07F2D"/>
@@ -4834,9 +5861,14 @@
       <w:suff w:val="nothing"/>
       <w:lvlText w:val="%1、"/>
       <w:lvlJc w:val="left"/>
+      <w:rPr>
+        <w:rFonts w:hint="eastAsia"/>
+        <w:sz w:val="28"/>
+        <w:szCs w:val="28"/>
+      </w:rPr>
     </w:lvl>
   </w:abstractNum>
-  <w:abstractNum w:abstractNumId="1">
+  <w:abstractNum w:abstractNumId="5">
     <w:nsid w:val="57F86FA8"/>
     <w:multiLevelType w:val="singleLevel"/>
     <w:tmpl w:val="57F86FA8"/>
@@ -4848,11 +5880,43 @@
       <w:lvlJc w:val="left"/>
     </w:lvl>
   </w:abstractNum>
+  <w:abstractNum w:abstractNumId="6">
+    <w:nsid w:val="774E3C28"/>
+    <w:multiLevelType w:val="singleLevel"/>
+    <w:tmpl w:val="774E3C28"/>
+    <w:lvl w:ilvl="0" w:tentative="0">
+      <w:start w:val="1"/>
+      <w:numFmt w:val="decimal"/>
+      <w:suff w:val="nothing"/>
+      <w:lvlText w:val="%1、"/>
+      <w:lvlJc w:val="left"/>
+      <w:rPr>
+        <w:rFonts w:hint="default"/>
+        <w:sz w:val="21"/>
+        <w:szCs w:val="21"/>
+      </w:rPr>
+    </w:lvl>
+  </w:abstractNum>
   <w:num w:numId="1">
     <w:abstractNumId w:val="0"/>
   </w:num>
   <w:num w:numId="2">
+    <w:abstractNumId w:val="5"/>
+  </w:num>
+  <w:num w:numId="3">
+    <w:abstractNumId w:val="4"/>
+  </w:num>
+  <w:num w:numId="4">
+    <w:abstractNumId w:val="3"/>
+  </w:num>
+  <w:num w:numId="5">
     <w:abstractNumId w:val="1"/>
+  </w:num>
+  <w:num w:numId="6">
+    <w:abstractNumId w:val="2"/>
+  </w:num>
+  <w:num w:numId="7">
+    <w:abstractNumId w:val="6"/>
   </w:num>
 </w:numbering>
 </file>
@@ -5234,6 +6298,15 @@
     </w:tblPr>
   </w:style>
   <w:style w:type="character" w:styleId="8">
+    <w:name w:val="Emphasis"/>
+    <w:basedOn w:val="7"/>
+    <w:qFormat/>
+    <w:uiPriority w:val="0"/>
+    <w:rPr>
+      <w:i/>
+    </w:rPr>
+  </w:style>
+  <w:style w:type="character" w:styleId="9">
     <w:name w:val="HTML Code"/>
     <w:basedOn w:val="7"/>
     <w:qFormat/>
